--- a/PROJECTO CNECTA LUREFRAMULO.docx
+++ b/PROJECTO CNECTA LUREFRAMULO.docx
@@ -32,7 +32,7 @@
                     <pic:cNvPicPr/>
                   </pic:nvPicPr>
                   <pic:blipFill>
-                    <a:blip r:embed="rId7" cstate="print">
+                    <a:blip r:embed="rId8" cstate="print">
                       <a:extLst>
                         <a:ext uri="{28A0092B-C50C-407E-A947-70E740481C1C}">
                           <a14:useLocalDpi xmlns:a14="http://schemas.microsoft.com/office/drawing/2010/main" val="0"/>
@@ -572,73 +572,7 @@
           <w:szCs w:val="24"/>
           <w:lang w:eastAsia="pt-BR"/>
         </w:rPr>
-        <w:t xml:space="preserve">Instituto Técnico Privado de Saúde </w:t>
-      </w:r>
-      <w:proofErr w:type="spellStart"/>
-      <w:r>
-        <w:rPr>
-          <w:rFonts w:ascii="Times New Roman" w:eastAsia="Times New Roman" w:hAnsi="Times New Roman" w:cs="Times New Roman"/>
-          <w:bCs/>
-          <w:sz w:val="20"/>
-          <w:szCs w:val="24"/>
-          <w:lang w:eastAsia="pt-BR"/>
-        </w:rPr>
-        <w:t>Lureframulu</w:t>
-      </w:r>
-      <w:proofErr w:type="spellEnd"/>
-      <w:r>
-        <w:rPr>
-          <w:rFonts w:ascii="Times New Roman" w:eastAsia="Times New Roman" w:hAnsi="Times New Roman" w:cs="Times New Roman"/>
-          <w:bCs/>
-          <w:sz w:val="20"/>
-          <w:szCs w:val="24"/>
-          <w:lang w:eastAsia="pt-BR"/>
-        </w:rPr>
-        <w:t xml:space="preserve"> &amp; </w:t>
-      </w:r>
-      <w:proofErr w:type="spellStart"/>
-      <w:r>
-        <w:rPr>
-          <w:rFonts w:ascii="Times New Roman" w:eastAsia="Times New Roman" w:hAnsi="Times New Roman" w:cs="Times New Roman"/>
-          <w:bCs/>
-          <w:sz w:val="20"/>
-          <w:szCs w:val="24"/>
-          <w:lang w:eastAsia="pt-BR"/>
-        </w:rPr>
-        <w:t>Precimuel</w:t>
-      </w:r>
-      <w:proofErr w:type="spellEnd"/>
-      <w:r>
-        <w:rPr>
-          <w:rFonts w:ascii="Times New Roman" w:eastAsia="Times New Roman" w:hAnsi="Times New Roman" w:cs="Times New Roman"/>
-          <w:bCs/>
-          <w:sz w:val="20"/>
-          <w:szCs w:val="24"/>
-          <w:lang w:eastAsia="pt-BR"/>
-        </w:rPr>
-        <w:t xml:space="preserve">, </w:t>
-      </w:r>
-      <w:proofErr w:type="spellStart"/>
-      <w:r>
-        <w:rPr>
-          <w:rFonts w:ascii="Times New Roman" w:eastAsia="Times New Roman" w:hAnsi="Times New Roman" w:cs="Times New Roman"/>
-          <w:bCs/>
-          <w:sz w:val="20"/>
-          <w:szCs w:val="24"/>
-          <w:lang w:eastAsia="pt-BR"/>
-        </w:rPr>
-        <w:t>Lda</w:t>
-      </w:r>
-      <w:proofErr w:type="spellEnd"/>
-      <w:r>
-        <w:rPr>
-          <w:rFonts w:ascii="Times New Roman" w:eastAsia="Times New Roman" w:hAnsi="Times New Roman" w:cs="Times New Roman"/>
-          <w:bCs/>
-          <w:sz w:val="20"/>
-          <w:szCs w:val="24"/>
-          <w:lang w:eastAsia="pt-BR"/>
-        </w:rPr>
-        <w:t>.</w:t>
+        <w:t>Instituto Técnico Privado de Saúde Lureframulu &amp; Precimuel, Lda.</w:t>
       </w:r>
     </w:p>
     <w:p>
@@ -680,9 +614,8 @@
           <w:szCs w:val="24"/>
           <w:lang w:eastAsia="pt-BR"/>
         </w:rPr>
-        <w:t xml:space="preserve">António </w:t>
-      </w:r>
-      <w:proofErr w:type="spellStart"/>
+        <w:t xml:space="preserve">António Chanape </w:t>
+      </w:r>
       <w:r>
         <w:rPr>
           <w:rFonts w:ascii="Times New Roman" w:eastAsia="Times New Roman" w:hAnsi="Times New Roman" w:cs="Times New Roman"/>
@@ -691,40 +624,7 @@
           <w:szCs w:val="24"/>
           <w:lang w:eastAsia="pt-BR"/>
         </w:rPr>
-        <w:t>Chanape</w:t>
-      </w:r>
-      <w:proofErr w:type="spellEnd"/>
-      <w:r>
-        <w:rPr>
-          <w:rFonts w:ascii="Times New Roman" w:eastAsia="Times New Roman" w:hAnsi="Times New Roman" w:cs="Times New Roman"/>
-          <w:bCs/>
-          <w:sz w:val="20"/>
-          <w:szCs w:val="24"/>
-          <w:lang w:eastAsia="pt-BR"/>
-        </w:rPr>
-        <w:t xml:space="preserve"> </w:t>
-      </w:r>
-      <w:proofErr w:type="spellStart"/>
-      <w:r>
-        <w:rPr>
-          <w:rFonts w:ascii="Times New Roman" w:eastAsia="Times New Roman" w:hAnsi="Times New Roman" w:cs="Times New Roman"/>
-          <w:bCs/>
-          <w:sz w:val="20"/>
-          <w:szCs w:val="24"/>
-          <w:lang w:eastAsia="pt-BR"/>
-        </w:rPr>
-        <w:t>Rodrino</w:t>
-      </w:r>
-      <w:proofErr w:type="spellEnd"/>
-      <w:r>
-        <w:rPr>
-          <w:rFonts w:ascii="Times New Roman" w:eastAsia="Times New Roman" w:hAnsi="Times New Roman" w:cs="Times New Roman"/>
-          <w:bCs/>
-          <w:sz w:val="20"/>
-          <w:szCs w:val="24"/>
-          <w:lang w:eastAsia="pt-BR"/>
-        </w:rPr>
-        <w:t xml:space="preserve"> Sabino</w:t>
+        <w:t>Rodrino Sabino</w:t>
       </w:r>
       <w:r>
         <w:rPr>
@@ -781,39 +681,8 @@
           <w:szCs w:val="24"/>
           <w:lang w:eastAsia="pt-BR"/>
         </w:rPr>
-        <w:t xml:space="preserve">Conecta </w:t>
-      </w:r>
-      <w:proofErr w:type="spellStart"/>
-      <w:r>
-        <w:rPr>
-          <w:rFonts w:ascii="Times New Roman" w:eastAsia="Times New Roman" w:hAnsi="Times New Roman" w:cs="Times New Roman"/>
-          <w:sz w:val="20"/>
-          <w:szCs w:val="24"/>
-          <w:lang w:eastAsia="pt-BR"/>
-        </w:rPr>
-        <w:t>Lureframulu</w:t>
-      </w:r>
-      <w:proofErr w:type="spellEnd"/>
-      <w:r>
-        <w:rPr>
-          <w:rFonts w:ascii="Times New Roman" w:eastAsia="Times New Roman" w:hAnsi="Times New Roman" w:cs="Times New Roman"/>
-          <w:sz w:val="20"/>
-          <w:szCs w:val="24"/>
-          <w:lang w:eastAsia="pt-BR"/>
-        </w:rPr>
-        <w:t xml:space="preserve"> &amp; </w:t>
-      </w:r>
-      <w:proofErr w:type="spellStart"/>
-      <w:r>
-        <w:rPr>
-          <w:rFonts w:ascii="Times New Roman" w:eastAsia="Times New Roman" w:hAnsi="Times New Roman" w:cs="Times New Roman"/>
-          <w:sz w:val="20"/>
-          <w:szCs w:val="24"/>
-          <w:lang w:eastAsia="pt-BR"/>
-        </w:rPr>
-        <w:t>Precimuel</w:t>
-      </w:r>
-      <w:proofErr w:type="spellEnd"/>
+        <w:t>Conecta Lureframulu &amp; Precimuel</w:t>
+      </w:r>
       <w:r>
         <w:rPr>
           <w:rFonts w:ascii="Times New Roman" w:eastAsia="Times New Roman" w:hAnsi="Times New Roman" w:cs="Times New Roman"/>
@@ -1232,60 +1101,22 @@
         </w:rPr>
         <w:tab/>
       </w:r>
-      <w:proofErr w:type="spellStart"/>
       <w:r>
         <w:rPr>
           <w:rFonts w:ascii="Times New Roman" w:hAnsi="Times New Roman" w:cs="Times New Roman"/>
           <w:i/>
           <w:sz w:val="24"/>
         </w:rPr>
-        <w:t>Projecto</w:t>
-      </w:r>
-      <w:proofErr w:type="spellEnd"/>
+        <w:t xml:space="preserve">Projecto </w:t>
+      </w:r>
       <w:r>
         <w:rPr>
           <w:rFonts w:ascii="Times New Roman" w:hAnsi="Times New Roman" w:cs="Times New Roman"/>
           <w:i/>
           <w:sz w:val="24"/>
         </w:rPr>
-        <w:t xml:space="preserve"> </w:t>
-      </w:r>
-      <w:r>
-        <w:rPr>
-          <w:rFonts w:ascii="Times New Roman" w:hAnsi="Times New Roman" w:cs="Times New Roman"/>
-          <w:i/>
-          <w:sz w:val="24"/>
-        </w:rPr>
-        <w:t xml:space="preserve">conecta </w:t>
-      </w:r>
-      <w:proofErr w:type="spellStart"/>
-      <w:r>
-        <w:rPr>
-          <w:rFonts w:ascii="Times New Roman" w:hAnsi="Times New Roman" w:cs="Times New Roman"/>
-          <w:i/>
-          <w:sz w:val="24"/>
-        </w:rPr>
-        <w:t>Lureframulo</w:t>
-      </w:r>
-      <w:proofErr w:type="spellEnd"/>
-      <w:r>
-        <w:rPr>
-          <w:rFonts w:ascii="Times New Roman" w:hAnsi="Times New Roman" w:cs="Times New Roman"/>
-          <w:i/>
-          <w:sz w:val="24"/>
-        </w:rPr>
-        <w:t xml:space="preserve"> &amp; </w:t>
-      </w:r>
-      <w:proofErr w:type="spellStart"/>
-      <w:r>
-        <w:rPr>
-          <w:rFonts w:ascii="Times New Roman" w:hAnsi="Times New Roman" w:cs="Times New Roman"/>
-          <w:i/>
-          <w:sz w:val="24"/>
-        </w:rPr>
-        <w:t>Precimuel</w:t>
-      </w:r>
-      <w:proofErr w:type="spellEnd"/>
+        <w:t>conecta Lureframulo &amp; Precimuel</w:t>
+      </w:r>
     </w:p>
     <w:p>
       <w:pPr>
@@ -1586,14 +1417,15 @@
     <w:p>
       <w:pPr>
         <w:spacing w:after="0" w:line="360" w:lineRule="auto"/>
+        <w:jc w:val="center"/>
         <w:outlineLvl w:val="0"/>
         <w:rPr>
           <w:rFonts w:ascii="Times New Roman" w:eastAsia="Times New Roman" w:hAnsi="Times New Roman" w:cs="Times New Roman"/>
           <w:b/>
           <w:bCs/>
           <w:kern w:val="36"/>
-          <w:sz w:val="48"/>
-          <w:szCs w:val="48"/>
+          <w:sz w:val="24"/>
+          <w:szCs w:val="24"/>
           <w:lang w:eastAsia="pt-BR"/>
         </w:rPr>
       </w:pPr>
@@ -1603,17 +1435,18 @@
           <w:b/>
           <w:bCs/>
           <w:kern w:val="36"/>
-          <w:sz w:val="48"/>
-          <w:szCs w:val="48"/>
+          <w:sz w:val="24"/>
+          <w:szCs w:val="24"/>
           <w:lang w:eastAsia="pt-BR"/>
         </w:rPr>
         <w:lastRenderedPageBreak/>
-        <w:t>Carta de Apresentação</w:t>
+        <w:t>CARTA DE APRESENTAÇÃO</w:t>
       </w:r>
     </w:p>
     <w:p>
       <w:pPr>
         <w:spacing w:after="100" w:afterAutospacing="1" w:line="360" w:lineRule="auto"/>
+        <w:ind w:left="2124"/>
         <w:jc w:val="both"/>
         <w:rPr>
           <w:rFonts w:ascii="Times New Roman" w:eastAsia="Times New Roman" w:hAnsi="Times New Roman" w:cs="Times New Roman"/>
@@ -1631,9 +1464,29 @@
           <w:szCs w:val="24"/>
           <w:lang w:eastAsia="pt-BR"/>
         </w:rPr>
-        <w:t xml:space="preserve">À Direção do Instituto Técnico Privado de Saúde </w:t>
-      </w:r>
-      <w:proofErr w:type="spellStart"/>
+        <w:t>À Direção do Instituto Técnico Privado de Saúde Lureframulu &amp; Precimuel, Lda.</w:t>
+      </w:r>
+    </w:p>
+    <w:p>
+      <w:pPr>
+        <w:spacing w:after="100" w:afterAutospacing="1" w:line="360" w:lineRule="auto"/>
+        <w:jc w:val="both"/>
+        <w:rPr>
+          <w:rFonts w:ascii="Times New Roman" w:eastAsia="Times New Roman" w:hAnsi="Times New Roman" w:cs="Times New Roman"/>
+          <w:sz w:val="24"/>
+          <w:szCs w:val="24"/>
+          <w:lang w:eastAsia="pt-BR"/>
+        </w:rPr>
+      </w:pPr>
+      <w:r>
+        <w:rPr>
+          <w:rFonts w:ascii="Times New Roman" w:eastAsia="Times New Roman" w:hAnsi="Times New Roman" w:cs="Times New Roman"/>
+          <w:sz w:val="24"/>
+          <w:szCs w:val="24"/>
+          <w:lang w:eastAsia="pt-BR"/>
+        </w:rPr>
+        <w:t xml:space="preserve">É com elevada consideração e profundo respeito pelo trabalho desenvolvido por esta instituição que apresento o </w:t>
+      </w:r>
       <w:r>
         <w:rPr>
           <w:rFonts w:ascii="Times New Roman" w:eastAsia="Times New Roman" w:hAnsi="Times New Roman" w:cs="Times New Roman"/>
@@ -1643,9 +1496,155 @@
           <w:szCs w:val="24"/>
           <w:lang w:eastAsia="pt-BR"/>
         </w:rPr>
-        <w:t>Lureframulu</w:t>
-      </w:r>
-      <w:proofErr w:type="spellEnd"/>
+        <w:t>Projeto Conecta Lureframulu &amp; Precimuel</w:t>
+      </w:r>
+      <w:r>
+        <w:rPr>
+          <w:rFonts w:ascii="Times New Roman" w:eastAsia="Times New Roman" w:hAnsi="Times New Roman" w:cs="Times New Roman"/>
+          <w:sz w:val="24"/>
+          <w:szCs w:val="24"/>
+          <w:lang w:eastAsia="pt-BR"/>
+        </w:rPr>
+        <w:t>, uma proposta concebida com o propósito de contribuir para o fortalecimento da presença institucional do Instituto através da criação de uma Plataforma Institucional Digital moderna, acessível e preparada para acompanhar a evolução das necessidades da comunidade académica.</w:t>
+      </w:r>
+    </w:p>
+    <w:p>
+      <w:pPr>
+        <w:spacing w:after="100" w:afterAutospacing="1" w:line="360" w:lineRule="auto"/>
+        <w:jc w:val="both"/>
+        <w:rPr>
+          <w:rFonts w:ascii="Times New Roman" w:eastAsia="Times New Roman" w:hAnsi="Times New Roman" w:cs="Times New Roman"/>
+          <w:sz w:val="24"/>
+          <w:szCs w:val="24"/>
+          <w:lang w:eastAsia="pt-BR"/>
+        </w:rPr>
+      </w:pPr>
+      <w:r>
+        <w:rPr>
+          <w:rFonts w:ascii="Times New Roman" w:eastAsia="Times New Roman" w:hAnsi="Times New Roman" w:cs="Times New Roman"/>
+          <w:sz w:val="24"/>
+          <w:szCs w:val="24"/>
+          <w:lang w:eastAsia="pt-BR"/>
+        </w:rPr>
+        <w:t>Ao longo da sua trajetória, o Instituto tem desempenhado um papel relevante na formação de profissionais e na promoção do ensino técnico na área da saúde, investindo continuamente na qualidade dos seus serviços e na aproximação com a comunidade. Esse compromisso representa uma base sólida sobre a qual novas iniciativas podem ser desenvolvidas, reforçando ainda mais a imagem, a credibilidade e o alcance da instituição.</w:t>
+      </w:r>
+    </w:p>
+    <w:p>
+      <w:pPr>
+        <w:spacing w:after="100" w:afterAutospacing="1" w:line="360" w:lineRule="auto"/>
+        <w:jc w:val="both"/>
+        <w:rPr>
+          <w:rFonts w:ascii="Times New Roman" w:eastAsia="Times New Roman" w:hAnsi="Times New Roman" w:cs="Times New Roman"/>
+          <w:sz w:val="24"/>
+          <w:szCs w:val="24"/>
+          <w:lang w:eastAsia="pt-BR"/>
+        </w:rPr>
+      </w:pPr>
+      <w:r>
+        <w:rPr>
+          <w:rFonts w:ascii="Times New Roman" w:eastAsia="Times New Roman" w:hAnsi="Times New Roman" w:cs="Times New Roman"/>
+          <w:sz w:val="24"/>
+          <w:szCs w:val="24"/>
+          <w:lang w:eastAsia="pt-BR"/>
+        </w:rPr>
+        <w:t>O Projeto Conecta Lureframulu &amp; Precimuel nasce como uma proposta de valorização institucional. Mais do que desenvolver uma plataforma digital, pretende criar um espaço oficial de comunicação, informação e interação, capaz de complementar os atuais meios de divulgação, fortalecer a identidade institucional e proporcionar uma experiência mais organizada e acessível para estudantes, encarregados de educação, colaboradores e parceiros.</w:t>
+      </w:r>
+    </w:p>
+    <w:p>
+      <w:pPr>
+        <w:spacing w:after="100" w:afterAutospacing="1" w:line="360" w:lineRule="auto"/>
+        <w:jc w:val="both"/>
+        <w:rPr>
+          <w:rFonts w:ascii="Times New Roman" w:eastAsia="Times New Roman" w:hAnsi="Times New Roman" w:cs="Times New Roman"/>
+          <w:sz w:val="24"/>
+          <w:szCs w:val="24"/>
+          <w:lang w:eastAsia="pt-BR"/>
+        </w:rPr>
+      </w:pPr>
+      <w:r>
+        <w:rPr>
+          <w:rFonts w:ascii="Times New Roman" w:eastAsia="Times New Roman" w:hAnsi="Times New Roman" w:cs="Times New Roman"/>
+          <w:sz w:val="24"/>
+          <w:szCs w:val="24"/>
+          <w:lang w:eastAsia="pt-BR"/>
+        </w:rPr>
+        <w:t>Esta proposta foi elaborada com uma visão estratégica de médio e longo prazo. Cada ideia aqui apresentada procura demonstrar que a transformação digital não representa uma mudança da missão do Instituto, mas uma oportunidade para ampliar a sua capacidade de comunicar, servir e crescer de forma sustentável.</w:t>
+      </w:r>
+    </w:p>
+    <w:p>
+      <w:pPr>
+        <w:spacing w:after="100" w:afterAutospacing="1" w:line="360" w:lineRule="auto"/>
+        <w:jc w:val="both"/>
+        <w:rPr>
+          <w:rFonts w:ascii="Times New Roman" w:eastAsia="Times New Roman" w:hAnsi="Times New Roman" w:cs="Times New Roman"/>
+          <w:sz w:val="24"/>
+          <w:szCs w:val="24"/>
+          <w:lang w:eastAsia="pt-BR"/>
+        </w:rPr>
+      </w:pPr>
+      <w:r>
+        <w:rPr>
+          <w:rFonts w:ascii="Times New Roman" w:eastAsia="Times New Roman" w:hAnsi="Times New Roman" w:cs="Times New Roman"/>
+          <w:sz w:val="24"/>
+          <w:szCs w:val="24"/>
+          <w:lang w:eastAsia="pt-BR"/>
+        </w:rPr>
+        <w:t>Espero que este documento possa contribuir para uma reflexão positiva sobre as oportunidades que a inovação oferece ao ensino e à gestão institucional, colocando-me à disposição para apresentar o protótipo desenvolvido, esclarecer quaisquer questões e colaborar na construção desta visão para o futuro do Instituto.</w:t>
+      </w:r>
+    </w:p>
+    <w:p>
+      <w:pPr>
+        <w:spacing w:line="360" w:lineRule="auto"/>
+        <w:rPr>
+          <w:rFonts w:ascii="Times New Roman" w:eastAsia="Times New Roman" w:hAnsi="Times New Roman" w:cs="Times New Roman"/>
+          <w:sz w:val="24"/>
+          <w:szCs w:val="24"/>
+          <w:lang w:eastAsia="pt-BR"/>
+        </w:rPr>
+      </w:pPr>
+      <w:r>
+        <w:rPr>
+          <w:rFonts w:ascii="Times New Roman" w:eastAsia="Times New Roman" w:hAnsi="Times New Roman" w:cs="Times New Roman"/>
+          <w:sz w:val="24"/>
+          <w:szCs w:val="24"/>
+          <w:lang w:eastAsia="pt-BR"/>
+        </w:rPr>
+        <w:br w:type="page"/>
+      </w:r>
+    </w:p>
+    <w:p>
+      <w:pPr>
+        <w:spacing w:after="100" w:afterAutospacing="1" w:line="360" w:lineRule="auto"/>
+        <w:jc w:val="both"/>
+        <w:rPr>
+          <w:rFonts w:ascii="Times New Roman" w:eastAsia="Times New Roman" w:hAnsi="Times New Roman" w:cs="Times New Roman"/>
+          <w:sz w:val="24"/>
+          <w:szCs w:val="24"/>
+          <w:lang w:eastAsia="pt-BR"/>
+        </w:rPr>
+      </w:pPr>
+      <w:r>
+        <w:rPr>
+          <w:rFonts w:ascii="Times New Roman" w:eastAsia="Times New Roman" w:hAnsi="Times New Roman" w:cs="Times New Roman"/>
+          <w:sz w:val="24"/>
+          <w:szCs w:val="24"/>
+          <w:lang w:eastAsia="pt-BR"/>
+        </w:rPr>
+        <w:lastRenderedPageBreak/>
+        <w:t>Com elevada consideração,</w:t>
+      </w:r>
+    </w:p>
+    <w:p>
+      <w:pPr>
+        <w:spacing w:after="100" w:afterAutospacing="1" w:line="360" w:lineRule="auto"/>
+        <w:jc w:val="both"/>
+        <w:rPr>
+          <w:rFonts w:ascii="Times New Roman" w:eastAsia="Times New Roman" w:hAnsi="Times New Roman" w:cs="Times New Roman"/>
+          <w:sz w:val="24"/>
+          <w:szCs w:val="24"/>
+          <w:lang w:eastAsia="pt-BR"/>
+        </w:rPr>
+      </w:pPr>
       <w:r>
         <w:rPr>
           <w:rFonts w:ascii="Times New Roman" w:eastAsia="Times New Roman" w:hAnsi="Times New Roman" w:cs="Times New Roman"/>
@@ -1655,377 +1654,3958 @@
           <w:szCs w:val="24"/>
           <w:lang w:eastAsia="pt-BR"/>
         </w:rPr>
-        <w:t xml:space="preserve"> &amp; </w:t>
-      </w:r>
-      <w:proofErr w:type="spellStart"/>
-      <w:r>
+        <w:t>António Sabino</w:t>
+      </w:r>
+    </w:p>
+    <w:p>
+      <w:pPr>
+        <w:spacing w:after="100" w:afterAutospacing="1" w:line="360" w:lineRule="auto"/>
+        <w:jc w:val="both"/>
         <w:rPr>
           <w:rFonts w:ascii="Times New Roman" w:eastAsia="Times New Roman" w:hAnsi="Times New Roman" w:cs="Times New Roman"/>
+          <w:sz w:val="24"/>
+          <w:szCs w:val="24"/>
+          <w:lang w:eastAsia="pt-BR"/>
+        </w:rPr>
+      </w:pPr>
+      <w:r>
+        <w:rPr>
+          <w:rFonts w:ascii="Times New Roman" w:eastAsia="Times New Roman" w:hAnsi="Times New Roman" w:cs="Times New Roman"/>
+          <w:sz w:val="24"/>
+          <w:szCs w:val="24"/>
+          <w:lang w:eastAsia="pt-BR"/>
+        </w:rPr>
+        <w:t>Estudante Finalista da 13.ª Classe – Curso Técnico de Informática</w:t>
+      </w:r>
+      <w:r>
+        <w:rPr>
+          <w:rFonts w:ascii="Times New Roman" w:eastAsia="Times New Roman" w:hAnsi="Times New Roman" w:cs="Times New Roman"/>
+          <w:sz w:val="24"/>
+          <w:szCs w:val="24"/>
+          <w:lang w:eastAsia="pt-BR"/>
+        </w:rPr>
+        <w:br/>
+        <w:t>Proponente do Projeto Conecta Lureframulu &amp; Precimuel</w:t>
+      </w:r>
+    </w:p>
+    <w:p>
+      <w:pPr>
+        <w:rPr>
+          <w:rFonts w:ascii="Times New Roman" w:hAnsi="Times New Roman" w:cs="Times New Roman"/>
+          <w:sz w:val="24"/>
+          <w:szCs w:val="24"/>
+        </w:rPr>
+      </w:pPr>
+      <w:r>
+        <w:rPr>
+          <w:rFonts w:ascii="Times New Roman" w:hAnsi="Times New Roman" w:cs="Times New Roman"/>
+          <w:sz w:val="24"/>
+          <w:szCs w:val="24"/>
+        </w:rPr>
+        <w:br w:type="page"/>
+      </w:r>
+    </w:p>
+    <w:p>
+      <w:pPr>
+        <w:spacing w:line="360" w:lineRule="auto"/>
+        <w:jc w:val="both"/>
+        <w:rPr>
+          <w:rFonts w:ascii="Times New Roman" w:hAnsi="Times New Roman" w:cs="Times New Roman"/>
           <w:b/>
-          <w:bCs/>
-          <w:sz w:val="24"/>
-          <w:szCs w:val="24"/>
-          <w:lang w:eastAsia="pt-BR"/>
-        </w:rPr>
-        <w:t>Precimuel</w:t>
-      </w:r>
-      <w:proofErr w:type="spellEnd"/>
-      <w:r>
-        <w:rPr>
-          <w:rFonts w:ascii="Times New Roman" w:eastAsia="Times New Roman" w:hAnsi="Times New Roman" w:cs="Times New Roman"/>
+          <w:sz w:val="24"/>
+          <w:szCs w:val="24"/>
+        </w:rPr>
+      </w:pPr>
+      <w:r>
+        <w:rPr>
+          <w:rFonts w:ascii="Times New Roman" w:hAnsi="Times New Roman" w:cs="Times New Roman"/>
           <w:b/>
-          <w:bCs/>
-          <w:sz w:val="24"/>
-          <w:szCs w:val="24"/>
-          <w:lang w:eastAsia="pt-BR"/>
-        </w:rPr>
-        <w:t xml:space="preserve">, </w:t>
-      </w:r>
-      <w:proofErr w:type="spellStart"/>
-      <w:r>
-        <w:rPr>
-          <w:rFonts w:ascii="Times New Roman" w:eastAsia="Times New Roman" w:hAnsi="Times New Roman" w:cs="Times New Roman"/>
-          <w:b/>
-          <w:bCs/>
-          <w:sz w:val="24"/>
-          <w:szCs w:val="24"/>
-          <w:lang w:eastAsia="pt-BR"/>
-        </w:rPr>
-        <w:t>Lda</w:t>
-      </w:r>
-      <w:proofErr w:type="spellEnd"/>
-      <w:r>
-        <w:rPr>
-          <w:rFonts w:ascii="Times New Roman" w:eastAsia="Times New Roman" w:hAnsi="Times New Roman" w:cs="Times New Roman"/>
-          <w:b/>
-          <w:bCs/>
-          <w:sz w:val="24"/>
-          <w:szCs w:val="24"/>
-          <w:lang w:eastAsia="pt-BR"/>
-        </w:rPr>
-        <w:t>.</w:t>
-      </w:r>
-    </w:p>
-    <w:p>
-      <w:pPr>
-        <w:spacing w:after="100" w:afterAutospacing="1" w:line="360" w:lineRule="auto"/>
-        <w:jc w:val="both"/>
-        <w:rPr>
-          <w:rFonts w:ascii="Times New Roman" w:eastAsia="Times New Roman" w:hAnsi="Times New Roman" w:cs="Times New Roman"/>
-          <w:sz w:val="24"/>
-          <w:szCs w:val="24"/>
-          <w:lang w:eastAsia="pt-BR"/>
-        </w:rPr>
-      </w:pPr>
-      <w:r>
-        <w:rPr>
-          <w:rFonts w:ascii="Times New Roman" w:eastAsia="Times New Roman" w:hAnsi="Times New Roman" w:cs="Times New Roman"/>
-          <w:sz w:val="24"/>
-          <w:szCs w:val="24"/>
-          <w:lang w:eastAsia="pt-BR"/>
-        </w:rPr>
-        <w:t xml:space="preserve">É com elevada consideração e profundo respeito pelo trabalho desenvolvido por esta instituição que apresento o </w:t>
-      </w:r>
-      <w:r>
-        <w:rPr>
-          <w:rFonts w:ascii="Times New Roman" w:eastAsia="Times New Roman" w:hAnsi="Times New Roman" w:cs="Times New Roman"/>
-          <w:b/>
-          <w:bCs/>
-          <w:sz w:val="24"/>
-          <w:szCs w:val="24"/>
-          <w:lang w:eastAsia="pt-BR"/>
-        </w:rPr>
-        <w:t xml:space="preserve">Projeto Conecta </w:t>
-      </w:r>
-      <w:proofErr w:type="spellStart"/>
-      <w:r>
-        <w:rPr>
-          <w:rFonts w:ascii="Times New Roman" w:eastAsia="Times New Roman" w:hAnsi="Times New Roman" w:cs="Times New Roman"/>
-          <w:b/>
-          <w:bCs/>
-          <w:sz w:val="24"/>
-          <w:szCs w:val="24"/>
-          <w:lang w:eastAsia="pt-BR"/>
-        </w:rPr>
-        <w:t>Lureframulu</w:t>
-      </w:r>
-      <w:proofErr w:type="spellEnd"/>
-      <w:r>
-        <w:rPr>
-          <w:rFonts w:ascii="Times New Roman" w:eastAsia="Times New Roman" w:hAnsi="Times New Roman" w:cs="Times New Roman"/>
-          <w:b/>
-          <w:bCs/>
-          <w:sz w:val="24"/>
-          <w:szCs w:val="24"/>
-          <w:lang w:eastAsia="pt-BR"/>
-        </w:rPr>
-        <w:t xml:space="preserve"> &amp; </w:t>
-      </w:r>
-      <w:proofErr w:type="spellStart"/>
-      <w:r>
-        <w:rPr>
-          <w:rFonts w:ascii="Times New Roman" w:eastAsia="Times New Roman" w:hAnsi="Times New Roman" w:cs="Times New Roman"/>
-          <w:b/>
-          <w:bCs/>
-          <w:sz w:val="24"/>
-          <w:szCs w:val="24"/>
-          <w:lang w:eastAsia="pt-BR"/>
-        </w:rPr>
-        <w:t>Precimuel</w:t>
-      </w:r>
-      <w:proofErr w:type="spellEnd"/>
-      <w:r>
-        <w:rPr>
-          <w:rFonts w:ascii="Times New Roman" w:eastAsia="Times New Roman" w:hAnsi="Times New Roman" w:cs="Times New Roman"/>
-          <w:sz w:val="24"/>
-          <w:szCs w:val="24"/>
-          <w:lang w:eastAsia="pt-BR"/>
-        </w:rPr>
-        <w:t>, uma proposta concebida com o propósito de contribuir para o fortalecimento da presença institucional do Instituto através da criação de uma Plataforma Institucional Digital moderna, acessível e preparada para acompanhar a evolução das necessidades da comunidade académica.</w:t>
-      </w:r>
-    </w:p>
-    <w:p>
-      <w:pPr>
-        <w:spacing w:after="100" w:afterAutospacing="1" w:line="360" w:lineRule="auto"/>
-        <w:jc w:val="both"/>
-        <w:rPr>
-          <w:rFonts w:ascii="Times New Roman" w:eastAsia="Times New Roman" w:hAnsi="Times New Roman" w:cs="Times New Roman"/>
-          <w:sz w:val="24"/>
-          <w:szCs w:val="24"/>
-          <w:lang w:eastAsia="pt-BR"/>
-        </w:rPr>
-      </w:pPr>
-      <w:r>
-        <w:rPr>
-          <w:rFonts w:ascii="Times New Roman" w:eastAsia="Times New Roman" w:hAnsi="Times New Roman" w:cs="Times New Roman"/>
-          <w:sz w:val="24"/>
-          <w:szCs w:val="24"/>
-          <w:lang w:eastAsia="pt-BR"/>
-        </w:rPr>
-        <w:t>Ao longo da sua trajetória, o Instituto tem desempenhado um papel relevante na formação de profissionais e na promoção do ensino técnico na área da saúde, investindo continuamente na qualidade dos seus serviços e na aproximação com a comunidade. Esse compromisso representa uma base sólida sobre a qual novas iniciativas podem ser desenvolvidas, reforçando ainda mais a imagem, a credibilidade e o alcance da instituição.</w:t>
-      </w:r>
-    </w:p>
-    <w:p>
-      <w:pPr>
-        <w:spacing w:after="100" w:afterAutospacing="1" w:line="360" w:lineRule="auto"/>
-        <w:jc w:val="both"/>
-        <w:rPr>
-          <w:rFonts w:ascii="Times New Roman" w:eastAsia="Times New Roman" w:hAnsi="Times New Roman" w:cs="Times New Roman"/>
-          <w:sz w:val="24"/>
-          <w:szCs w:val="24"/>
-          <w:lang w:eastAsia="pt-BR"/>
-        </w:rPr>
-      </w:pPr>
-      <w:r>
-        <w:rPr>
-          <w:rFonts w:ascii="Times New Roman" w:eastAsia="Times New Roman" w:hAnsi="Times New Roman" w:cs="Times New Roman"/>
-          <w:sz w:val="24"/>
-          <w:szCs w:val="24"/>
-          <w:lang w:eastAsia="pt-BR"/>
-        </w:rPr>
-        <w:t xml:space="preserve">O Projeto Conecta </w:t>
-      </w:r>
-      <w:proofErr w:type="spellStart"/>
-      <w:r>
-        <w:rPr>
-          <w:rFonts w:ascii="Times New Roman" w:eastAsia="Times New Roman" w:hAnsi="Times New Roman" w:cs="Times New Roman"/>
-          <w:sz w:val="24"/>
-          <w:szCs w:val="24"/>
-          <w:lang w:eastAsia="pt-BR"/>
-        </w:rPr>
-        <w:t>Lureframulu</w:t>
-      </w:r>
-      <w:proofErr w:type="spellEnd"/>
-      <w:r>
-        <w:rPr>
-          <w:rFonts w:ascii="Times New Roman" w:eastAsia="Times New Roman" w:hAnsi="Times New Roman" w:cs="Times New Roman"/>
-          <w:sz w:val="24"/>
-          <w:szCs w:val="24"/>
-          <w:lang w:eastAsia="pt-BR"/>
-        </w:rPr>
-        <w:t xml:space="preserve"> &amp; </w:t>
-      </w:r>
-      <w:proofErr w:type="spellStart"/>
-      <w:r>
-        <w:rPr>
-          <w:rFonts w:ascii="Times New Roman" w:eastAsia="Times New Roman" w:hAnsi="Times New Roman" w:cs="Times New Roman"/>
-          <w:sz w:val="24"/>
-          <w:szCs w:val="24"/>
-          <w:lang w:eastAsia="pt-BR"/>
-        </w:rPr>
-        <w:t>Precimuel</w:t>
-      </w:r>
-      <w:proofErr w:type="spellEnd"/>
-      <w:r>
-        <w:rPr>
-          <w:rFonts w:ascii="Times New Roman" w:eastAsia="Times New Roman" w:hAnsi="Times New Roman" w:cs="Times New Roman"/>
-          <w:sz w:val="24"/>
-          <w:szCs w:val="24"/>
-          <w:lang w:eastAsia="pt-BR"/>
-        </w:rPr>
-        <w:t xml:space="preserve"> nasce como uma proposta de valorização institucional. Mais do que desenvolver uma plataforma digital, pretende criar um espaço oficial de comunicação, informação e interação, capaz de complementar os atuais meios de divulgação, fortalecer a identidade institucional e proporcionar uma experiência mais organizada e acessível para estudantes, encarregados de educação, colaboradores e parceiros.</w:t>
-      </w:r>
-    </w:p>
-    <w:p>
-      <w:pPr>
-        <w:spacing w:after="100" w:afterAutospacing="1" w:line="360" w:lineRule="auto"/>
-        <w:jc w:val="both"/>
-        <w:rPr>
-          <w:rFonts w:ascii="Times New Roman" w:eastAsia="Times New Roman" w:hAnsi="Times New Roman" w:cs="Times New Roman"/>
-          <w:sz w:val="24"/>
-          <w:szCs w:val="24"/>
-          <w:lang w:eastAsia="pt-BR"/>
-        </w:rPr>
-      </w:pPr>
-      <w:r>
-        <w:rPr>
-          <w:rFonts w:ascii="Times New Roman" w:eastAsia="Times New Roman" w:hAnsi="Times New Roman" w:cs="Times New Roman"/>
-          <w:sz w:val="24"/>
-          <w:szCs w:val="24"/>
-          <w:lang w:eastAsia="pt-BR"/>
-        </w:rPr>
-        <w:t>Esta proposta foi elaborada com uma visão estratégica de médio e longo prazo. Cada ideia aqui apresentada procura demonstrar que a transformação digital não representa uma mudança da missão do Instituto, mas uma oportunidade para ampliar a sua capacidade de comunicar, servir e crescer de forma sustentável.</w:t>
-      </w:r>
-    </w:p>
-    <w:p>
-      <w:pPr>
-        <w:spacing w:after="100" w:afterAutospacing="1" w:line="360" w:lineRule="auto"/>
-        <w:jc w:val="both"/>
-        <w:rPr>
-          <w:rFonts w:ascii="Times New Roman" w:eastAsia="Times New Roman" w:hAnsi="Times New Roman" w:cs="Times New Roman"/>
-          <w:sz w:val="24"/>
-          <w:szCs w:val="24"/>
-          <w:lang w:eastAsia="pt-BR"/>
-        </w:rPr>
-      </w:pPr>
-      <w:r>
-        <w:rPr>
-          <w:rFonts w:ascii="Times New Roman" w:eastAsia="Times New Roman" w:hAnsi="Times New Roman" w:cs="Times New Roman"/>
-          <w:sz w:val="24"/>
-          <w:szCs w:val="24"/>
-          <w:lang w:eastAsia="pt-BR"/>
-        </w:rPr>
-        <w:t>Espero que este documento possa contribuir para uma reflexão positiva sobre as oportunidades que a inovação oferece ao ensino e à gestão institucional, colocando-me à disposição para apresentar o protótipo desenvolvido, esclarecer quaisquer questões e colaborar na construção desta visão para o futuro do Instituto.</w:t>
-      </w:r>
-    </w:p>
-    <w:p>
-      <w:pPr>
-        <w:spacing w:after="100" w:afterAutospacing="1" w:line="360" w:lineRule="auto"/>
-        <w:jc w:val="both"/>
-        <w:rPr>
-          <w:rFonts w:ascii="Times New Roman" w:eastAsia="Times New Roman" w:hAnsi="Times New Roman" w:cs="Times New Roman"/>
-          <w:sz w:val="24"/>
-          <w:szCs w:val="24"/>
-          <w:lang w:eastAsia="pt-BR"/>
-        </w:rPr>
-      </w:pPr>
-      <w:r>
-        <w:rPr>
-          <w:rFonts w:ascii="Times New Roman" w:eastAsia="Times New Roman" w:hAnsi="Times New Roman" w:cs="Times New Roman"/>
-          <w:sz w:val="24"/>
-          <w:szCs w:val="24"/>
-          <w:lang w:eastAsia="pt-BR"/>
-        </w:rPr>
-        <w:t>Com elevada consideração,</w:t>
-      </w:r>
-    </w:p>
-    <w:p>
-      <w:pPr>
-        <w:spacing w:after="100" w:afterAutospacing="1" w:line="360" w:lineRule="auto"/>
-        <w:jc w:val="both"/>
-        <w:rPr>
-          <w:rFonts w:ascii="Times New Roman" w:eastAsia="Times New Roman" w:hAnsi="Times New Roman" w:cs="Times New Roman"/>
-          <w:sz w:val="24"/>
-          <w:szCs w:val="24"/>
-          <w:lang w:eastAsia="pt-BR"/>
-        </w:rPr>
-      </w:pPr>
-      <w:r>
-        <w:rPr>
-          <w:rFonts w:ascii="Times New Roman" w:eastAsia="Times New Roman" w:hAnsi="Times New Roman" w:cs="Times New Roman"/>
-          <w:b/>
-          <w:bCs/>
-          <w:sz w:val="24"/>
-          <w:szCs w:val="24"/>
-          <w:lang w:eastAsia="pt-BR"/>
-        </w:rPr>
-        <w:t>António Sabino</w:t>
-      </w:r>
-    </w:p>
-    <w:p>
-      <w:pPr>
-        <w:spacing w:after="100" w:afterAutospacing="1" w:line="360" w:lineRule="auto"/>
-        <w:jc w:val="both"/>
-        <w:rPr>
-          <w:rFonts w:ascii="Times New Roman" w:eastAsia="Times New Roman" w:hAnsi="Times New Roman" w:cs="Times New Roman"/>
-          <w:sz w:val="24"/>
-          <w:szCs w:val="24"/>
-          <w:lang w:eastAsia="pt-BR"/>
-        </w:rPr>
-      </w:pPr>
+          <w:sz w:val="24"/>
+          <w:szCs w:val="24"/>
+        </w:rPr>
+        <w:lastRenderedPageBreak/>
+        <w:t>RESUMO EXECUTIVO</w:t>
+      </w:r>
+    </w:p>
+    <w:p>
+      <w:pPr>
+        <w:pStyle w:val="NormalWeb"/>
+        <w:spacing w:line="360" w:lineRule="auto"/>
+        <w:jc w:val="both"/>
+      </w:pPr>
+      <w:r>
+        <w:t xml:space="preserve">O </w:t>
+      </w:r>
+      <w:r>
+        <w:rPr>
+          <w:rStyle w:val="Forte"/>
+        </w:rPr>
+        <w:t>Projeto Conecta Lureframulu &amp; Precimuel</w:t>
+      </w:r>
+      <w:r>
+        <w:t xml:space="preserve"> apresenta uma proposta estratégica para o desenvolvimento de uma </w:t>
+      </w:r>
+      <w:r>
+        <w:rPr>
+          <w:rStyle w:val="Forte"/>
+        </w:rPr>
+        <w:t>Plataforma Institucional Digital</w:t>
+      </w:r>
+      <w:r>
+        <w:t>, concebida para fortalecer a presença institucional do Instituto Técnico Privado de Saúde Lureframulu &amp; Precimuel, Lda., ampliar o alcance das suas ações de comunicação e contribuir para uma gestão mais moderna, organizada e eficiente.</w:t>
+      </w:r>
+    </w:p>
+    <w:p>
+      <w:pPr>
+        <w:pStyle w:val="NormalWeb"/>
+        <w:spacing w:line="360" w:lineRule="auto"/>
+        <w:jc w:val="both"/>
+      </w:pPr>
+      <w:r>
+        <w:t>Ao longo da sua trajetória, o Instituto tem demonstrado o seu compromisso com a formação de profissionais qualificados na área da saúde e com a promoção de um ensino assente na qualidade, na responsabilidade e na proximidade com a comunidade. Paralelamente, investe em ações de divulgação e comunicação que reforçam a sua imagem institucional e permitem tornar a sua oferta formativa cada vez mais conhecida.</w:t>
+      </w:r>
+    </w:p>
+    <w:p>
+      <w:pPr>
+        <w:pStyle w:val="NormalWeb"/>
+        <w:spacing w:line="360" w:lineRule="auto"/>
+        <w:jc w:val="both"/>
+      </w:pPr>
+      <w:r>
+        <w:t>No entanto, a evolução da sociedade e dos hábitos de comunicação criou uma nova oportunidade para as instituições de ensino. Atualmente, estudantes, encarregados de educação e parceiros procuram informações de forma imediata, utilizando a Internet como principal meio de pesquisa antes de tomar qualquer decisão. Neste contexto, uma presença digital estruturada deixou de representar apenas um recurso tecnológico e passou a constituir um importante instrumento de comunicação, credibilidade e relacionamento institucional.</w:t>
+      </w:r>
+    </w:p>
+    <w:p>
+      <w:pPr>
+        <w:pStyle w:val="NormalWeb"/>
+        <w:spacing w:line="360" w:lineRule="auto"/>
+        <w:jc w:val="both"/>
+      </w:pPr>
+      <w:r>
+        <w:t xml:space="preserve">É neste cenário que surge o </w:t>
+      </w:r>
+      <w:r>
+        <w:rPr>
+          <w:rStyle w:val="Forte"/>
+        </w:rPr>
+        <w:t>Projeto Conecta Lureframulu &amp; Precimuel</w:t>
+      </w:r>
+      <w:r>
+        <w:t>. A proposta consiste na criação de uma plataforma institucional moderna, intuitiva e preparada para evoluir de acordo com as necessidades do Instituto. Mais do que disponibilizar informações, esta plataforma será concebida para representar oficialmente a instituição no ambiente digital, aproximando a comunidade académica, valorizando a sua identidade e complementando os investimentos já realizados em marketing e comunicação tradicional.</w:t>
+      </w:r>
+    </w:p>
+    <w:p>
+      <w:pPr>
+        <w:pStyle w:val="NormalWeb"/>
+        <w:spacing w:line="360" w:lineRule="auto"/>
+        <w:jc w:val="both"/>
+      </w:pPr>
+      <w:r>
+        <w:t xml:space="preserve">A implementação desta iniciativa permitirá centralizar informações institucionais, divulgar cursos e atividades, facilitar o acesso a serviços, promover eventos, fortalecer a imagem do Instituto e criar novas oportunidades de interação com estudantes, encarregados de educação, docentes, parceiros e sociedade em geral. Além disso, estabelecerá uma base tecnológica preparada para futuras evoluções, como áreas </w:t>
+      </w:r>
+      <w:r>
+        <w:lastRenderedPageBreak/>
+        <w:t>reservadas para estudantes e professores, matrículas online, comunicação institucional integrada e outros serviços digitais que poderão ser implementados de forma gradual.</w:t>
+      </w:r>
+    </w:p>
+    <w:p>
+      <w:pPr>
+        <w:pStyle w:val="NormalWeb"/>
+        <w:spacing w:line="360" w:lineRule="auto"/>
+        <w:jc w:val="both"/>
+      </w:pPr>
+      <w:r>
+        <w:t>Para demonstrar a viabilidade da proposta, este documento apresenta uma visão clara da oportunidade identificada, da solução proposta, dos benefícios esperados e de um protótipo funcional que ilustra, de forma prática, como a Plataforma Institucional Digital poderá contribuir para o fortalecimento da presença institucional do Instituto.</w:t>
+      </w:r>
+    </w:p>
+    <w:p>
+      <w:pPr>
+        <w:pStyle w:val="NormalWeb"/>
+        <w:spacing w:line="360" w:lineRule="auto"/>
+        <w:jc w:val="both"/>
+      </w:pPr>
+      <w:r>
+        <w:t xml:space="preserve">Mais do que um projeto tecnológico, o </w:t>
+      </w:r>
+      <w:r>
+        <w:rPr>
+          <w:rStyle w:val="Forte"/>
+        </w:rPr>
+        <w:t>Projeto Conecta Lureframulu &amp; Precimuel</w:t>
+      </w:r>
+      <w:r>
+        <w:t xml:space="preserve"> representa um investimento na valorização da imagem institucional, na aproximação à comunidade e na preparação do Instituto para os desafios e oportunidades da educação contemporânea. Trata-se de uma iniciativa concebida para apoiar a missão da instituição, reforçando a sua capacidade de comunicar, crescer e continuar a formar profissionais preparados para servir a sociedade com competência, ética e excelência.</w:t>
+      </w:r>
+    </w:p>
+    <w:p>
+      <w:pPr>
+        <w:rPr>
+          <w:rFonts w:ascii="Times New Roman" w:hAnsi="Times New Roman" w:cs="Times New Roman"/>
+          <w:sz w:val="24"/>
+          <w:szCs w:val="24"/>
+        </w:rPr>
+      </w:pPr>
+      <w:r>
+        <w:rPr>
+          <w:rFonts w:ascii="Times New Roman" w:hAnsi="Times New Roman" w:cs="Times New Roman"/>
+          <w:sz w:val="24"/>
+          <w:szCs w:val="24"/>
+        </w:rPr>
+        <w:br w:type="page"/>
+      </w:r>
+    </w:p>
+    <w:p>
+      <w:pPr>
+        <w:pStyle w:val="Ttulo1"/>
+        <w:spacing w:before="0" w:beforeAutospacing="0" w:line="360" w:lineRule="auto"/>
+        <w:jc w:val="both"/>
+        <w:rPr>
+          <w:sz w:val="24"/>
+          <w:szCs w:val="24"/>
+        </w:rPr>
+      </w:pPr>
+      <w:r>
+        <w:rPr>
+          <w:sz w:val="24"/>
+          <w:szCs w:val="24"/>
+        </w:rPr>
+        <w:lastRenderedPageBreak/>
+        <w:t>3. Contextualização</w:t>
+      </w:r>
+    </w:p>
+    <w:p>
+      <w:pPr>
+        <w:pStyle w:val="Ttulo2"/>
+        <w:spacing w:before="0" w:line="360" w:lineRule="auto"/>
+        <w:jc w:val="both"/>
+        <w:rPr>
+          <w:rFonts w:ascii="Times New Roman" w:hAnsi="Times New Roman" w:cs="Times New Roman"/>
+          <w:sz w:val="24"/>
+          <w:szCs w:val="24"/>
+        </w:rPr>
+      </w:pPr>
+      <w:r>
+        <w:rPr>
+          <w:rFonts w:ascii="Times New Roman" w:hAnsi="Times New Roman" w:cs="Times New Roman"/>
+          <w:sz w:val="24"/>
+          <w:szCs w:val="24"/>
+        </w:rPr>
+        <w:t>As instituições de ensino e a transformação da comunicação</w:t>
+      </w:r>
+    </w:p>
+    <w:p>
+      <w:pPr>
+        <w:pStyle w:val="NormalWeb"/>
+        <w:spacing w:before="0" w:beforeAutospacing="0" w:line="360" w:lineRule="auto"/>
+        <w:jc w:val="both"/>
+      </w:pPr>
+      <w:r>
+        <w:t>Ao longo das últimas décadas, a sociedade tem vivido uma profunda transformação na forma como comunica, procura informação e estabelece relações com instituições públicas e privadas. A evolução das tecnologias digitais, a expansão do acesso à Internet e a crescente utilização de dispositivos móveis alteraram significativamente os hábitos das pessoas, tornando a comunicação mais rápida, acessível e permanente.</w:t>
+      </w:r>
+    </w:p>
+    <w:p>
+      <w:pPr>
+        <w:pStyle w:val="NormalWeb"/>
+        <w:spacing w:before="0" w:beforeAutospacing="0" w:line="360" w:lineRule="auto"/>
+        <w:jc w:val="both"/>
+      </w:pPr>
+      <w:r>
+        <w:t>No setor da educação, esta realidade também se faz sentir. Atualmente, estudantes, encarregados de educação e parceiros institucionais procuram conhecer uma escola antes mesmo da primeira visita às suas instalações. A pesquisa por informações sobre cursos, calendário académico, atividades, localização, contactos e identidade institucional passou a fazer parte do processo natural de escolha de uma instituição de ensino.</w:t>
+      </w:r>
+    </w:p>
+    <w:p>
+      <w:pPr>
+        <w:pStyle w:val="NormalWeb"/>
+        <w:spacing w:before="0" w:beforeAutospacing="0" w:line="360" w:lineRule="auto"/>
+        <w:jc w:val="both"/>
+      </w:pPr>
+      <w:r>
+        <w:t>Este novo comportamento não reduz a importância dos meios tradicionais de divulgação. Pelo contrário, reforça-os. As campanhas realizadas através da rádio, televisão, imprensa, panfletos, feiras educativas, visitas institucionais e outras ações de marketing continuam a desempenhar um papel fundamental na aproximação às comunidades e na promoção da oferta formativa. Contudo, essas iniciativas despertam um interesse inicial que, na maioria das vezes, conduz naturalmente o público ao ambiente digital em busca de mais informações.</w:t>
+      </w:r>
+    </w:p>
+    <w:p>
+      <w:pPr>
+        <w:pStyle w:val="NormalWeb"/>
+        <w:spacing w:before="0" w:beforeAutospacing="0" w:line="360" w:lineRule="auto"/>
+        <w:jc w:val="both"/>
+      </w:pPr>
+      <w:r>
+        <w:t>Neste contexto, a presença digital deixou de ser apenas um complemento tecnológico e passou a constituir uma extensão da identidade institucional. Uma plataforma oficial permite que o primeiro contacto com a instituição continue para além de uma campanha publicitária, oferecendo informações organizadas, atualizadas e permanentemente disponíveis para toda a comunidade.</w:t>
+      </w:r>
+    </w:p>
+    <w:p>
+      <w:pPr>
+        <w:pStyle w:val="Ttulo2"/>
+        <w:spacing w:before="0" w:line="360" w:lineRule="auto"/>
+        <w:jc w:val="both"/>
+        <w:rPr>
+          <w:rFonts w:ascii="Times New Roman" w:hAnsi="Times New Roman" w:cs="Times New Roman"/>
+          <w:sz w:val="24"/>
+          <w:szCs w:val="24"/>
+        </w:rPr>
+      </w:pPr>
+      <w:r>
+        <w:rPr>
+          <w:rFonts w:ascii="Times New Roman" w:hAnsi="Times New Roman" w:cs="Times New Roman"/>
+          <w:sz w:val="24"/>
+          <w:szCs w:val="24"/>
+        </w:rPr>
+        <w:t>A comunicação com</w:t>
+      </w:r>
       <w:bookmarkStart w:id="0" w:name="_GoBack"/>
       <w:bookmarkEnd w:id="0"/>
       <w:r>
         <w:rPr>
+          <w:rFonts w:ascii="Times New Roman" w:hAnsi="Times New Roman" w:cs="Times New Roman"/>
+          <w:sz w:val="24"/>
+          <w:szCs w:val="24"/>
+        </w:rPr>
+        <w:t>o fator estratégico</w:t>
+      </w:r>
+    </w:p>
+    <w:p>
+      <w:pPr>
+        <w:pStyle w:val="NormalWeb"/>
+        <w:spacing w:before="0" w:beforeAutospacing="0" w:line="360" w:lineRule="auto"/>
+        <w:jc w:val="both"/>
+      </w:pPr>
+      <w:r>
+        <w:t>A comunicação institucional desempenha um papel cada vez mais relevante no fortalecimento da confiança entre uma organização e o seu público. No caso das instituições de ensino, comunicar vai muito além da divulgação de cursos ou eventos. Significa apresentar a sua missão, os seus valores, os seus resultados e o impacto que produz na formação de cidadãos e profissionais.</w:t>
+      </w:r>
+    </w:p>
+    <w:p>
+      <w:pPr>
+        <w:pStyle w:val="NormalWeb"/>
+        <w:spacing w:before="0" w:beforeAutospacing="0" w:line="360" w:lineRule="auto"/>
+        <w:jc w:val="both"/>
+      </w:pPr>
+      <w:r>
+        <w:lastRenderedPageBreak/>
+        <w:t>Uma comunicação bem estruturada contribui para aproximar estudantes, encarregados de educação, docentes, colaboradores e parceiros, criando uma relação baseada na transparência, na credibilidade e na facilidade de acesso à informação. Quando esta comunicação é apoiada por uma plataforma digital organizada, torna-se possível oferecer uma experiência mais consistente, reduzindo dificuldades no acesso às informações e fortalecendo a imagem institucional.</w:t>
+      </w:r>
+    </w:p>
+    <w:p>
+      <w:pPr>
+        <w:pStyle w:val="NormalWeb"/>
+        <w:spacing w:before="0" w:beforeAutospacing="0" w:line="360" w:lineRule="auto"/>
+        <w:jc w:val="both"/>
+      </w:pPr>
+      <w:r>
+        <w:t>Neste cenário, a tecnologia não substitui o contacto humano nem os canais tradicionais de atendimento. Pelo contrário, funciona como um recurso complementar que amplia a capacidade da instituição de comunicar, informar e servir a comunidade de forma contínua.</w:t>
+      </w:r>
+    </w:p>
+    <w:p>
+      <w:pPr>
+        <w:pStyle w:val="Ttulo2"/>
+        <w:spacing w:before="0" w:line="360" w:lineRule="auto"/>
+        <w:jc w:val="both"/>
+        <w:rPr>
+          <w:rFonts w:ascii="Times New Roman" w:hAnsi="Times New Roman" w:cs="Times New Roman"/>
+          <w:sz w:val="24"/>
+          <w:szCs w:val="24"/>
+        </w:rPr>
+      </w:pPr>
+      <w:r>
+        <w:rPr>
+          <w:rFonts w:ascii="Times New Roman" w:hAnsi="Times New Roman" w:cs="Times New Roman"/>
+          <w:sz w:val="24"/>
+          <w:szCs w:val="24"/>
+        </w:rPr>
+        <w:t>Oportunidade para o Instituto Técnico Privado de Saúde Lureframulu &amp; Precimuel, Lda.</w:t>
+      </w:r>
+    </w:p>
+    <w:p>
+      <w:pPr>
+        <w:pStyle w:val="NormalWeb"/>
+        <w:spacing w:before="0" w:beforeAutospacing="0" w:line="360" w:lineRule="auto"/>
+        <w:jc w:val="both"/>
+      </w:pPr>
+      <w:r>
+        <w:t>O Instituto Técnico Privado de Saúde Lureframulu &amp; Precimuel, Lda. tem vindo a afirmar a sua presença no setor da educação através do compromisso com a formação de profissionais da área da saúde e do investimento em ações de divulgação que aproximam a instituição da sociedade.</w:t>
+      </w:r>
+    </w:p>
+    <w:p>
+      <w:pPr>
+        <w:pStyle w:val="NormalWeb"/>
+        <w:spacing w:before="0" w:beforeAutospacing="0" w:line="360" w:lineRule="auto"/>
+        <w:jc w:val="both"/>
+      </w:pPr>
+      <w:r>
+        <w:t>A evolução dos hábitos de comunicação cria, neste momento, uma oportunidade para ampliar o alcance desse trabalho já desenvolvido. A criação de uma Plataforma Institucional Digital permitirá integrar a comunicação tradicional com os meios digitais, oferecendo um espaço oficial onde estudantes, famílias, parceiros e comunidade poderão conhecer melhor a instituição, acompanhar as suas atividades e aceder às informações de forma simples, rápida e segura.</w:t>
+      </w:r>
+    </w:p>
+    <w:p>
+      <w:pPr>
+        <w:pStyle w:val="NormalWeb"/>
+        <w:spacing w:before="0" w:beforeAutospacing="0" w:line="360" w:lineRule="auto"/>
+        <w:jc w:val="both"/>
+      </w:pPr>
+      <w:r>
+        <w:t>Mais do que acompanhar uma tendência tecnológica, esta iniciativa representa uma oportunidade de fortalecer a identidade institucional, valorizar os investimentos já realizados em comunicação e preparar o Instituto para responder às exigências de uma sociedade cada vez mais conectada.</w:t>
+      </w:r>
+    </w:p>
+    <w:p>
+      <w:pPr>
+        <w:pStyle w:val="NormalWeb"/>
+        <w:spacing w:before="0" w:beforeAutospacing="0" w:line="360" w:lineRule="auto"/>
+        <w:jc w:val="both"/>
+      </w:pPr>
+      <w:r>
+        <w:t xml:space="preserve">É neste contexto que se enquadra o </w:t>
+      </w:r>
+      <w:r>
+        <w:rPr>
+          <w:rStyle w:val="Forte"/>
+        </w:rPr>
+        <w:t>Projeto Conecta Lureframulu &amp; Precimuel</w:t>
+      </w:r>
+      <w:r>
+        <w:t>: uma proposta concebida para apoiar o crescimento institucional através de uma presença digital coerente com a missão, os valores e a qualidade do ensino oferecido pelo Instituto.</w:t>
+      </w:r>
+    </w:p>
+    <w:p>
+      <w:pPr>
+        <w:spacing w:line="360" w:lineRule="auto"/>
+        <w:jc w:val="both"/>
+        <w:rPr>
+          <w:rFonts w:ascii="Times New Roman" w:hAnsi="Times New Roman" w:cs="Times New Roman"/>
+          <w:sz w:val="24"/>
+          <w:szCs w:val="24"/>
+        </w:rPr>
+      </w:pPr>
+      <w:r>
+        <w:rPr>
+          <w:rFonts w:ascii="Times New Roman" w:hAnsi="Times New Roman" w:cs="Times New Roman"/>
+          <w:sz w:val="24"/>
+          <w:szCs w:val="24"/>
+        </w:rPr>
+        <w:br w:type="page"/>
+      </w:r>
+    </w:p>
+    <w:p>
+      <w:pPr>
+        <w:spacing w:line="360" w:lineRule="auto"/>
+        <w:jc w:val="both"/>
+        <w:rPr>
+          <w:rFonts w:ascii="Times New Roman" w:hAnsi="Times New Roman" w:cs="Times New Roman"/>
+          <w:sz w:val="24"/>
+          <w:szCs w:val="24"/>
+        </w:rPr>
+      </w:pPr>
+      <w:r>
+        <w:rPr>
+          <w:rFonts w:ascii="Times New Roman" w:hAnsi="Times New Roman" w:cs="Times New Roman"/>
+          <w:sz w:val="24"/>
+          <w:szCs w:val="24"/>
+        </w:rPr>
+        <w:lastRenderedPageBreak/>
+        <w:t>"Toda oportunidade de crescimento começa por compreender a realidade e reconhecer o potencial que já existe."</w:t>
+      </w:r>
+    </w:p>
+    <w:p>
+      <w:pPr>
+        <w:pStyle w:val="Ttulo1"/>
+        <w:spacing w:line="360" w:lineRule="auto"/>
+        <w:jc w:val="both"/>
+        <w:rPr>
+          <w:sz w:val="24"/>
+          <w:szCs w:val="24"/>
+        </w:rPr>
+      </w:pPr>
+      <w:r>
+        <w:rPr>
+          <w:sz w:val="24"/>
+          <w:szCs w:val="24"/>
+        </w:rPr>
+        <w:t>4. Diagnóstico da Situação Atual</w:t>
+      </w:r>
+    </w:p>
+    <w:p>
+      <w:pPr>
+        <w:pStyle w:val="Ttulo2"/>
+        <w:spacing w:line="360" w:lineRule="auto"/>
+        <w:jc w:val="both"/>
+        <w:rPr>
+          <w:rFonts w:ascii="Times New Roman" w:hAnsi="Times New Roman" w:cs="Times New Roman"/>
+          <w:sz w:val="24"/>
+          <w:szCs w:val="24"/>
+        </w:rPr>
+      </w:pPr>
+      <w:r>
+        <w:rPr>
+          <w:rFonts w:ascii="Times New Roman" w:hAnsi="Times New Roman" w:cs="Times New Roman"/>
+          <w:sz w:val="24"/>
+          <w:szCs w:val="24"/>
+        </w:rPr>
+        <w:t>Uma instituição em crescimento e em constante evolução</w:t>
+      </w:r>
+    </w:p>
+    <w:p>
+      <w:pPr>
+        <w:pStyle w:val="NormalWeb"/>
+        <w:spacing w:line="360" w:lineRule="auto"/>
+        <w:jc w:val="both"/>
+      </w:pPr>
+      <w:r>
+        <w:t>O Instituto Técnico Privado de Saúde Lureframulu &amp; Precimuel, Lda. tem desenvolvido um trabalho consistente na formação de profissionais da área da saúde, consolidando a sua presença através da qualidade do ensino, do compromisso com a formação técnica e do investimento em ações de divulgação e aproximação à comunidade.</w:t>
+      </w:r>
+    </w:p>
+    <w:p>
+      <w:pPr>
+        <w:pStyle w:val="NormalWeb"/>
+        <w:spacing w:line="360" w:lineRule="auto"/>
+        <w:jc w:val="both"/>
+      </w:pPr>
+      <w:r>
+        <w:t>Ao longo da sua evolução, a instituição tem procurado tornar a sua oferta formativa cada vez mais conhecida, recorrendo a diferentes meios de comunicação e estratégias de promoção que demonstram o seu interesse em alcançar novos estudantes e fortalecer a sua imagem institucional.</w:t>
+      </w:r>
+    </w:p>
+    <w:p>
+      <w:pPr>
+        <w:pStyle w:val="NormalWeb"/>
+        <w:spacing w:line="360" w:lineRule="auto"/>
+        <w:jc w:val="both"/>
+      </w:pPr>
+      <w:r>
+        <w:t>Este compromisso evidencia uma postura de crescimento contínuo e revela a importância atribuída pela Direção à comunicação como um elemento fundamental para o desenvolvimento do Instituto.</w:t>
+      </w:r>
+    </w:p>
+    <w:p>
+      <w:pPr>
+        <w:pStyle w:val="Ttulo2"/>
+        <w:spacing w:line="360" w:lineRule="auto"/>
+        <w:jc w:val="both"/>
+        <w:rPr>
+          <w:rFonts w:ascii="Times New Roman" w:hAnsi="Times New Roman" w:cs="Times New Roman"/>
+          <w:sz w:val="24"/>
+          <w:szCs w:val="24"/>
+        </w:rPr>
+      </w:pPr>
+      <w:r>
+        <w:rPr>
+          <w:rFonts w:ascii="Times New Roman" w:hAnsi="Times New Roman" w:cs="Times New Roman"/>
+          <w:sz w:val="24"/>
+          <w:szCs w:val="24"/>
+        </w:rPr>
+        <w:t>Uma nova realidade na comunicação institucional</w:t>
+      </w:r>
+    </w:p>
+    <w:p>
+      <w:pPr>
+        <w:pStyle w:val="NormalWeb"/>
+        <w:spacing w:line="360" w:lineRule="auto"/>
+        <w:jc w:val="both"/>
+      </w:pPr>
+      <w:r>
+        <w:t>Paralelamente ao crescimento da instituição, observa-se uma transformação significativa na forma como a sociedade procura e partilha informação.</w:t>
+      </w:r>
+    </w:p>
+    <w:p>
+      <w:pPr>
+        <w:pStyle w:val="NormalWeb"/>
+        <w:spacing w:line="360" w:lineRule="auto"/>
+        <w:jc w:val="both"/>
+      </w:pPr>
+      <w:r>
+        <w:t>Atualmente, o primeiro contacto entre uma pessoa e uma instituição acontece, muitas vezes, através dos meios digitais. Antes de efetuar uma visita, realizar uma inscrição ou solicitar informações, estudantes e encarregados de educação tendem a pesquisar na Internet para conhecer melhor a organização, compreender a sua oferta formativa e avaliar a confiança que transmite.</w:t>
+      </w:r>
+    </w:p>
+    <w:p>
+      <w:pPr>
+        <w:pStyle w:val="NormalWeb"/>
+        <w:spacing w:line="360" w:lineRule="auto"/>
+        <w:jc w:val="both"/>
+      </w:pPr>
+      <w:r>
+        <w:t>Neste novo cenário, a comunicação institucional deixa de ocorrer apenas durante campanhas específicas e passa a ser permanente, estando disponível sempre que alguém procura informações sobre a instituição.</w:t>
+      </w:r>
+    </w:p>
+    <w:p>
+      <w:pPr>
+        <w:pStyle w:val="Ttulo2"/>
+        <w:spacing w:line="360" w:lineRule="auto"/>
+        <w:jc w:val="both"/>
+        <w:rPr>
+          <w:rFonts w:ascii="Times New Roman" w:hAnsi="Times New Roman" w:cs="Times New Roman"/>
+          <w:sz w:val="24"/>
+          <w:szCs w:val="24"/>
+        </w:rPr>
+      </w:pPr>
+      <w:r>
+        <w:rPr>
+          <w:rFonts w:ascii="Times New Roman" w:hAnsi="Times New Roman" w:cs="Times New Roman"/>
+          <w:sz w:val="24"/>
+          <w:szCs w:val="24"/>
+        </w:rPr>
+        <w:lastRenderedPageBreak/>
+        <w:t>Oportunidades identificadas</w:t>
+      </w:r>
+    </w:p>
+    <w:p>
+      <w:pPr>
+        <w:pStyle w:val="NormalWeb"/>
+        <w:spacing w:line="360" w:lineRule="auto"/>
+        <w:jc w:val="both"/>
+      </w:pPr>
+      <w:r>
+        <w:t>Considerando esta realidade, identifica-se um conjunto de oportunidades que poderão contribuir para fortalecer ainda mais a presença institucional do Instituto:</w:t>
+      </w:r>
+    </w:p>
+    <w:p>
+      <w:pPr>
+        <w:pStyle w:val="NormalWeb"/>
+        <w:numPr>
+          <w:ilvl w:val="0"/>
+          <w:numId w:val="1"/>
+        </w:numPr>
+        <w:spacing w:line="360" w:lineRule="auto"/>
+        <w:jc w:val="both"/>
+      </w:pPr>
+      <w:r>
+        <w:t>Disponibilizar um canal oficial e permanentemente atualizado para apresentação da instituição e da sua oferta formativa;</w:t>
+      </w:r>
+    </w:p>
+    <w:p>
+      <w:pPr>
+        <w:pStyle w:val="NormalWeb"/>
+        <w:numPr>
+          <w:ilvl w:val="0"/>
+          <w:numId w:val="1"/>
+        </w:numPr>
+        <w:spacing w:line="360" w:lineRule="auto"/>
+        <w:jc w:val="both"/>
+      </w:pPr>
+      <w:r>
+        <w:t>Reunir informações atualmente dispersas em diferentes meios de comunicação, facilitando o acesso por parte dos estudantes, encarregados de educação e parceiros;</w:t>
+      </w:r>
+    </w:p>
+    <w:p>
+      <w:pPr>
+        <w:pStyle w:val="NormalWeb"/>
+        <w:numPr>
+          <w:ilvl w:val="0"/>
+          <w:numId w:val="1"/>
+        </w:numPr>
+        <w:spacing w:line="360" w:lineRule="auto"/>
+        <w:jc w:val="both"/>
+      </w:pPr>
+      <w:r>
+        <w:t>Valorizar as campanhas de divulgação já realizadas, oferecendo um ambiente digital onde o interesse despertado pelas ações promocionais possa transformar-se em contacto efetivo com a instituição;</w:t>
+      </w:r>
+    </w:p>
+    <w:p>
+      <w:pPr>
+        <w:pStyle w:val="NormalWeb"/>
+        <w:numPr>
+          <w:ilvl w:val="0"/>
+          <w:numId w:val="1"/>
+        </w:numPr>
+        <w:spacing w:line="360" w:lineRule="auto"/>
+        <w:jc w:val="both"/>
+      </w:pPr>
+      <w:r>
+        <w:t>Reforçar a identidade institucional através de uma presença digital coerente, organizada e alinhada com os valores do Instituto;</w:t>
+      </w:r>
+    </w:p>
+    <w:p>
+      <w:pPr>
+        <w:pStyle w:val="NormalWeb"/>
+        <w:numPr>
+          <w:ilvl w:val="0"/>
+          <w:numId w:val="1"/>
+        </w:numPr>
+        <w:spacing w:line="360" w:lineRule="auto"/>
+        <w:jc w:val="both"/>
+      </w:pPr>
+      <w:r>
+        <w:t>Criar uma base tecnológica preparada para futuras iniciativas de modernização dos serviços académicos e administrativos.</w:t>
+      </w:r>
+    </w:p>
+    <w:p>
+      <w:pPr>
+        <w:pStyle w:val="NormalWeb"/>
+        <w:spacing w:line="360" w:lineRule="auto"/>
+        <w:jc w:val="both"/>
+      </w:pPr>
+      <w:r>
+        <w:t>Estas oportunidades não decorrem da existência de fragilidades institucionais, mas da evolução natural das formas de comunicação e da crescente importância que os meios digitais assumem na relação entre as instituições de ensino e a sociedade.</w:t>
+      </w:r>
+    </w:p>
+    <w:p>
+      <w:pPr>
+        <w:pStyle w:val="Ttulo2"/>
+        <w:spacing w:line="360" w:lineRule="auto"/>
+        <w:jc w:val="both"/>
+        <w:rPr>
+          <w:rFonts w:ascii="Times New Roman" w:hAnsi="Times New Roman" w:cs="Times New Roman"/>
+          <w:sz w:val="24"/>
+          <w:szCs w:val="24"/>
+        </w:rPr>
+      </w:pPr>
+      <w:r>
+        <w:rPr>
+          <w:rFonts w:ascii="Times New Roman" w:hAnsi="Times New Roman" w:cs="Times New Roman"/>
+          <w:sz w:val="24"/>
+          <w:szCs w:val="24"/>
+        </w:rPr>
+        <w:t>Um momento estratégico para evoluir</w:t>
+      </w:r>
+    </w:p>
+    <w:p>
+      <w:pPr>
+        <w:pStyle w:val="NormalWeb"/>
+        <w:spacing w:line="360" w:lineRule="auto"/>
+        <w:jc w:val="both"/>
+      </w:pPr>
+      <w:r>
+        <w:t>O cenário atual demonstra que o Instituto reúne condições favoráveis para dar mais um passo na sua evolução institucional.</w:t>
+      </w:r>
+    </w:p>
+    <w:p>
+      <w:pPr>
+        <w:pStyle w:val="NormalWeb"/>
+        <w:spacing w:line="360" w:lineRule="auto"/>
+        <w:jc w:val="both"/>
+      </w:pPr>
+      <w:r>
+        <w:t>A experiência acumulada, o investimento contínuo na qualidade do ensino e as ações de comunicação já desenvolvidas constituem uma base sólida para a implementação de uma Plataforma Institucional Digital capaz de ampliar o alcance dessas iniciativas e reforçar a ligação entre o Instituto e a comunidade.</w:t>
+      </w:r>
+    </w:p>
+    <w:p>
+      <w:pPr>
+        <w:pStyle w:val="NormalWeb"/>
+        <w:spacing w:line="360" w:lineRule="auto"/>
+        <w:jc w:val="both"/>
+      </w:pPr>
+      <w:r>
+        <w:t>Neste contexto, o diagnóstico realizado não evidencia a necessidade de corrigir uma deficiência, mas sim a oportunidade de potenciar um trabalho já reconhecido, preparando a instituição para responder, de forma cada vez mais eficaz, às expectativas de uma sociedade em permanente transformação.</w:t>
+      </w:r>
+    </w:p>
+    <w:p>
+      <w:pPr>
+        <w:spacing w:line="360" w:lineRule="auto"/>
+        <w:jc w:val="both"/>
+        <w:rPr>
           <w:rFonts w:ascii="Times New Roman" w:eastAsia="Times New Roman" w:hAnsi="Times New Roman" w:cs="Times New Roman"/>
           <w:sz w:val="24"/>
           <w:szCs w:val="24"/>
           <w:lang w:eastAsia="pt-BR"/>
         </w:rPr>
+      </w:pPr>
+      <w:r>
+        <w:rPr>
+          <w:rFonts w:ascii="Times New Roman" w:hAnsi="Times New Roman" w:cs="Times New Roman"/>
+          <w:sz w:val="24"/>
+          <w:szCs w:val="24"/>
+        </w:rPr>
         <w:lastRenderedPageBreak/>
-        <w:t>Estudante Finalista da 13.ª Classe – Curso Técnico de Informática</w:t>
-      </w:r>
-      <w:r>
+        <w:br w:type="page"/>
+      </w:r>
+    </w:p>
+    <w:p>
+      <w:pPr>
+        <w:spacing w:beforeAutospacing="1" w:after="100" w:afterAutospacing="1" w:line="360" w:lineRule="auto"/>
+        <w:jc w:val="both"/>
         <w:rPr>
           <w:rFonts w:ascii="Times New Roman" w:eastAsia="Times New Roman" w:hAnsi="Times New Roman" w:cs="Times New Roman"/>
           <w:sz w:val="24"/>
           <w:szCs w:val="24"/>
           <w:lang w:eastAsia="pt-BR"/>
         </w:rPr>
-        <w:br/>
-        <w:t xml:space="preserve">Proponente do Projeto Conecta </w:t>
-      </w:r>
-      <w:proofErr w:type="spellStart"/>
+      </w:pPr>
       <w:r>
         <w:rPr>
           <w:rFonts w:ascii="Times New Roman" w:eastAsia="Times New Roman" w:hAnsi="Times New Roman" w:cs="Times New Roman"/>
+          <w:i/>
+          <w:iCs/>
           <w:sz w:val="24"/>
           <w:szCs w:val="24"/>
           <w:lang w:eastAsia="pt-BR"/>
         </w:rPr>
-        <w:t>Lureframulu</w:t>
-      </w:r>
-      <w:proofErr w:type="spellEnd"/>
-      <w:r>
+        <w:lastRenderedPageBreak/>
+        <w:t>"As maiores oportunidades nem sempre são perdidas por falta de capacidade, mas por falta do momento certo para as concretizar."</w:t>
+      </w:r>
+    </w:p>
+    <w:p>
+      <w:pPr>
+        <w:pStyle w:val="Ttulo1"/>
+        <w:spacing w:line="360" w:lineRule="auto"/>
+        <w:jc w:val="both"/>
+        <w:rPr>
+          <w:sz w:val="24"/>
+          <w:szCs w:val="24"/>
+        </w:rPr>
+      </w:pPr>
+      <w:r>
+        <w:rPr>
+          <w:sz w:val="24"/>
+          <w:szCs w:val="24"/>
+        </w:rPr>
+        <w:t>5. Consequências da Situação Atual</w:t>
+      </w:r>
+    </w:p>
+    <w:p>
+      <w:pPr>
+        <w:pStyle w:val="Ttulo2"/>
+        <w:spacing w:line="360" w:lineRule="auto"/>
+        <w:jc w:val="both"/>
+        <w:rPr>
+          <w:rFonts w:ascii="Times New Roman" w:hAnsi="Times New Roman" w:cs="Times New Roman"/>
+          <w:sz w:val="24"/>
+          <w:szCs w:val="24"/>
+        </w:rPr>
+      </w:pPr>
+      <w:r>
+        <w:rPr>
+          <w:rFonts w:ascii="Times New Roman" w:hAnsi="Times New Roman" w:cs="Times New Roman"/>
+          <w:sz w:val="24"/>
+          <w:szCs w:val="24"/>
+        </w:rPr>
+        <w:t>O impacto da evolução da comunicação</w:t>
+      </w:r>
+    </w:p>
+    <w:p>
+      <w:pPr>
+        <w:pStyle w:val="NormalWeb"/>
+        <w:spacing w:line="360" w:lineRule="auto"/>
+        <w:jc w:val="both"/>
+      </w:pPr>
+      <w:r>
+        <w:t>A forma como as instituições comunicam influencia diretamente a maneira como são conhecidas, compreendidas e valorizadas pela sociedade. À medida que os hábitos de pesquisa e de acesso à informação evoluem, torna-se cada vez mais importante garantir que a presença institucional acompanhe essa transformação.</w:t>
+      </w:r>
+    </w:p>
+    <w:p>
+      <w:pPr>
+        <w:pStyle w:val="NormalWeb"/>
+        <w:spacing w:line="360" w:lineRule="auto"/>
+        <w:jc w:val="both"/>
+      </w:pPr>
+      <w:r>
+        <w:t>Atualmente, o público procura respostas de forma rápida, segura e acessível. Quando uma instituição dispõe de um canal oficial de comunicação digital, consegue prolongar o efeito das suas ações de divulgação, oferecer informações consistentes e fortalecer a confiança de quem pretende conhecer melhor os seus serviços.</w:t>
+      </w:r>
+    </w:p>
+    <w:p>
+      <w:pPr>
+        <w:pStyle w:val="Ttulo2"/>
+        <w:spacing w:line="360" w:lineRule="auto"/>
+        <w:jc w:val="both"/>
+        <w:rPr>
+          <w:rFonts w:ascii="Times New Roman" w:hAnsi="Times New Roman" w:cs="Times New Roman"/>
+          <w:sz w:val="24"/>
+          <w:szCs w:val="24"/>
+        </w:rPr>
+      </w:pPr>
+      <w:r>
+        <w:rPr>
+          <w:rFonts w:ascii="Times New Roman" w:hAnsi="Times New Roman" w:cs="Times New Roman"/>
+          <w:sz w:val="24"/>
+          <w:szCs w:val="24"/>
+        </w:rPr>
+        <w:t>O custo de adiar uma oportunidade</w:t>
+      </w:r>
+    </w:p>
+    <w:p>
+      <w:pPr>
+        <w:pStyle w:val="NormalWeb"/>
+        <w:spacing w:line="360" w:lineRule="auto"/>
+        <w:jc w:val="both"/>
+      </w:pPr>
+      <w:r>
+        <w:t>O Instituto Técnico Privado de Saúde Lureframulu &amp; Precimuel, Lda. já desenvolve um trabalho significativo na promoção da sua oferta formativa e na valorização da sua imagem. No entanto, enquanto não existir uma Plataforma Institucional Digital que complemente esse esforço, parte do interesse despertado pelas campanhas de comunicação poderá não ser plenamente aproveitado.</w:t>
+      </w:r>
+    </w:p>
+    <w:p>
+      <w:pPr>
+        <w:pStyle w:val="NormalWeb"/>
+        <w:spacing w:line="360" w:lineRule="auto"/>
+        <w:jc w:val="both"/>
+      </w:pPr>
+      <w:r>
+        <w:t>Sempre que um potencial estudante, um encarregado de educação ou um parceiro procura informações adicionais após uma ação de divulgação, espera encontrar um ambiente oficial que lhe permita aprofundar o conhecimento sobre a instituição, esclarecer dúvidas e reforçar a confiança necessária para tomar uma decisão.</w:t>
+      </w:r>
+    </w:p>
+    <w:p>
+      <w:pPr>
+        <w:pStyle w:val="NormalWeb"/>
+        <w:spacing w:line="360" w:lineRule="auto"/>
+        <w:jc w:val="both"/>
+      </w:pPr>
+      <w:r>
+        <w:t>Quando essa experiência digital ainda não está disponível, a comunicação tende a depender exclusivamente dos canais tradicionais e do contacto presencial, limitando a continuidade do relacionamento iniciado pelas ações promocionais.</w:t>
+      </w:r>
+    </w:p>
+    <w:p>
+      <w:pPr>
+        <w:pStyle w:val="Ttulo2"/>
+        <w:spacing w:line="360" w:lineRule="auto"/>
+        <w:jc w:val="both"/>
+        <w:rPr>
+          <w:rFonts w:ascii="Times New Roman" w:hAnsi="Times New Roman" w:cs="Times New Roman"/>
+          <w:sz w:val="24"/>
+          <w:szCs w:val="24"/>
+        </w:rPr>
+      </w:pPr>
+      <w:r>
+        <w:rPr>
+          <w:rFonts w:ascii="Times New Roman" w:hAnsi="Times New Roman" w:cs="Times New Roman"/>
+          <w:sz w:val="24"/>
+          <w:szCs w:val="24"/>
+        </w:rPr>
+        <w:lastRenderedPageBreak/>
+        <w:t>Oportunidades que podem ser ampliadas</w:t>
+      </w:r>
+    </w:p>
+    <w:p>
+      <w:pPr>
+        <w:pStyle w:val="NormalWeb"/>
+        <w:spacing w:line="360" w:lineRule="auto"/>
+        <w:jc w:val="both"/>
+      </w:pPr>
+      <w:r>
+        <w:t>A implementação de uma Plataforma Institucional Digital permitirá potenciar diversas iniciativas que o Instituto já desenvolve, entre as quais:</w:t>
+      </w:r>
+    </w:p>
+    <w:p>
+      <w:pPr>
+        <w:pStyle w:val="NormalWeb"/>
+        <w:numPr>
+          <w:ilvl w:val="0"/>
+          <w:numId w:val="2"/>
+        </w:numPr>
+        <w:spacing w:line="360" w:lineRule="auto"/>
+        <w:jc w:val="both"/>
+      </w:pPr>
+      <w:r>
+        <w:t>ampliar o alcance das campanhas de divulgação;</w:t>
+      </w:r>
+    </w:p>
+    <w:p>
+      <w:pPr>
+        <w:pStyle w:val="NormalWeb"/>
+        <w:numPr>
+          <w:ilvl w:val="0"/>
+          <w:numId w:val="2"/>
+        </w:numPr>
+        <w:spacing w:line="360" w:lineRule="auto"/>
+        <w:jc w:val="both"/>
+      </w:pPr>
+      <w:r>
+        <w:t>disponibilizar informação institucional de forma permanente;</w:t>
+      </w:r>
+    </w:p>
+    <w:p>
+      <w:pPr>
+        <w:pStyle w:val="NormalWeb"/>
+        <w:numPr>
+          <w:ilvl w:val="0"/>
+          <w:numId w:val="2"/>
+        </w:numPr>
+        <w:spacing w:line="360" w:lineRule="auto"/>
+        <w:jc w:val="both"/>
+      </w:pPr>
+      <w:r>
+        <w:t>reforçar a credibilidade junto da comunidade;</w:t>
+      </w:r>
+    </w:p>
+    <w:p>
+      <w:pPr>
+        <w:pStyle w:val="NormalWeb"/>
+        <w:numPr>
+          <w:ilvl w:val="0"/>
+          <w:numId w:val="2"/>
+        </w:numPr>
+        <w:spacing w:line="360" w:lineRule="auto"/>
+        <w:jc w:val="both"/>
+      </w:pPr>
+      <w:r>
+        <w:t>facilitar o contacto com estudantes e encarregados de educação;</w:t>
+      </w:r>
+    </w:p>
+    <w:p>
+      <w:pPr>
+        <w:pStyle w:val="NormalWeb"/>
+        <w:numPr>
+          <w:ilvl w:val="0"/>
+          <w:numId w:val="2"/>
+        </w:numPr>
+        <w:spacing w:line="360" w:lineRule="auto"/>
+        <w:jc w:val="both"/>
+      </w:pPr>
+      <w:r>
+        <w:t>promover atividades académicas e institucionais com maior alcance;</w:t>
+      </w:r>
+    </w:p>
+    <w:p>
+      <w:pPr>
+        <w:pStyle w:val="NormalWeb"/>
+        <w:numPr>
+          <w:ilvl w:val="0"/>
+          <w:numId w:val="2"/>
+        </w:numPr>
+        <w:spacing w:line="360" w:lineRule="auto"/>
+        <w:jc w:val="both"/>
+      </w:pPr>
+      <w:r>
+        <w:t>criar bases para a digitalização gradual de novos serviços.</w:t>
+      </w:r>
+    </w:p>
+    <w:p>
+      <w:pPr>
+        <w:pStyle w:val="NormalWeb"/>
+        <w:spacing w:line="360" w:lineRule="auto"/>
+        <w:jc w:val="both"/>
+      </w:pPr>
+      <w:r>
+        <w:t>Assim, o investimento na plataforma não representa apenas a criação de um novo canal de comunicação, mas a valorização dos recursos e esforços que já fazem parte da estratégia de crescimento da instituição.</w:t>
+      </w:r>
+    </w:p>
+    <w:p>
+      <w:pPr>
+        <w:pStyle w:val="Ttulo2"/>
+        <w:spacing w:line="360" w:lineRule="auto"/>
+        <w:jc w:val="both"/>
+        <w:rPr>
+          <w:rFonts w:ascii="Times New Roman" w:hAnsi="Times New Roman" w:cs="Times New Roman"/>
+          <w:sz w:val="24"/>
+          <w:szCs w:val="24"/>
+        </w:rPr>
+      </w:pPr>
+      <w:r>
+        <w:rPr>
+          <w:rFonts w:ascii="Times New Roman" w:hAnsi="Times New Roman" w:cs="Times New Roman"/>
+          <w:sz w:val="24"/>
+          <w:szCs w:val="24"/>
+        </w:rPr>
+        <w:t>Um investimento orientado para o futuro</w:t>
+      </w:r>
+    </w:p>
+    <w:p>
+      <w:pPr>
+        <w:pStyle w:val="NormalWeb"/>
+        <w:spacing w:line="360" w:lineRule="auto"/>
+        <w:jc w:val="both"/>
+      </w:pPr>
+      <w:r>
+        <w:t>A evolução digital das instituições de ensino tem demonstrado que a comunicação institucional deixou de ser um elemento complementar para assumir um papel estratégico no fortalecimento da imagem, da confiança e da proximidade com a comunidade.</w:t>
+      </w:r>
+    </w:p>
+    <w:p>
+      <w:pPr>
+        <w:pStyle w:val="NormalWeb"/>
+        <w:spacing w:line="360" w:lineRule="auto"/>
+        <w:jc w:val="both"/>
+      </w:pPr>
+      <w:r>
+        <w:t>Neste contexto, adiar a implementação de uma presença digital estruturada não significa permanecer estagnado, mas pode representar a perda de oportunidades de crescimento, de modernização e de aproximação com públicos que, diariamente, utilizam os meios digitais como principal forma de acesso à informação.</w:t>
+      </w:r>
+    </w:p>
+    <w:p>
+      <w:pPr>
+        <w:pStyle w:val="NormalWeb"/>
+        <w:spacing w:line="360" w:lineRule="auto"/>
+        <w:jc w:val="both"/>
+      </w:pPr>
+      <w:r>
+        <w:t xml:space="preserve">O </w:t>
+      </w:r>
+      <w:r>
+        <w:rPr>
+          <w:rStyle w:val="Forte"/>
+        </w:rPr>
+        <w:t>Projeto Conecta Lureframulu &amp; Precimuel</w:t>
+      </w:r>
+      <w:r>
+        <w:t xml:space="preserve"> surge precisamente para transformar essa oportunidade em realidade, permitindo que o Instituto continue a evoluir sem abdicar da sua identidade, da sua missão e dos valores que o distinguem.</w:t>
+      </w:r>
+    </w:p>
+    <w:p>
+      <w:pPr>
+        <w:spacing w:line="360" w:lineRule="auto"/>
+        <w:jc w:val="both"/>
         <w:rPr>
           <w:rFonts w:ascii="Times New Roman" w:eastAsia="Times New Roman" w:hAnsi="Times New Roman" w:cs="Times New Roman"/>
           <w:sz w:val="24"/>
           <w:szCs w:val="24"/>
           <w:lang w:eastAsia="pt-BR"/>
         </w:rPr>
-        <w:t xml:space="preserve"> &amp; </w:t>
-      </w:r>
-      <w:proofErr w:type="spellStart"/>
-      <w:r>
+      </w:pPr>
+      <w:r>
+        <w:rPr>
+          <w:rFonts w:ascii="Times New Roman" w:hAnsi="Times New Roman" w:cs="Times New Roman"/>
+          <w:sz w:val="24"/>
+          <w:szCs w:val="24"/>
+        </w:rPr>
+        <w:br w:type="page"/>
+      </w:r>
+    </w:p>
+    <w:p>
+      <w:pPr>
+        <w:pStyle w:val="NormalWeb"/>
+        <w:spacing w:line="360" w:lineRule="auto"/>
+        <w:jc w:val="both"/>
+      </w:pPr>
+      <w:r>
+        <w:lastRenderedPageBreak/>
+        <w:t>"Toda grande transformação começa quando existe um propósito claro e uma visão bem definida."</w:t>
+      </w:r>
+    </w:p>
+    <w:p>
+      <w:pPr>
+        <w:pStyle w:val="Ttulo1"/>
+        <w:spacing w:line="360" w:lineRule="auto"/>
+        <w:jc w:val="both"/>
+        <w:rPr>
+          <w:sz w:val="24"/>
+          <w:szCs w:val="24"/>
+        </w:rPr>
+      </w:pPr>
+      <w:r>
+        <w:rPr>
+          <w:sz w:val="24"/>
+          <w:szCs w:val="24"/>
+        </w:rPr>
+        <w:t>6. Objetivos da Proposta</w:t>
+      </w:r>
+    </w:p>
+    <w:p>
+      <w:pPr>
+        <w:pStyle w:val="Ttulo2"/>
+        <w:spacing w:line="360" w:lineRule="auto"/>
+        <w:jc w:val="both"/>
+        <w:rPr>
+          <w:rFonts w:ascii="Times New Roman" w:hAnsi="Times New Roman" w:cs="Times New Roman"/>
+          <w:sz w:val="24"/>
+          <w:szCs w:val="24"/>
+        </w:rPr>
+      </w:pPr>
+      <w:r>
+        <w:rPr>
+          <w:rFonts w:ascii="Times New Roman" w:hAnsi="Times New Roman" w:cs="Times New Roman"/>
+          <w:sz w:val="24"/>
+          <w:szCs w:val="24"/>
+        </w:rPr>
+        <w:t>O propósito da proposta</w:t>
+      </w:r>
+    </w:p>
+    <w:p>
+      <w:pPr>
+        <w:pStyle w:val="NormalWeb"/>
+        <w:spacing w:line="360" w:lineRule="auto"/>
+        <w:jc w:val="both"/>
+      </w:pPr>
+      <w:r>
+        <w:t xml:space="preserve">O </w:t>
+      </w:r>
+      <w:r>
+        <w:rPr>
+          <w:rStyle w:val="Forte"/>
+        </w:rPr>
+        <w:t>Projeto Conecta Lureframulu &amp; Precimuel</w:t>
+      </w:r>
+      <w:r>
+        <w:t xml:space="preserve"> foi concebido com o propósito de contribuir para o fortalecimento da presença institucional do Instituto Técnico Privado de Saúde Lureframulu &amp; Precimuel, Lda., através do desenvolvimento de uma Plataforma Institucional Digital que complemente as estratégias de comunicação já existentes, aproxime a instituição da comunidade e crie bases sólidas para a evolução gradual dos seus serviços digitais.</w:t>
+      </w:r>
+    </w:p>
+    <w:p>
+      <w:pPr>
+        <w:pStyle w:val="NormalWeb"/>
+        <w:spacing w:line="360" w:lineRule="auto"/>
+        <w:jc w:val="both"/>
+      </w:pPr>
+      <w:r>
+        <w:t>Mais do que propor uma solução tecnológica, esta iniciativa pretende apresentar uma visão de crescimento sustentável, alinhada com a missão educativa do Instituto e preparada para responder às novas formas de comunicação e interação da sociedade contemporânea.</w:t>
+      </w:r>
+    </w:p>
+    <w:p>
+      <w:pPr>
+        <w:pStyle w:val="Ttulo2"/>
+        <w:spacing w:line="360" w:lineRule="auto"/>
+        <w:jc w:val="both"/>
+        <w:rPr>
+          <w:rFonts w:ascii="Times New Roman" w:hAnsi="Times New Roman" w:cs="Times New Roman"/>
+          <w:sz w:val="24"/>
+          <w:szCs w:val="24"/>
+        </w:rPr>
+      </w:pPr>
+      <w:r>
+        <w:rPr>
+          <w:rFonts w:ascii="Times New Roman" w:hAnsi="Times New Roman" w:cs="Times New Roman"/>
+          <w:sz w:val="24"/>
+          <w:szCs w:val="24"/>
+        </w:rPr>
+        <w:t>Objetivo Geral</w:t>
+      </w:r>
+    </w:p>
+    <w:p>
+      <w:pPr>
+        <w:pStyle w:val="NormalWeb"/>
+        <w:spacing w:line="360" w:lineRule="auto"/>
+        <w:jc w:val="both"/>
+      </w:pPr>
+      <w:r>
+        <w:t>Desenvolver uma Plataforma Institucional Digital moderna, intuitiva e escalável, capaz de fortalecer a comunicação institucional, valorizar a identidade do Instituto, ampliar o alcance das suas ações de divulgação e apoiar o processo de modernização dos seus serviços de informação e relacionamento com a comunidade.</w:t>
+      </w:r>
+    </w:p>
+    <w:p>
+      <w:pPr>
+        <w:pStyle w:val="Ttulo2"/>
+        <w:spacing w:line="360" w:lineRule="auto"/>
+        <w:jc w:val="both"/>
+        <w:rPr>
+          <w:rFonts w:ascii="Times New Roman" w:hAnsi="Times New Roman" w:cs="Times New Roman"/>
+          <w:sz w:val="24"/>
+          <w:szCs w:val="24"/>
+        </w:rPr>
+      </w:pPr>
+      <w:r>
+        <w:rPr>
+          <w:rFonts w:ascii="Times New Roman" w:hAnsi="Times New Roman" w:cs="Times New Roman"/>
+          <w:sz w:val="24"/>
+          <w:szCs w:val="24"/>
+        </w:rPr>
+        <w:t>Objetivos Específicos</w:t>
+      </w:r>
+    </w:p>
+    <w:p>
+      <w:pPr>
+        <w:pStyle w:val="NormalWeb"/>
+        <w:spacing w:line="360" w:lineRule="auto"/>
+        <w:jc w:val="both"/>
+      </w:pPr>
+      <w:r>
+        <w:t>Para concretizar este objetivo geral, o Projeto Conecta Lureframulu &amp; Precimuel propõe-se a:</w:t>
+      </w:r>
+    </w:p>
+    <w:p>
+      <w:pPr>
+        <w:pStyle w:val="NormalWeb"/>
+        <w:numPr>
+          <w:ilvl w:val="0"/>
+          <w:numId w:val="3"/>
+        </w:numPr>
+        <w:spacing w:line="360" w:lineRule="auto"/>
+        <w:jc w:val="both"/>
+      </w:pPr>
+      <w:r>
+        <w:t>criar um canal oficial de comunicação institucional, acessível em qualquer momento e a partir de diferentes dispositivos;</w:t>
+      </w:r>
+    </w:p>
+    <w:p>
+      <w:pPr>
+        <w:pStyle w:val="NormalWeb"/>
+        <w:numPr>
+          <w:ilvl w:val="0"/>
+          <w:numId w:val="3"/>
+        </w:numPr>
+        <w:spacing w:line="360" w:lineRule="auto"/>
+        <w:jc w:val="both"/>
+      </w:pPr>
+      <w:r>
+        <w:t>reunir num único espaço informações relevantes sobre o Instituto, os cursos, os serviços e as atividades desenvolvidas;</w:t>
+      </w:r>
+    </w:p>
+    <w:p>
+      <w:pPr>
+        <w:pStyle w:val="NormalWeb"/>
+        <w:numPr>
+          <w:ilvl w:val="0"/>
+          <w:numId w:val="3"/>
+        </w:numPr>
+        <w:spacing w:line="360" w:lineRule="auto"/>
+        <w:jc w:val="both"/>
+      </w:pPr>
+      <w:r>
+        <w:t>reforçar a identidade visual e a imagem institucional através de uma presença digital moderna e consistente;</w:t>
+      </w:r>
+    </w:p>
+    <w:p>
+      <w:pPr>
+        <w:pStyle w:val="NormalWeb"/>
+        <w:numPr>
+          <w:ilvl w:val="0"/>
+          <w:numId w:val="3"/>
+        </w:numPr>
+        <w:spacing w:line="360" w:lineRule="auto"/>
+        <w:jc w:val="both"/>
+      </w:pPr>
+      <w:r>
+        <w:lastRenderedPageBreak/>
+        <w:t>complementar as campanhas de divulgação já realizadas, prolongando o seu impacto no ambiente digital;</w:t>
+      </w:r>
+    </w:p>
+    <w:p>
+      <w:pPr>
+        <w:pStyle w:val="NormalWeb"/>
+        <w:numPr>
+          <w:ilvl w:val="0"/>
+          <w:numId w:val="3"/>
+        </w:numPr>
+        <w:spacing w:line="360" w:lineRule="auto"/>
+        <w:jc w:val="both"/>
+      </w:pPr>
+      <w:r>
+        <w:t>facilitar o acesso de estudantes, encarregados de educação e parceiros às informações institucionais;</w:t>
+      </w:r>
+    </w:p>
+    <w:p>
+      <w:pPr>
+        <w:pStyle w:val="NormalWeb"/>
+        <w:numPr>
+          <w:ilvl w:val="0"/>
+          <w:numId w:val="3"/>
+        </w:numPr>
+        <w:spacing w:line="360" w:lineRule="auto"/>
+        <w:jc w:val="both"/>
+      </w:pPr>
+      <w:r>
+        <w:t>criar uma estrutura preparada para a implementação futura de novos serviços digitais, de acordo com as necessidades da instituição;</w:t>
+      </w:r>
+    </w:p>
+    <w:p>
+      <w:pPr>
+        <w:pStyle w:val="NormalWeb"/>
+        <w:numPr>
+          <w:ilvl w:val="0"/>
+          <w:numId w:val="3"/>
+        </w:numPr>
+        <w:spacing w:line="360" w:lineRule="auto"/>
+        <w:jc w:val="both"/>
+      </w:pPr>
+      <w:r>
+        <w:t>contribuir para a valorização da marca institucional e para o fortalecimento da relação entre o Instituto e a comunidade.</w:t>
+      </w:r>
+    </w:p>
+    <w:p>
+      <w:pPr>
+        <w:pStyle w:val="Ttulo2"/>
+        <w:spacing w:line="360" w:lineRule="auto"/>
+        <w:jc w:val="both"/>
+        <w:rPr>
+          <w:rFonts w:ascii="Times New Roman" w:hAnsi="Times New Roman" w:cs="Times New Roman"/>
+          <w:sz w:val="24"/>
+          <w:szCs w:val="24"/>
+        </w:rPr>
+      </w:pPr>
+      <w:r>
+        <w:rPr>
+          <w:rFonts w:ascii="Times New Roman" w:hAnsi="Times New Roman" w:cs="Times New Roman"/>
+          <w:sz w:val="24"/>
+          <w:szCs w:val="24"/>
+        </w:rPr>
+        <w:t>Compromissos do Projeto</w:t>
+      </w:r>
+    </w:p>
+    <w:p>
+      <w:pPr>
+        <w:pStyle w:val="NormalWeb"/>
+        <w:spacing w:line="360" w:lineRule="auto"/>
+        <w:jc w:val="both"/>
+      </w:pPr>
+      <w:r>
+        <w:t>O Projeto Conecta Lureframulu &amp; Precimuel será orientado pelos seguintes compromissos:</w:t>
+      </w:r>
+    </w:p>
+    <w:p>
+      <w:pPr>
+        <w:pStyle w:val="NormalWeb"/>
+        <w:spacing w:line="360" w:lineRule="auto"/>
+        <w:jc w:val="both"/>
+      </w:pPr>
+      <w:r>
+        <w:rPr>
+          <w:rStyle w:val="Forte"/>
+        </w:rPr>
+        <w:t>Valorizar a identidade institucional</w:t>
+      </w:r>
+      <w:r>
+        <w:t>, respeitando a história, a missão e os princípios que orientam o Instituto.</w:t>
+      </w:r>
+    </w:p>
+    <w:p>
+      <w:pPr>
+        <w:pStyle w:val="NormalWeb"/>
+        <w:spacing w:line="360" w:lineRule="auto"/>
+        <w:jc w:val="both"/>
+      </w:pPr>
+      <w:r>
+        <w:rPr>
+          <w:rStyle w:val="Forte"/>
+        </w:rPr>
+        <w:t>Comunicar com clareza</w:t>
+      </w:r>
+      <w:r>
+        <w:t>, disponibilizando informações organizadas, atualizadas e de fácil compreensão para todos os públicos.</w:t>
+      </w:r>
+    </w:p>
+    <w:p>
+      <w:pPr>
+        <w:pStyle w:val="NormalWeb"/>
+        <w:spacing w:line="360" w:lineRule="auto"/>
+        <w:jc w:val="both"/>
+      </w:pPr>
+      <w:r>
+        <w:rPr>
+          <w:rStyle w:val="Forte"/>
+        </w:rPr>
+        <w:t>Complementar os investimentos já realizados</w:t>
+      </w:r>
+      <w:r>
+        <w:t>, integrando a comunicação digital às ações de divulgação tradicional, sem as substituir.</w:t>
+      </w:r>
+    </w:p>
+    <w:p>
+      <w:pPr>
+        <w:pStyle w:val="NormalWeb"/>
+        <w:spacing w:line="360" w:lineRule="auto"/>
+        <w:jc w:val="both"/>
+      </w:pPr>
+      <w:r>
+        <w:rPr>
+          <w:rStyle w:val="Forte"/>
+        </w:rPr>
+        <w:t>Promover uma experiência acessível e intuitiva</w:t>
+      </w:r>
+      <w:r>
+        <w:t>, permitindo que qualquer utilizador encontre rapidamente as informações de que necessita.</w:t>
+      </w:r>
+    </w:p>
+    <w:p>
+      <w:pPr>
+        <w:pStyle w:val="NormalWeb"/>
+        <w:spacing w:line="360" w:lineRule="auto"/>
+        <w:jc w:val="both"/>
+      </w:pPr>
+      <w:r>
+        <w:rPr>
+          <w:rStyle w:val="Forte"/>
+        </w:rPr>
+        <w:t>Preparar o futuro</w:t>
+      </w:r>
+      <w:r>
+        <w:t>, desenvolvendo uma plataforma flexível, capaz de evoluir de forma gradual e acompanhar o crescimento do Instituto ao longo do tempo.</w:t>
+      </w:r>
+    </w:p>
+    <w:p>
+      <w:pPr>
+        <w:pStyle w:val="NormalWeb"/>
+        <w:spacing w:line="360" w:lineRule="auto"/>
+        <w:jc w:val="both"/>
+      </w:pPr>
+      <w:r>
+        <w:t>Desta forma, os objetivos desta proposta ultrapassam a simples criação de uma plataforma digital. Representam um compromisso com a valorização institucional, com a melhoria contínua da comunicação e com a construção de uma presença digital coerente com a qualidade do ensino e com a missão do Instituto Técnico Privado de Saúde Lureframulu &amp; Precimuel, Lda.</w:t>
+      </w:r>
+    </w:p>
+    <w:p>
+      <w:pPr>
+        <w:spacing w:line="360" w:lineRule="auto"/>
+        <w:jc w:val="both"/>
         <w:rPr>
           <w:rFonts w:ascii="Times New Roman" w:eastAsia="Times New Roman" w:hAnsi="Times New Roman" w:cs="Times New Roman"/>
           <w:sz w:val="24"/>
           <w:szCs w:val="24"/>
           <w:lang w:eastAsia="pt-BR"/>
         </w:rPr>
-        <w:t>Precimuel</w:t>
-      </w:r>
-      <w:proofErr w:type="spellEnd"/>
-    </w:p>
-    <w:p>
-      <w:pPr>
-        <w:spacing w:line="360" w:lineRule="auto"/>
-        <w:jc w:val="both"/>
-        <w:rPr>
-          <w:rFonts w:ascii="Times New Roman" w:hAnsi="Times New Roman" w:cs="Times New Roman"/>
-          <w:sz w:val="24"/>
-          <w:szCs w:val="24"/>
-        </w:rPr>
+      </w:pPr>
+      <w:r>
+        <w:rPr>
+          <w:rFonts w:ascii="Times New Roman" w:hAnsi="Times New Roman" w:cs="Times New Roman"/>
+          <w:sz w:val="24"/>
+          <w:szCs w:val="24"/>
+        </w:rPr>
+        <w:br w:type="page"/>
+      </w:r>
+    </w:p>
+    <w:p>
+      <w:pPr>
+        <w:pStyle w:val="NormalWeb"/>
+        <w:spacing w:line="360" w:lineRule="auto"/>
+        <w:jc w:val="both"/>
+      </w:pPr>
+      <w:r>
+        <w:lastRenderedPageBreak/>
+        <w:t>"As melhores soluções não substituem o que já funciona. Potenciam aquilo que já é feito com excelência."</w:t>
+      </w:r>
+    </w:p>
+    <w:p>
+      <w:pPr>
+        <w:pStyle w:val="Ttulo1"/>
+        <w:spacing w:line="360" w:lineRule="auto"/>
+        <w:jc w:val="both"/>
+        <w:rPr>
+          <w:sz w:val="24"/>
+          <w:szCs w:val="24"/>
+        </w:rPr>
+      </w:pPr>
+      <w:r>
+        <w:rPr>
+          <w:sz w:val="24"/>
+          <w:szCs w:val="24"/>
+        </w:rPr>
+        <w:t>7. A Solução Proposta</w:t>
+      </w:r>
+    </w:p>
+    <w:p>
+      <w:pPr>
+        <w:pStyle w:val="Ttulo2"/>
+        <w:spacing w:line="360" w:lineRule="auto"/>
+        <w:jc w:val="both"/>
+        <w:rPr>
+          <w:rFonts w:ascii="Times New Roman" w:hAnsi="Times New Roman" w:cs="Times New Roman"/>
+          <w:sz w:val="24"/>
+          <w:szCs w:val="24"/>
+        </w:rPr>
+      </w:pPr>
+      <w:r>
+        <w:rPr>
+          <w:rFonts w:ascii="Times New Roman" w:hAnsi="Times New Roman" w:cs="Times New Roman"/>
+          <w:sz w:val="24"/>
+          <w:szCs w:val="24"/>
+        </w:rPr>
+        <w:t>Uma visão integrada para a presença institucional</w:t>
+      </w:r>
+    </w:p>
+    <w:p>
+      <w:pPr>
+        <w:pStyle w:val="NormalWeb"/>
+        <w:spacing w:line="360" w:lineRule="auto"/>
+        <w:jc w:val="both"/>
+      </w:pPr>
+      <w:r>
+        <w:t xml:space="preserve">O </w:t>
+      </w:r>
+      <w:r>
+        <w:rPr>
+          <w:rStyle w:val="Forte"/>
+        </w:rPr>
+        <w:t>Projeto Conecta Lureframulu &amp; Precimuel</w:t>
+      </w:r>
+      <w:r>
+        <w:t xml:space="preserve"> propõe a criação de um </w:t>
+      </w:r>
+      <w:r>
+        <w:rPr>
+          <w:rStyle w:val="Forte"/>
+        </w:rPr>
+        <w:t>Ecossistema Digital Institucional</w:t>
+      </w:r>
+      <w:r>
+        <w:t>, concebido para fortalecer a comunicação, valorizar a identidade do Instituto e criar uma base sólida para a evolução gradual dos seus serviços digitais.</w:t>
+      </w:r>
+    </w:p>
+    <w:p>
+      <w:pPr>
+        <w:pStyle w:val="NormalWeb"/>
+        <w:spacing w:line="360" w:lineRule="auto"/>
+        <w:jc w:val="both"/>
+      </w:pPr>
+      <w:r>
+        <w:t>A primeira etapa deste ecossistema consiste no desenvolvimento de uma Plataforma Institucional Digital moderna, intuitiva e responsiva, que funcionará como o principal canal oficial de comunicação entre o Instituto e a comunidade.</w:t>
+      </w:r>
+    </w:p>
+    <w:p>
+      <w:pPr>
+        <w:pStyle w:val="NormalWeb"/>
+        <w:spacing w:line="360" w:lineRule="auto"/>
+        <w:jc w:val="both"/>
+      </w:pPr>
+      <w:r>
+        <w:t>Mais do que um website, esta plataforma será o espaço onde estudantes, encarregados de educação, docentes, parceiros e a sociedade poderão conhecer a instituição, acompanhar as suas atividades e aceder às informações de forma simples, rápida e organizada.</w:t>
+      </w:r>
+    </w:p>
+    <w:p>
+      <w:pPr>
+        <w:pStyle w:val="Ttulo2"/>
+        <w:spacing w:line="360" w:lineRule="auto"/>
+        <w:jc w:val="both"/>
+        <w:rPr>
+          <w:rFonts w:ascii="Times New Roman" w:hAnsi="Times New Roman" w:cs="Times New Roman"/>
+          <w:sz w:val="24"/>
+          <w:szCs w:val="24"/>
+        </w:rPr>
+      </w:pPr>
+      <w:r>
+        <w:rPr>
+          <w:rFonts w:ascii="Times New Roman" w:hAnsi="Times New Roman" w:cs="Times New Roman"/>
+          <w:sz w:val="24"/>
+          <w:szCs w:val="24"/>
+        </w:rPr>
+        <w:t>Uma plataforma construída para crescer</w:t>
+      </w:r>
+    </w:p>
+    <w:p>
+      <w:pPr>
+        <w:pStyle w:val="NormalWeb"/>
+        <w:spacing w:line="360" w:lineRule="auto"/>
+        <w:jc w:val="both"/>
+      </w:pPr>
+      <w:r>
+        <w:t>Uma das principais características da solução proposta é a sua capacidade de evolução.</w:t>
+      </w:r>
+    </w:p>
+    <w:p>
+      <w:pPr>
+        <w:pStyle w:val="NormalWeb"/>
+        <w:spacing w:line="360" w:lineRule="auto"/>
+        <w:jc w:val="both"/>
+      </w:pPr>
+      <w:r>
+        <w:t>A plataforma será concebida para responder às necessidades atuais do Instituto, mas preparada para integrar, no futuro, novas funcionalidades, sem que seja necessário reconstruir todo o projeto.</w:t>
+      </w:r>
+    </w:p>
+    <w:p>
+      <w:pPr>
+        <w:pStyle w:val="NormalWeb"/>
+        <w:spacing w:line="360" w:lineRule="auto"/>
+        <w:jc w:val="both"/>
+      </w:pPr>
+      <w:r>
+        <w:t>Esta abordagem permitirá que a transformação digital aconteça de forma gradual, respeitando o ritmo de crescimento da instituição e os seus objetivos estratégicos.</w:t>
+      </w:r>
+    </w:p>
+    <w:p>
+      <w:pPr>
+        <w:pStyle w:val="Ttulo2"/>
+        <w:spacing w:line="360" w:lineRule="auto"/>
+        <w:jc w:val="both"/>
+        <w:rPr>
+          <w:rFonts w:ascii="Times New Roman" w:hAnsi="Times New Roman" w:cs="Times New Roman"/>
+          <w:sz w:val="24"/>
+          <w:szCs w:val="24"/>
+        </w:rPr>
+      </w:pPr>
+      <w:r>
+        <w:rPr>
+          <w:rFonts w:ascii="Times New Roman" w:hAnsi="Times New Roman" w:cs="Times New Roman"/>
+          <w:sz w:val="24"/>
+          <w:szCs w:val="24"/>
+        </w:rPr>
+        <w:t>Estrutura funcional da plataforma</w:t>
+      </w:r>
+    </w:p>
+    <w:p>
+      <w:pPr>
+        <w:pStyle w:val="NormalWeb"/>
+        <w:spacing w:line="360" w:lineRule="auto"/>
+        <w:jc w:val="both"/>
+      </w:pPr>
+      <w:r>
+        <w:t>A proposta contempla uma plataforma organizada em diferentes áreas institucionais, entre as quais:</w:t>
+      </w:r>
+    </w:p>
+    <w:p>
+      <w:pPr>
+        <w:pStyle w:val="NormalWeb"/>
+        <w:numPr>
+          <w:ilvl w:val="0"/>
+          <w:numId w:val="4"/>
+        </w:numPr>
+        <w:spacing w:line="360" w:lineRule="auto"/>
+        <w:jc w:val="both"/>
+      </w:pPr>
+      <w:r>
+        <w:t>Página inicial com apresentação institucional e destaques;</w:t>
+      </w:r>
+    </w:p>
+    <w:p>
+      <w:pPr>
+        <w:pStyle w:val="NormalWeb"/>
+        <w:numPr>
+          <w:ilvl w:val="0"/>
+          <w:numId w:val="4"/>
+        </w:numPr>
+        <w:spacing w:line="360" w:lineRule="auto"/>
+        <w:jc w:val="both"/>
+      </w:pPr>
+      <w:r>
+        <w:t>História, missão, visão e valores do Instituto;</w:t>
+      </w:r>
+    </w:p>
+    <w:p>
+      <w:pPr>
+        <w:pStyle w:val="NormalWeb"/>
+        <w:numPr>
+          <w:ilvl w:val="0"/>
+          <w:numId w:val="4"/>
+        </w:numPr>
+        <w:spacing w:line="360" w:lineRule="auto"/>
+        <w:jc w:val="both"/>
+      </w:pPr>
+      <w:r>
+        <w:t>Apresentação dos cursos e da oferta formativa;</w:t>
+      </w:r>
+    </w:p>
+    <w:p>
+      <w:pPr>
+        <w:pStyle w:val="NormalWeb"/>
+        <w:numPr>
+          <w:ilvl w:val="0"/>
+          <w:numId w:val="4"/>
+        </w:numPr>
+        <w:spacing w:line="360" w:lineRule="auto"/>
+        <w:jc w:val="both"/>
+      </w:pPr>
+      <w:r>
+        <w:lastRenderedPageBreak/>
+        <w:t>Notícias, eventos e atividades académicas;</w:t>
+      </w:r>
+    </w:p>
+    <w:p>
+      <w:pPr>
+        <w:pStyle w:val="NormalWeb"/>
+        <w:numPr>
+          <w:ilvl w:val="0"/>
+          <w:numId w:val="4"/>
+        </w:numPr>
+        <w:spacing w:line="360" w:lineRule="auto"/>
+        <w:jc w:val="both"/>
+      </w:pPr>
+      <w:r>
+        <w:t>Galeria de fotografias e vídeos;</w:t>
+      </w:r>
+    </w:p>
+    <w:p>
+      <w:pPr>
+        <w:pStyle w:val="NormalWeb"/>
+        <w:numPr>
+          <w:ilvl w:val="0"/>
+          <w:numId w:val="4"/>
+        </w:numPr>
+        <w:spacing w:line="360" w:lineRule="auto"/>
+        <w:jc w:val="both"/>
+      </w:pPr>
+      <w:r>
+        <w:t>Informações sobre processos de candidatura e matrícula;</w:t>
+      </w:r>
+    </w:p>
+    <w:p>
+      <w:pPr>
+        <w:pStyle w:val="NormalWeb"/>
+        <w:numPr>
+          <w:ilvl w:val="0"/>
+          <w:numId w:val="4"/>
+        </w:numPr>
+        <w:spacing w:line="360" w:lineRule="auto"/>
+        <w:jc w:val="both"/>
+      </w:pPr>
+      <w:r>
+        <w:t>Área de contactos, localização e canais oficiais de comunicação;</w:t>
+      </w:r>
+    </w:p>
+    <w:p>
+      <w:pPr>
+        <w:pStyle w:val="NormalWeb"/>
+        <w:numPr>
+          <w:ilvl w:val="0"/>
+          <w:numId w:val="4"/>
+        </w:numPr>
+        <w:spacing w:line="360" w:lineRule="auto"/>
+        <w:jc w:val="both"/>
+      </w:pPr>
+      <w:r>
+        <w:t>Espaço dedicado a parceiros e projetos institucionais;</w:t>
+      </w:r>
+    </w:p>
+    <w:p>
+      <w:pPr>
+        <w:pStyle w:val="NormalWeb"/>
+        <w:numPr>
+          <w:ilvl w:val="0"/>
+          <w:numId w:val="4"/>
+        </w:numPr>
+        <w:spacing w:line="360" w:lineRule="auto"/>
+        <w:jc w:val="both"/>
+      </w:pPr>
+      <w:r>
+        <w:t>Área preparada para futuras funcionalidades académicas.</w:t>
+      </w:r>
+    </w:p>
+    <w:p>
+      <w:pPr>
+        <w:pStyle w:val="NormalWeb"/>
+        <w:spacing w:line="360" w:lineRule="auto"/>
+        <w:jc w:val="both"/>
+      </w:pPr>
+      <w:r>
+        <w:t>Cada uma destas secções será organizada de forma intuitiva, permitindo que qualquer utilizador encontre rapidamente a informação pretendida.</w:t>
+      </w:r>
+    </w:p>
+    <w:p>
+      <w:pPr>
+        <w:pStyle w:val="Ttulo2"/>
+        <w:spacing w:line="360" w:lineRule="auto"/>
+        <w:jc w:val="both"/>
+        <w:rPr>
+          <w:rFonts w:ascii="Times New Roman" w:hAnsi="Times New Roman" w:cs="Times New Roman"/>
+          <w:sz w:val="24"/>
+          <w:szCs w:val="24"/>
+        </w:rPr>
+      </w:pPr>
+      <w:r>
+        <w:rPr>
+          <w:rFonts w:ascii="Times New Roman" w:hAnsi="Times New Roman" w:cs="Times New Roman"/>
+          <w:sz w:val="24"/>
+          <w:szCs w:val="24"/>
+        </w:rPr>
+        <w:t>Uma plataforma pensada para todos</w:t>
+      </w:r>
+    </w:p>
+    <w:p>
+      <w:pPr>
+        <w:pStyle w:val="NormalWeb"/>
+        <w:spacing w:line="360" w:lineRule="auto"/>
+        <w:jc w:val="both"/>
+      </w:pPr>
+      <w:r>
+        <w:t>A solução foi concebida para servir diferentes públicos.</w:t>
+      </w:r>
+    </w:p>
+    <w:p>
+      <w:pPr>
+        <w:pStyle w:val="NormalWeb"/>
+        <w:spacing w:line="360" w:lineRule="auto"/>
+        <w:jc w:val="both"/>
+      </w:pPr>
+      <w:r>
+        <w:t>Os futuros estudantes poderão conhecer os cursos e obter informações sobre admissões.</w:t>
+      </w:r>
+    </w:p>
+    <w:p>
+      <w:pPr>
+        <w:pStyle w:val="NormalWeb"/>
+        <w:spacing w:line="360" w:lineRule="auto"/>
+        <w:jc w:val="both"/>
+      </w:pPr>
+      <w:r>
+        <w:t>Os estudantes encontrarão informações institucionais atualizadas e acompanharão notícias e atividades.</w:t>
+      </w:r>
+    </w:p>
+    <w:p>
+      <w:pPr>
+        <w:pStyle w:val="NormalWeb"/>
+        <w:spacing w:line="360" w:lineRule="auto"/>
+        <w:jc w:val="both"/>
+      </w:pPr>
+      <w:r>
+        <w:t>Os encarregados de educação terão um canal oficial para conhecer a instituição e acompanhar informações relevantes.</w:t>
+      </w:r>
+    </w:p>
+    <w:p>
+      <w:pPr>
+        <w:pStyle w:val="NormalWeb"/>
+        <w:spacing w:line="360" w:lineRule="auto"/>
+        <w:jc w:val="both"/>
+      </w:pPr>
+      <w:r>
+        <w:t>Os parceiros institucionais poderão compreender melhor a missão, os projetos e as oportunidades de colaboração.</w:t>
+      </w:r>
+    </w:p>
+    <w:p>
+      <w:pPr>
+        <w:pStyle w:val="NormalWeb"/>
+        <w:spacing w:line="360" w:lineRule="auto"/>
+        <w:jc w:val="both"/>
+      </w:pPr>
+      <w:r>
+        <w:t>Desta forma, a plataforma torna-se um ponto de encontro entre o Instituto e toda a comunidade académica.</w:t>
+      </w:r>
+    </w:p>
+    <w:p>
+      <w:pPr>
+        <w:pStyle w:val="Ttulo2"/>
+        <w:spacing w:line="360" w:lineRule="auto"/>
+        <w:jc w:val="both"/>
+        <w:rPr>
+          <w:rFonts w:ascii="Times New Roman" w:hAnsi="Times New Roman" w:cs="Times New Roman"/>
+          <w:sz w:val="24"/>
+          <w:szCs w:val="24"/>
+        </w:rPr>
+      </w:pPr>
+      <w:r>
+        <w:rPr>
+          <w:rFonts w:ascii="Times New Roman" w:hAnsi="Times New Roman" w:cs="Times New Roman"/>
+          <w:sz w:val="24"/>
+          <w:szCs w:val="24"/>
+        </w:rPr>
+        <w:t>Uma base para o futuro</w:t>
+      </w:r>
+    </w:p>
+    <w:p>
+      <w:pPr>
+        <w:pStyle w:val="NormalWeb"/>
+        <w:spacing w:line="360" w:lineRule="auto"/>
+        <w:jc w:val="both"/>
+      </w:pPr>
+      <w:r>
+        <w:t>Embora a presente proposta tenha como foco principal o desenvolvimento da Plataforma Institucional Digital, o projeto foi pensado para permitir a incorporação futura de novos serviços, tais como:</w:t>
+      </w:r>
+    </w:p>
+    <w:p>
+      <w:pPr>
+        <w:pStyle w:val="NormalWeb"/>
+        <w:numPr>
+          <w:ilvl w:val="0"/>
+          <w:numId w:val="5"/>
+        </w:numPr>
+        <w:spacing w:line="360" w:lineRule="auto"/>
+        <w:jc w:val="both"/>
+      </w:pPr>
+      <w:r>
+        <w:t>Portal do Estudante;</w:t>
+      </w:r>
+    </w:p>
+    <w:p>
+      <w:pPr>
+        <w:pStyle w:val="NormalWeb"/>
+        <w:numPr>
+          <w:ilvl w:val="0"/>
+          <w:numId w:val="5"/>
+        </w:numPr>
+        <w:spacing w:line="360" w:lineRule="auto"/>
+        <w:jc w:val="both"/>
+      </w:pPr>
+      <w:r>
+        <w:t>Portal do Docente;</w:t>
+      </w:r>
+    </w:p>
+    <w:p>
+      <w:pPr>
+        <w:pStyle w:val="NormalWeb"/>
+        <w:numPr>
+          <w:ilvl w:val="0"/>
+          <w:numId w:val="5"/>
+        </w:numPr>
+        <w:spacing w:line="360" w:lineRule="auto"/>
+        <w:jc w:val="both"/>
+      </w:pPr>
+      <w:r>
+        <w:t>Matrículas online;</w:t>
+      </w:r>
+    </w:p>
+    <w:p>
+      <w:pPr>
+        <w:pStyle w:val="NormalWeb"/>
+        <w:numPr>
+          <w:ilvl w:val="0"/>
+          <w:numId w:val="5"/>
+        </w:numPr>
+        <w:spacing w:line="360" w:lineRule="auto"/>
+        <w:jc w:val="both"/>
+      </w:pPr>
+      <w:r>
+        <w:lastRenderedPageBreak/>
+        <w:t>Consultas de horários;</w:t>
+      </w:r>
+    </w:p>
+    <w:p>
+      <w:pPr>
+        <w:pStyle w:val="NormalWeb"/>
+        <w:numPr>
+          <w:ilvl w:val="0"/>
+          <w:numId w:val="5"/>
+        </w:numPr>
+        <w:spacing w:line="360" w:lineRule="auto"/>
+        <w:jc w:val="both"/>
+      </w:pPr>
+      <w:r>
+        <w:t>Divulgação de resultados académicos;</w:t>
+      </w:r>
+    </w:p>
+    <w:p>
+      <w:pPr>
+        <w:pStyle w:val="NormalWeb"/>
+        <w:numPr>
+          <w:ilvl w:val="0"/>
+          <w:numId w:val="5"/>
+        </w:numPr>
+        <w:spacing w:line="360" w:lineRule="auto"/>
+        <w:jc w:val="both"/>
+      </w:pPr>
+      <w:r>
+        <w:t>Biblioteca digital;</w:t>
+      </w:r>
+    </w:p>
+    <w:p>
+      <w:pPr>
+        <w:pStyle w:val="NormalWeb"/>
+        <w:numPr>
+          <w:ilvl w:val="0"/>
+          <w:numId w:val="5"/>
+        </w:numPr>
+        <w:spacing w:line="360" w:lineRule="auto"/>
+        <w:jc w:val="both"/>
+      </w:pPr>
+      <w:r>
+        <w:t>Área de candidaturas;</w:t>
+      </w:r>
+    </w:p>
+    <w:p>
+      <w:pPr>
+        <w:pStyle w:val="NormalWeb"/>
+        <w:numPr>
+          <w:ilvl w:val="0"/>
+          <w:numId w:val="5"/>
+        </w:numPr>
+        <w:spacing w:line="360" w:lineRule="auto"/>
+        <w:jc w:val="both"/>
+      </w:pPr>
+      <w:r>
+        <w:t>Aplicação móvel institucional;</w:t>
+      </w:r>
+    </w:p>
+    <w:p>
+      <w:pPr>
+        <w:pStyle w:val="NormalWeb"/>
+        <w:numPr>
+          <w:ilvl w:val="0"/>
+          <w:numId w:val="5"/>
+        </w:numPr>
+        <w:spacing w:line="360" w:lineRule="auto"/>
+        <w:jc w:val="both"/>
+      </w:pPr>
+      <w:r>
+        <w:t>Integração com sistemas administrativos.</w:t>
+      </w:r>
+    </w:p>
+    <w:p>
+      <w:pPr>
+        <w:pStyle w:val="NormalWeb"/>
+        <w:spacing w:line="360" w:lineRule="auto"/>
+        <w:jc w:val="both"/>
+      </w:pPr>
+      <w:r>
+        <w:t>Esta visão de evolução permite que o investimento realizado hoje continue a gerar benefícios ao longo dos próximos anos, acompanhando o crescimento do Instituto e as necessidades da comunidade.</w:t>
+      </w:r>
+    </w:p>
+    <w:p>
+      <w:pPr>
+        <w:pStyle w:val="NormalWeb"/>
+        <w:spacing w:line="360" w:lineRule="auto"/>
+        <w:jc w:val="both"/>
+      </w:pPr>
+      <w:r>
+        <w:t xml:space="preserve">O </w:t>
+      </w:r>
+      <w:r>
+        <w:rPr>
+          <w:rStyle w:val="Forte"/>
+        </w:rPr>
+        <w:t>Projeto Conecta Lureframulu &amp; Precimuel</w:t>
+      </w:r>
+      <w:r>
+        <w:t xml:space="preserve"> não se limita, assim, à criação de uma presença digital. Propõe a construção de uma infraestrutura preparada para apoiar a comunicação institucional, fortalecer a identidade da organização e servir de base para a modernização gradual dos seus serviços.</w:t>
+      </w:r>
+    </w:p>
+    <w:p>
+      <w:pPr>
+        <w:spacing w:line="360" w:lineRule="auto"/>
+        <w:jc w:val="both"/>
+        <w:rPr>
+          <w:rFonts w:ascii="Times New Roman" w:hAnsi="Times New Roman" w:cs="Times New Roman"/>
+          <w:sz w:val="24"/>
+          <w:szCs w:val="24"/>
+        </w:rPr>
+      </w:pPr>
+      <w:r>
+        <w:rPr>
+          <w:rFonts w:ascii="Times New Roman" w:hAnsi="Times New Roman" w:cs="Times New Roman"/>
+          <w:sz w:val="24"/>
+          <w:szCs w:val="24"/>
+        </w:rPr>
+        <w:br w:type="page"/>
+      </w:r>
+      <w:r>
+        <w:rPr>
+          <w:rFonts w:ascii="Times New Roman" w:hAnsi="Times New Roman" w:cs="Times New Roman"/>
+          <w:sz w:val="24"/>
+          <w:szCs w:val="24"/>
+        </w:rPr>
+        <w:lastRenderedPageBreak/>
+        <w:br w:type="page"/>
+      </w:r>
+    </w:p>
+    <w:p>
+      <w:pPr>
+        <w:spacing w:line="360" w:lineRule="auto"/>
+        <w:jc w:val="both"/>
+        <w:rPr>
+          <w:rFonts w:ascii="Times New Roman" w:hAnsi="Times New Roman" w:cs="Times New Roman"/>
+          <w:sz w:val="24"/>
+          <w:szCs w:val="24"/>
+        </w:rPr>
+      </w:pPr>
+      <w:r>
+        <w:rPr>
+          <w:rFonts w:ascii="Times New Roman" w:hAnsi="Times New Roman" w:cs="Times New Roman"/>
+          <w:sz w:val="24"/>
+          <w:szCs w:val="24"/>
+        </w:rPr>
+        <w:lastRenderedPageBreak/>
+        <w:t>"Quando uma instituição investe em inovação, os benefícios estendem-se muito além da tecnologia: alcançam pessoas, processos e oportunidades."</w:t>
+      </w:r>
+    </w:p>
+    <w:p>
+      <w:pPr>
+        <w:pStyle w:val="Ttulo1"/>
+        <w:spacing w:line="360" w:lineRule="auto"/>
+        <w:jc w:val="both"/>
+        <w:rPr>
+          <w:sz w:val="24"/>
+          <w:szCs w:val="24"/>
+        </w:rPr>
+      </w:pPr>
+      <w:r>
+        <w:rPr>
+          <w:sz w:val="24"/>
+          <w:szCs w:val="24"/>
+        </w:rPr>
+        <w:t>8. Benefícios para a Instituição</w:t>
+      </w:r>
+    </w:p>
+    <w:p>
+      <w:pPr>
+        <w:pStyle w:val="Ttulo2"/>
+        <w:spacing w:line="360" w:lineRule="auto"/>
+        <w:jc w:val="both"/>
+        <w:rPr>
+          <w:rFonts w:ascii="Times New Roman" w:hAnsi="Times New Roman" w:cs="Times New Roman"/>
+          <w:sz w:val="24"/>
+          <w:szCs w:val="24"/>
+        </w:rPr>
+      </w:pPr>
+      <w:r>
+        <w:rPr>
+          <w:rFonts w:ascii="Times New Roman" w:hAnsi="Times New Roman" w:cs="Times New Roman"/>
+          <w:sz w:val="24"/>
+          <w:szCs w:val="24"/>
+        </w:rPr>
+        <w:t>Um investimento que gera valor em diferentes dimensões</w:t>
+      </w:r>
+    </w:p>
+    <w:p>
+      <w:pPr>
+        <w:pStyle w:val="NormalWeb"/>
+        <w:spacing w:line="360" w:lineRule="auto"/>
+        <w:jc w:val="both"/>
+      </w:pPr>
+      <w:r>
+        <w:t>O Projeto Conecta Lureframulu &amp; Precimuel foi concebido para produzir benefícios que ultrapassam a implementação de uma Plataforma Institucional Digital. A proposta pretende gerar valor para toda a comunidade académica, fortalecer a imagem do Instituto e criar condições para uma evolução institucional sustentável.</w:t>
+      </w:r>
+    </w:p>
+    <w:p>
+      <w:pPr>
+        <w:pStyle w:val="NormalWeb"/>
+        <w:spacing w:line="360" w:lineRule="auto"/>
+        <w:jc w:val="both"/>
+      </w:pPr>
+      <w:r>
+        <w:t>Os benefícios esperados refletem-se na forma como a instituição comunica, organiza a informação, aproxima-se da comunidade e prepara o seu crescimento futuro.</w:t>
+      </w:r>
+    </w:p>
+    <w:p>
+      <w:pPr>
+        <w:pStyle w:val="Ttulo2"/>
+        <w:spacing w:line="360" w:lineRule="auto"/>
+        <w:jc w:val="both"/>
+        <w:rPr>
+          <w:rFonts w:ascii="Times New Roman" w:hAnsi="Times New Roman" w:cs="Times New Roman"/>
+          <w:sz w:val="24"/>
+          <w:szCs w:val="24"/>
+        </w:rPr>
+      </w:pPr>
+      <w:r>
+        <w:rPr>
+          <w:rFonts w:ascii="Times New Roman" w:hAnsi="Times New Roman" w:cs="Times New Roman"/>
+          <w:sz w:val="24"/>
+          <w:szCs w:val="24"/>
+        </w:rPr>
+        <w:t>Benefícios para a Direção</w:t>
+      </w:r>
+    </w:p>
+    <w:p>
+      <w:pPr>
+        <w:pStyle w:val="NormalWeb"/>
+        <w:spacing w:line="360" w:lineRule="auto"/>
+        <w:jc w:val="both"/>
+      </w:pPr>
+      <w:r>
+        <w:t>A Direção passará a dispor de um canal oficial de comunicação que representa a instituição de forma consistente e profissional, permitindo divulgar informações relevantes, reforçar a imagem institucional e acompanhar a evolução da presença digital do Instituto.</w:t>
+      </w:r>
+    </w:p>
+    <w:p>
+      <w:pPr>
+        <w:pStyle w:val="NormalWeb"/>
+        <w:spacing w:line="360" w:lineRule="auto"/>
+        <w:jc w:val="both"/>
+      </w:pPr>
+      <w:r>
+        <w:t>Além disso, a plataforma contribuirá para consolidar a identidade institucional, valorizando o trabalho desenvolvido ao longo dos anos e ampliando o alcance das estratégias de divulgação já implementadas.</w:t>
+      </w:r>
+    </w:p>
+    <w:p>
+      <w:pPr>
+        <w:pStyle w:val="Ttulo2"/>
+        <w:spacing w:line="360" w:lineRule="auto"/>
+        <w:jc w:val="both"/>
+        <w:rPr>
+          <w:rFonts w:ascii="Times New Roman" w:hAnsi="Times New Roman" w:cs="Times New Roman"/>
+          <w:sz w:val="24"/>
+          <w:szCs w:val="24"/>
+        </w:rPr>
+      </w:pPr>
+      <w:r>
+        <w:rPr>
+          <w:rFonts w:ascii="Times New Roman" w:hAnsi="Times New Roman" w:cs="Times New Roman"/>
+          <w:sz w:val="24"/>
+          <w:szCs w:val="24"/>
+        </w:rPr>
+        <w:t>Benefícios para a gestão institucional</w:t>
+      </w:r>
+    </w:p>
+    <w:p>
+      <w:pPr>
+        <w:pStyle w:val="NormalWeb"/>
+        <w:spacing w:line="360" w:lineRule="auto"/>
+        <w:jc w:val="both"/>
+      </w:pPr>
+      <w:r>
+        <w:t>A centralização das informações num único ambiente facilitará a organização da comunicação institucional, reduzindo a dispersão de conteúdos e permitindo uma atualização mais eficiente das informações disponibilizadas ao público.</w:t>
+      </w:r>
+    </w:p>
+    <w:p>
+      <w:pPr>
+        <w:pStyle w:val="NormalWeb"/>
+        <w:spacing w:line="360" w:lineRule="auto"/>
+        <w:jc w:val="both"/>
+      </w:pPr>
+      <w:r>
+        <w:t>Esta organização contribuirá para melhorar os processos internos relacionados com a divulgação institucional e criará uma base preparada para futuras iniciativas de transformação digital.</w:t>
+      </w:r>
+    </w:p>
+    <w:p>
+      <w:pPr>
+        <w:pStyle w:val="Ttulo2"/>
+        <w:spacing w:line="360" w:lineRule="auto"/>
+        <w:jc w:val="both"/>
+        <w:rPr>
+          <w:rFonts w:ascii="Times New Roman" w:hAnsi="Times New Roman" w:cs="Times New Roman"/>
+          <w:sz w:val="24"/>
+          <w:szCs w:val="24"/>
+        </w:rPr>
+      </w:pPr>
+      <w:r>
+        <w:rPr>
+          <w:rFonts w:ascii="Times New Roman" w:hAnsi="Times New Roman" w:cs="Times New Roman"/>
+          <w:sz w:val="24"/>
+          <w:szCs w:val="24"/>
+        </w:rPr>
+        <w:lastRenderedPageBreak/>
+        <w:t>Benefícios para os estudantes</w:t>
+      </w:r>
+    </w:p>
+    <w:p>
+      <w:pPr>
+        <w:pStyle w:val="NormalWeb"/>
+        <w:spacing w:line="360" w:lineRule="auto"/>
+        <w:jc w:val="both"/>
+      </w:pPr>
+      <w:r>
+        <w:t>Os estudantes terão acesso rápido e permanente às principais informações institucionais, incluindo notícias, eventos, calendários, atividades e outros conteúdos relevantes para a sua vida académica.</w:t>
+      </w:r>
+    </w:p>
+    <w:p>
+      <w:pPr>
+        <w:pStyle w:val="NormalWeb"/>
+        <w:spacing w:line="360" w:lineRule="auto"/>
+        <w:jc w:val="both"/>
+      </w:pPr>
+      <w:r>
+        <w:t>A facilidade de acesso à informação contribuirá para uma experiência mais organizada e para uma relação mais próxima com a instituição.</w:t>
+      </w:r>
+    </w:p>
+    <w:p>
+      <w:pPr>
+        <w:pStyle w:val="Ttulo2"/>
+        <w:spacing w:line="360" w:lineRule="auto"/>
+        <w:jc w:val="both"/>
+        <w:rPr>
+          <w:rFonts w:ascii="Times New Roman" w:hAnsi="Times New Roman" w:cs="Times New Roman"/>
+          <w:sz w:val="24"/>
+          <w:szCs w:val="24"/>
+        </w:rPr>
+      </w:pPr>
+      <w:r>
+        <w:rPr>
+          <w:rFonts w:ascii="Times New Roman" w:hAnsi="Times New Roman" w:cs="Times New Roman"/>
+          <w:sz w:val="24"/>
+          <w:szCs w:val="24"/>
+        </w:rPr>
+        <w:t>Benefícios para os encarregados de educação</w:t>
+      </w:r>
+    </w:p>
+    <w:p>
+      <w:pPr>
+        <w:pStyle w:val="NormalWeb"/>
+        <w:spacing w:line="360" w:lineRule="auto"/>
+        <w:jc w:val="both"/>
+      </w:pPr>
+      <w:r>
+        <w:t>Os encarregados de educação poderão conhecer melhor o Instituto, acompanhar informações importantes e encontrar facilmente os contactos e serviços disponibilizados pela instituição.</w:t>
+      </w:r>
+    </w:p>
+    <w:p>
+      <w:pPr>
+        <w:pStyle w:val="NormalWeb"/>
+        <w:spacing w:line="360" w:lineRule="auto"/>
+        <w:jc w:val="both"/>
+      </w:pPr>
+      <w:r>
+        <w:t>Esta proximidade reforçará a confiança na comunicação institucional e facilitará o relacionamento entre as famílias e o Instituto.</w:t>
+      </w:r>
+    </w:p>
+    <w:p>
+      <w:pPr>
+        <w:pStyle w:val="Ttulo2"/>
+        <w:spacing w:line="360" w:lineRule="auto"/>
+        <w:jc w:val="both"/>
+        <w:rPr>
+          <w:rFonts w:ascii="Times New Roman" w:hAnsi="Times New Roman" w:cs="Times New Roman"/>
+          <w:sz w:val="24"/>
+          <w:szCs w:val="24"/>
+        </w:rPr>
+      </w:pPr>
+      <w:r>
+        <w:rPr>
+          <w:rFonts w:ascii="Times New Roman" w:hAnsi="Times New Roman" w:cs="Times New Roman"/>
+          <w:sz w:val="24"/>
+          <w:szCs w:val="24"/>
+        </w:rPr>
+        <w:t>Benefícios para os docentes e colaboradores</w:t>
+      </w:r>
+    </w:p>
+    <w:p>
+      <w:pPr>
+        <w:pStyle w:val="NormalWeb"/>
+        <w:spacing w:line="360" w:lineRule="auto"/>
+        <w:jc w:val="both"/>
+      </w:pPr>
+      <w:r>
+        <w:t>A plataforma permitirá divulgar atividades académicas, projetos, iniciativas institucionais e outras informações relevantes, fortalecendo a comunicação interna e valorizando o trabalho desenvolvido pelos profissionais que integram o Instituto.</w:t>
+      </w:r>
+    </w:p>
+    <w:p>
+      <w:pPr>
+        <w:pStyle w:val="Ttulo2"/>
+        <w:spacing w:line="360" w:lineRule="auto"/>
+        <w:jc w:val="both"/>
+        <w:rPr>
+          <w:rFonts w:ascii="Times New Roman" w:hAnsi="Times New Roman" w:cs="Times New Roman"/>
+          <w:sz w:val="24"/>
+          <w:szCs w:val="24"/>
+        </w:rPr>
+      </w:pPr>
+      <w:r>
+        <w:rPr>
+          <w:rFonts w:ascii="Times New Roman" w:hAnsi="Times New Roman" w:cs="Times New Roman"/>
+          <w:sz w:val="24"/>
+          <w:szCs w:val="24"/>
+        </w:rPr>
+        <w:t>Benefícios para a imagem institucional</w:t>
+      </w:r>
+    </w:p>
+    <w:p>
+      <w:pPr>
+        <w:pStyle w:val="NormalWeb"/>
+        <w:spacing w:line="360" w:lineRule="auto"/>
+        <w:jc w:val="both"/>
+      </w:pPr>
+      <w:r>
+        <w:t>Uma presença digital moderna, organizada e permanentemente atualizada transmite profissionalismo, credibilidade e compromisso com a qualidade.</w:t>
+      </w:r>
+    </w:p>
+    <w:p>
+      <w:pPr>
+        <w:pStyle w:val="NormalWeb"/>
+        <w:spacing w:line="360" w:lineRule="auto"/>
+        <w:jc w:val="both"/>
+      </w:pPr>
+      <w:r>
+        <w:t>Ao integrar a comunicação tradicional com os meios digitais, o Instituto reforçará a sua identidade institucional e ampliará a sua capacidade de alcançar novos públicos, consolidando a sua posição como referência na formação técnica em saúde.</w:t>
+      </w:r>
+    </w:p>
+    <w:p>
+      <w:pPr>
+        <w:pStyle w:val="Ttulo2"/>
+        <w:spacing w:line="360" w:lineRule="auto"/>
+        <w:jc w:val="both"/>
+        <w:rPr>
+          <w:rFonts w:ascii="Times New Roman" w:hAnsi="Times New Roman" w:cs="Times New Roman"/>
+          <w:sz w:val="24"/>
+          <w:szCs w:val="24"/>
+        </w:rPr>
+      </w:pPr>
+      <w:r>
+        <w:rPr>
+          <w:rFonts w:ascii="Times New Roman" w:hAnsi="Times New Roman" w:cs="Times New Roman"/>
+          <w:sz w:val="24"/>
+          <w:szCs w:val="24"/>
+        </w:rPr>
+        <w:t>Benefícios para os parceiros institucionais</w:t>
+      </w:r>
+    </w:p>
+    <w:p>
+      <w:pPr>
+        <w:pStyle w:val="NormalWeb"/>
+        <w:spacing w:line="360" w:lineRule="auto"/>
+        <w:jc w:val="both"/>
+      </w:pPr>
+      <w:r>
+        <w:t>A plataforma facilitará a apresentação da missão, dos projetos e das oportunidades de colaboração do Instituto, criando um ambiente mais favorável para o estabelecimento de parcerias académicas, institucionais e empresariais.</w:t>
+      </w:r>
+    </w:p>
+    <w:p>
+      <w:pPr>
+        <w:pStyle w:val="NormalWeb"/>
+        <w:spacing w:line="360" w:lineRule="auto"/>
+        <w:jc w:val="both"/>
+      </w:pPr>
+      <w:r>
+        <w:lastRenderedPageBreak/>
+        <w:t>Uma comunicação institucional clara e acessível fortalece a confiança dos parceiros e amplia as possibilidades de cooperação.</w:t>
+      </w:r>
+    </w:p>
+    <w:p>
+      <w:pPr>
+        <w:pStyle w:val="Ttulo2"/>
+        <w:spacing w:line="360" w:lineRule="auto"/>
+        <w:jc w:val="both"/>
+        <w:rPr>
+          <w:rFonts w:ascii="Times New Roman" w:hAnsi="Times New Roman" w:cs="Times New Roman"/>
+          <w:sz w:val="24"/>
+          <w:szCs w:val="24"/>
+        </w:rPr>
+      </w:pPr>
+      <w:r>
+        <w:rPr>
+          <w:rFonts w:ascii="Times New Roman" w:hAnsi="Times New Roman" w:cs="Times New Roman"/>
+          <w:sz w:val="24"/>
+          <w:szCs w:val="24"/>
+        </w:rPr>
+        <w:t>Benefícios para o futuro</w:t>
+      </w:r>
+    </w:p>
+    <w:p>
+      <w:pPr>
+        <w:pStyle w:val="NormalWeb"/>
+        <w:spacing w:line="360" w:lineRule="auto"/>
+        <w:jc w:val="both"/>
+      </w:pPr>
+      <w:r>
+        <w:t>Talvez o maior benefício desta proposta seja a preparação do Instituto para os desafios dos próximos anos.</w:t>
+      </w:r>
+    </w:p>
+    <w:p>
+      <w:pPr>
+        <w:pStyle w:val="NormalWeb"/>
+        <w:spacing w:line="360" w:lineRule="auto"/>
+        <w:jc w:val="both"/>
+      </w:pPr>
+      <w:r>
+        <w:t>Ao desenvolver uma plataforma concebida para evoluir de forma gradual, o Instituto criará as bases necessárias para incorporar novos serviços digitais, melhorar continuamente a experiência dos seus públicos e acompanhar a evolução das tecnologias sem perder a sua identidade.</w:t>
+      </w:r>
+    </w:p>
+    <w:p>
+      <w:pPr>
+        <w:pStyle w:val="NormalWeb"/>
+        <w:spacing w:line="360" w:lineRule="auto"/>
+        <w:jc w:val="both"/>
+      </w:pPr>
+      <w:r>
+        <w:t>Desta forma, o Projeto Conecta Lureframulu &amp; Precimuel representa um investimento com impacto presente e visão de futuro, capaz de gerar valor duradouro para a instituição e para toda a comunidade que dela faz parte.</w:t>
+      </w:r>
+    </w:p>
+    <w:p>
+      <w:pPr>
+        <w:spacing w:line="360" w:lineRule="auto"/>
+        <w:jc w:val="both"/>
+        <w:rPr>
+          <w:rFonts w:ascii="Times New Roman" w:eastAsia="Times New Roman" w:hAnsi="Times New Roman" w:cs="Times New Roman"/>
+          <w:sz w:val="24"/>
+          <w:szCs w:val="24"/>
+          <w:lang w:eastAsia="pt-BR"/>
+        </w:rPr>
+      </w:pPr>
+      <w:r>
+        <w:rPr>
+          <w:rFonts w:ascii="Times New Roman" w:eastAsia="Times New Roman" w:hAnsi="Times New Roman" w:cs="Times New Roman"/>
+          <w:sz w:val="24"/>
+          <w:szCs w:val="24"/>
+          <w:lang w:eastAsia="pt-BR"/>
+        </w:rPr>
+        <w:br w:type="page"/>
+      </w:r>
+    </w:p>
+    <w:p>
+      <w:pPr>
+        <w:spacing w:line="360" w:lineRule="auto"/>
+        <w:jc w:val="both"/>
+        <w:rPr>
+          <w:rFonts w:ascii="Times New Roman" w:eastAsia="Times New Roman" w:hAnsi="Times New Roman" w:cs="Times New Roman"/>
+          <w:sz w:val="24"/>
+          <w:szCs w:val="24"/>
+          <w:lang w:eastAsia="pt-BR"/>
+        </w:rPr>
+      </w:pPr>
+      <w:r>
+        <w:rPr>
+          <w:rFonts w:ascii="Times New Roman" w:hAnsi="Times New Roman" w:cs="Times New Roman"/>
+          <w:sz w:val="24"/>
+          <w:szCs w:val="24"/>
+        </w:rPr>
+        <w:lastRenderedPageBreak/>
+        <w:t>"A tecnologia só gera valor quando é compreendida por quem toma decisões."</w:t>
+      </w:r>
+    </w:p>
+    <w:p>
+      <w:pPr>
+        <w:pStyle w:val="Ttulo1"/>
+        <w:spacing w:line="360" w:lineRule="auto"/>
+        <w:jc w:val="both"/>
+        <w:rPr>
+          <w:sz w:val="24"/>
+          <w:szCs w:val="24"/>
+        </w:rPr>
+      </w:pPr>
+      <w:r>
+        <w:rPr>
+          <w:sz w:val="24"/>
+          <w:szCs w:val="24"/>
+        </w:rPr>
+        <w:t>9. Tecnologias Utilizadas (em linguagem acessível)</w:t>
+      </w:r>
+    </w:p>
+    <w:p>
+      <w:pPr>
+        <w:pStyle w:val="Ttulo2"/>
+        <w:spacing w:line="360" w:lineRule="auto"/>
+        <w:jc w:val="both"/>
+        <w:rPr>
+          <w:rFonts w:ascii="Times New Roman" w:hAnsi="Times New Roman" w:cs="Times New Roman"/>
+          <w:sz w:val="24"/>
+          <w:szCs w:val="24"/>
+        </w:rPr>
+      </w:pPr>
+      <w:r>
+        <w:rPr>
+          <w:rFonts w:ascii="Times New Roman" w:hAnsi="Times New Roman" w:cs="Times New Roman"/>
+          <w:sz w:val="24"/>
+          <w:szCs w:val="24"/>
+        </w:rPr>
+        <w:t>Tecnologia ao serviço da instituição</w:t>
+      </w:r>
+    </w:p>
+    <w:p>
+      <w:pPr>
+        <w:pStyle w:val="NormalWeb"/>
+        <w:spacing w:line="360" w:lineRule="auto"/>
+        <w:jc w:val="both"/>
+      </w:pPr>
+      <w:r>
+        <w:t>O Projeto Conecta Lureframulu &amp; Precimuel será desenvolvido com recurso a tecnologias amplamente utilizadas na criação de plataformas institucionais em todo o mundo. A escolha dessas tecnologias não foi feita por serem as mais complexas, mas por reunirem características importantes para o Instituto: estabilidade, facilidade de manutenção, segurança, desempenho e possibilidade de evolução.</w:t>
+      </w:r>
+    </w:p>
+    <w:p>
+      <w:pPr>
+        <w:pStyle w:val="NormalWeb"/>
+        <w:spacing w:line="360" w:lineRule="auto"/>
+        <w:jc w:val="both"/>
+      </w:pPr>
+      <w:r>
+        <w:t>A seguir, apresenta-se uma explicação simples sobre o papel de cada tecnologia na construção da plataforma.</w:t>
+      </w:r>
+    </w:p>
+    <w:p>
+      <w:pPr>
+        <w:pStyle w:val="Ttulo2"/>
+        <w:spacing w:line="360" w:lineRule="auto"/>
+        <w:jc w:val="both"/>
+        <w:rPr>
+          <w:rFonts w:ascii="Times New Roman" w:hAnsi="Times New Roman" w:cs="Times New Roman"/>
+          <w:sz w:val="24"/>
+          <w:szCs w:val="24"/>
+        </w:rPr>
+      </w:pPr>
+      <w:r>
+        <w:rPr>
+          <w:rFonts w:ascii="Times New Roman" w:hAnsi="Times New Roman" w:cs="Times New Roman"/>
+          <w:sz w:val="24"/>
+          <w:szCs w:val="24"/>
+        </w:rPr>
+        <w:t>HTML – A estrutura da plataforma</w:t>
+      </w:r>
+    </w:p>
+    <w:p>
+      <w:pPr>
+        <w:pStyle w:val="NormalWeb"/>
+        <w:spacing w:line="360" w:lineRule="auto"/>
+        <w:jc w:val="both"/>
+      </w:pPr>
+      <w:r>
+        <w:t>O HTML pode ser comparado à estrutura de um edifício. É a tecnologia responsável por organizar todas as informações apresentadas na plataforma, definindo onde serão exibidos os textos, imagens, menus, formulários e demais conteúdos.</w:t>
+      </w:r>
+    </w:p>
+    <w:p>
+      <w:pPr>
+        <w:pStyle w:val="NormalWeb"/>
+        <w:spacing w:line="360" w:lineRule="auto"/>
+        <w:jc w:val="both"/>
+      </w:pPr>
+      <w:r>
+        <w:t>Graças ao HTML, cada informação possui um local próprio e organizado, permitindo que os visitantes encontrem facilmente aquilo que procuram.</w:t>
+      </w:r>
+    </w:p>
+    <w:p>
+      <w:pPr>
+        <w:pStyle w:val="Ttulo2"/>
+        <w:spacing w:line="360" w:lineRule="auto"/>
+        <w:jc w:val="both"/>
+        <w:rPr>
+          <w:rFonts w:ascii="Times New Roman" w:hAnsi="Times New Roman" w:cs="Times New Roman"/>
+          <w:sz w:val="24"/>
+          <w:szCs w:val="24"/>
+        </w:rPr>
+      </w:pPr>
+      <w:r>
+        <w:rPr>
+          <w:rFonts w:ascii="Times New Roman" w:hAnsi="Times New Roman" w:cs="Times New Roman"/>
+          <w:sz w:val="24"/>
+          <w:szCs w:val="24"/>
+        </w:rPr>
+        <w:t>CSS – A identidade visual</w:t>
+      </w:r>
+    </w:p>
+    <w:p>
+      <w:pPr>
+        <w:pStyle w:val="NormalWeb"/>
+        <w:spacing w:line="360" w:lineRule="auto"/>
+        <w:jc w:val="both"/>
+      </w:pPr>
+      <w:r>
+        <w:t>O CSS é responsável pela aparência da plataforma.</w:t>
+      </w:r>
+    </w:p>
+    <w:p>
+      <w:pPr>
+        <w:pStyle w:val="NormalWeb"/>
+        <w:spacing w:line="360" w:lineRule="auto"/>
+        <w:jc w:val="both"/>
+      </w:pPr>
+      <w:r>
+        <w:t>É através desta tecnologia que são definidos os elementos visuais, como cores, tipos de letra, espaçamentos, organização das páginas e adaptação a diferentes tamanhos de ecrã, incluindo computadores, tablets e telemóveis.</w:t>
+      </w:r>
+    </w:p>
+    <w:p>
+      <w:pPr>
+        <w:pStyle w:val="NormalWeb"/>
+        <w:spacing w:line="360" w:lineRule="auto"/>
+        <w:jc w:val="both"/>
+      </w:pPr>
+      <w:r>
+        <w:t>Em termos simples, enquanto o HTML constrói a estrutura, o CSS torna essa estrutura agradável, organizada e compatível com a identidade visual do Instituto.</w:t>
+      </w:r>
+    </w:p>
+    <w:p>
+      <w:pPr>
+        <w:pStyle w:val="Ttulo2"/>
+        <w:spacing w:line="360" w:lineRule="auto"/>
+        <w:jc w:val="both"/>
+        <w:rPr>
+          <w:rFonts w:ascii="Times New Roman" w:hAnsi="Times New Roman" w:cs="Times New Roman"/>
+          <w:sz w:val="24"/>
+          <w:szCs w:val="24"/>
+        </w:rPr>
+      </w:pPr>
+      <w:r>
+        <w:rPr>
+          <w:rFonts w:ascii="Times New Roman" w:hAnsi="Times New Roman" w:cs="Times New Roman"/>
+          <w:sz w:val="24"/>
+          <w:szCs w:val="24"/>
+        </w:rPr>
+        <w:lastRenderedPageBreak/>
+        <w:t>JavaScript – A interação</w:t>
+      </w:r>
+    </w:p>
+    <w:p>
+      <w:pPr>
+        <w:pStyle w:val="NormalWeb"/>
+        <w:spacing w:line="360" w:lineRule="auto"/>
+        <w:jc w:val="both"/>
+      </w:pPr>
+      <w:r>
+        <w:t>O JavaScript acrescenta funcionalidades que tornam a plataforma mais dinâmica e agradável de utilizar.</w:t>
+      </w:r>
+    </w:p>
+    <w:p>
+      <w:pPr>
+        <w:pStyle w:val="NormalWeb"/>
+        <w:spacing w:line="360" w:lineRule="auto"/>
+        <w:jc w:val="both"/>
+      </w:pPr>
+      <w:r>
+        <w:t>Graças a esta tecnologia, será possível criar menus interativos, galerias de imagens, formulários inteligentes, animações discretas e outras funcionalidades que melhoram a experiência do utilizador, tornando a navegação mais simples e intuitiva.</w:t>
+      </w:r>
+    </w:p>
+    <w:p>
+      <w:pPr>
+        <w:pStyle w:val="Ttulo2"/>
+        <w:spacing w:line="360" w:lineRule="auto"/>
+        <w:jc w:val="both"/>
+        <w:rPr>
+          <w:rFonts w:ascii="Times New Roman" w:hAnsi="Times New Roman" w:cs="Times New Roman"/>
+          <w:sz w:val="24"/>
+          <w:szCs w:val="24"/>
+        </w:rPr>
+      </w:pPr>
+      <w:r>
+        <w:rPr>
+          <w:rFonts w:ascii="Times New Roman" w:hAnsi="Times New Roman" w:cs="Times New Roman"/>
+          <w:sz w:val="24"/>
+          <w:szCs w:val="24"/>
+        </w:rPr>
+        <w:t>Organização do desenvolvimento</w:t>
+      </w:r>
+    </w:p>
+    <w:p>
+      <w:pPr>
+        <w:pStyle w:val="NormalWeb"/>
+        <w:spacing w:line="360" w:lineRule="auto"/>
+        <w:jc w:val="both"/>
+      </w:pPr>
+      <w:r>
+        <w:t>Uma das preocupações do Projeto Conecta Lureframulu &amp; Precimuel é garantir que a plataforma possa ser facilmente atualizada e ampliada no futuro.</w:t>
+      </w:r>
+    </w:p>
+    <w:p>
+      <w:pPr>
+        <w:pStyle w:val="NormalWeb"/>
+        <w:spacing w:line="360" w:lineRule="auto"/>
+        <w:jc w:val="both"/>
+      </w:pPr>
+      <w:r>
+        <w:t>Por esse motivo, o desenvolvimento será organizado de forma estruturada, separando os conteúdos, o design e as funcionalidades. Esta metodologia facilita futuras alterações, reduz o tempo necessário para manutenção e permite a implementação gradual de novos recursos sem comprometer o funcionamento da plataforma.</w:t>
+      </w:r>
+    </w:p>
+    <w:p>
+      <w:pPr>
+        <w:pStyle w:val="Ttulo2"/>
+        <w:spacing w:line="360" w:lineRule="auto"/>
+        <w:jc w:val="both"/>
+        <w:rPr>
+          <w:rFonts w:ascii="Times New Roman" w:hAnsi="Times New Roman" w:cs="Times New Roman"/>
+          <w:sz w:val="24"/>
+          <w:szCs w:val="24"/>
+        </w:rPr>
+      </w:pPr>
+      <w:r>
+        <w:rPr>
+          <w:rFonts w:ascii="Times New Roman" w:hAnsi="Times New Roman" w:cs="Times New Roman"/>
+          <w:sz w:val="24"/>
+          <w:szCs w:val="24"/>
+        </w:rPr>
+        <w:t>Preparada para crescer</w:t>
+      </w:r>
+    </w:p>
+    <w:p>
+      <w:pPr>
+        <w:pStyle w:val="NormalWeb"/>
+        <w:spacing w:line="360" w:lineRule="auto"/>
+        <w:jc w:val="both"/>
+      </w:pPr>
+      <w:r>
+        <w:t>Embora a primeira versão da plataforma tenha como principal objetivo fortalecer a comunicação institucional, toda a sua estrutura será preparada para receber novas funcionalidades sempre que o Instituto considerar oportuno.</w:t>
+      </w:r>
+    </w:p>
+    <w:p>
+      <w:pPr>
+        <w:pStyle w:val="NormalWeb"/>
+        <w:spacing w:line="360" w:lineRule="auto"/>
+        <w:jc w:val="both"/>
+      </w:pPr>
+      <w:r>
+        <w:t>Isso significa que, no futuro, poderão ser incorporados novos serviços digitais, como áreas reservadas para estudantes e docentes, candidaturas online, biblioteca digital, comunicação académica, integração com sistemas administrativos e outras soluções, aproveitando a mesma base tecnológica.</w:t>
+      </w:r>
+    </w:p>
+    <w:p>
+      <w:pPr>
+        <w:pStyle w:val="NormalWeb"/>
+        <w:spacing w:line="360" w:lineRule="auto"/>
+        <w:jc w:val="both"/>
+      </w:pPr>
+      <w:r>
+        <w:t>Esta visão permite que o investimento realizado hoje continue a gerar benefícios durante muitos anos, evitando a necessidade de reconstruir todo o projeto sempre que surgir uma nova necessidade.</w:t>
+      </w:r>
+    </w:p>
+    <w:p>
+      <w:pPr>
+        <w:pStyle w:val="Ttulo2"/>
+        <w:spacing w:line="360" w:lineRule="auto"/>
+        <w:jc w:val="both"/>
+        <w:rPr>
+          <w:rFonts w:ascii="Times New Roman" w:hAnsi="Times New Roman" w:cs="Times New Roman"/>
+          <w:sz w:val="24"/>
+          <w:szCs w:val="24"/>
+        </w:rPr>
+      </w:pPr>
+      <w:r>
+        <w:rPr>
+          <w:rFonts w:ascii="Times New Roman" w:hAnsi="Times New Roman" w:cs="Times New Roman"/>
+          <w:sz w:val="24"/>
+          <w:szCs w:val="24"/>
+        </w:rPr>
+        <w:lastRenderedPageBreak/>
+        <w:t>Porque estas tecnologias?</w:t>
+      </w:r>
+    </w:p>
+    <w:p>
+      <w:pPr>
+        <w:pStyle w:val="NormalWeb"/>
+        <w:spacing w:line="360" w:lineRule="auto"/>
+        <w:jc w:val="both"/>
+      </w:pPr>
+      <w:r>
+        <w:t>As tecnologias selecionadas apresentam vantagens importantes para uma instituição de ensino:</w:t>
+      </w:r>
+    </w:p>
+    <w:p>
+      <w:pPr>
+        <w:pStyle w:val="NormalWeb"/>
+        <w:numPr>
+          <w:ilvl w:val="0"/>
+          <w:numId w:val="6"/>
+        </w:numPr>
+        <w:spacing w:line="360" w:lineRule="auto"/>
+        <w:jc w:val="both"/>
+      </w:pPr>
+      <w:r>
+        <w:t>são reconhecidas internacionalmente e utilizadas por milhões de plataformas em todo o mundo;</w:t>
+      </w:r>
+    </w:p>
+    <w:p>
+      <w:pPr>
+        <w:pStyle w:val="NormalWeb"/>
+        <w:numPr>
+          <w:ilvl w:val="0"/>
+          <w:numId w:val="6"/>
+        </w:numPr>
+        <w:spacing w:line="360" w:lineRule="auto"/>
+        <w:jc w:val="both"/>
+      </w:pPr>
+      <w:r>
+        <w:t>oferecem elevado nível de compatibilidade com diferentes navegadores e dispositivos;</w:t>
+      </w:r>
+    </w:p>
+    <w:p>
+      <w:pPr>
+        <w:pStyle w:val="NormalWeb"/>
+        <w:numPr>
+          <w:ilvl w:val="0"/>
+          <w:numId w:val="6"/>
+        </w:numPr>
+        <w:spacing w:line="360" w:lineRule="auto"/>
+        <w:jc w:val="both"/>
+      </w:pPr>
+      <w:r>
+        <w:t>permitem um desenvolvimento organizado e de fácil manutenção;</w:t>
+      </w:r>
+    </w:p>
+    <w:p>
+      <w:pPr>
+        <w:pStyle w:val="NormalWeb"/>
+        <w:numPr>
+          <w:ilvl w:val="0"/>
+          <w:numId w:val="6"/>
+        </w:numPr>
+        <w:spacing w:line="360" w:lineRule="auto"/>
+        <w:jc w:val="both"/>
+      </w:pPr>
+      <w:r>
+        <w:t>facilitam futuras atualizações e expansões da plataforma;</w:t>
+      </w:r>
+    </w:p>
+    <w:p>
+      <w:pPr>
+        <w:pStyle w:val="NormalWeb"/>
+        <w:numPr>
+          <w:ilvl w:val="0"/>
+          <w:numId w:val="6"/>
+        </w:numPr>
+        <w:spacing w:line="360" w:lineRule="auto"/>
+        <w:jc w:val="both"/>
+      </w:pPr>
+      <w:r>
+        <w:t>contribuem para uma navegação rápida, segura e intuitiva.</w:t>
+      </w:r>
+    </w:p>
+    <w:p>
+      <w:pPr>
+        <w:pStyle w:val="NormalWeb"/>
+        <w:spacing w:line="360" w:lineRule="auto"/>
+        <w:jc w:val="both"/>
+      </w:pPr>
+      <w:r>
+        <w:t>Desta forma, a escolha tecnológica do Projeto Conecta Lureframulu &amp; Precimuel não procura impressionar pela complexidade, mas assegurar que o Instituto disponha de uma solução moderna, confiável e preparada para acompanhar a sua evolução ao longo do tempo.</w:t>
+      </w:r>
+    </w:p>
+    <w:p>
+      <w:pPr>
+        <w:spacing w:line="360" w:lineRule="auto"/>
+        <w:jc w:val="both"/>
+        <w:rPr>
+          <w:rFonts w:ascii="Times New Roman" w:eastAsia="Times New Roman" w:hAnsi="Times New Roman" w:cs="Times New Roman"/>
+          <w:sz w:val="24"/>
+          <w:szCs w:val="24"/>
+          <w:lang w:eastAsia="pt-BR"/>
+        </w:rPr>
+      </w:pPr>
+      <w:r>
+        <w:rPr>
+          <w:rFonts w:ascii="Times New Roman" w:hAnsi="Times New Roman" w:cs="Times New Roman"/>
+          <w:sz w:val="24"/>
+          <w:szCs w:val="24"/>
+        </w:rPr>
+        <w:br w:type="page"/>
+      </w:r>
+    </w:p>
+    <w:p>
+      <w:pPr>
+        <w:pStyle w:val="NormalWeb"/>
+        <w:spacing w:line="360" w:lineRule="auto"/>
+        <w:jc w:val="both"/>
+      </w:pPr>
+      <w:r>
+        <w:lastRenderedPageBreak/>
+        <w:t>"Antes de investir numa ideia, é importante conseguir visualizá-la. O protótipo transforma uma visão em algo concreto."</w:t>
+      </w:r>
+    </w:p>
+    <w:p>
+      <w:pPr>
+        <w:pStyle w:val="Ttulo1"/>
+        <w:spacing w:line="360" w:lineRule="auto"/>
+        <w:jc w:val="both"/>
+        <w:rPr>
+          <w:sz w:val="24"/>
+          <w:szCs w:val="24"/>
+        </w:rPr>
+      </w:pPr>
+      <w:r>
+        <w:rPr>
+          <w:sz w:val="24"/>
+          <w:szCs w:val="24"/>
+        </w:rPr>
+        <w:t>10. Demonstração do Protótipo</w:t>
+      </w:r>
+    </w:p>
+    <w:p>
+      <w:pPr>
+        <w:pStyle w:val="Ttulo2"/>
+        <w:spacing w:line="360" w:lineRule="auto"/>
+        <w:jc w:val="both"/>
+        <w:rPr>
+          <w:rFonts w:ascii="Times New Roman" w:hAnsi="Times New Roman" w:cs="Times New Roman"/>
+          <w:sz w:val="24"/>
+          <w:szCs w:val="24"/>
+        </w:rPr>
+      </w:pPr>
+      <w:r>
+        <w:rPr>
+          <w:rFonts w:ascii="Times New Roman" w:hAnsi="Times New Roman" w:cs="Times New Roman"/>
+          <w:sz w:val="24"/>
+          <w:szCs w:val="24"/>
+        </w:rPr>
+        <w:t>Visão da Plataforma Institucional</w:t>
+      </w:r>
+    </w:p>
+    <w:p>
+      <w:pPr>
+        <w:pStyle w:val="NormalWeb"/>
+        <w:spacing w:line="360" w:lineRule="auto"/>
+        <w:jc w:val="both"/>
+      </w:pPr>
+      <w:r>
+        <w:t>Com o objetivo de tornar esta proposta mais clara e facilitar a compreensão da solução apresentada, foi desenvolvido um protótipo visual da Plataforma Institucional Digital.</w:t>
+      </w:r>
+    </w:p>
+    <w:p>
+      <w:pPr>
+        <w:pStyle w:val="NormalWeb"/>
+        <w:spacing w:line="360" w:lineRule="auto"/>
+        <w:jc w:val="both"/>
+      </w:pPr>
+      <w:r>
+        <w:t>O protótipo não representa apenas a aparência do futuro website. Ele demonstra a organização das informações, a experiência de navegação e a forma como os diferentes públicos poderão interagir com a instituição através de um ambiente digital moderno, intuitivo e alinhado com a identidade do Instituto Técnico Privado de Saúde Lureframulu &amp; Precimuel, Lda.</w:t>
+      </w:r>
+    </w:p>
+    <w:p>
+      <w:pPr>
+        <w:pStyle w:val="NormalWeb"/>
+        <w:spacing w:line="360" w:lineRule="auto"/>
+        <w:jc w:val="both"/>
+      </w:pPr>
+      <w:r>
+        <w:t>As imagens apresentadas nas páginas seguintes ilustram uma proposta conceptual. A versão final poderá ser ajustada de acordo com as orientações da Direção e com as necessidades identificadas durante o desenvolvimento do projeto.</w:t>
+      </w:r>
+    </w:p>
+    <w:p>
+      <w:pPr>
+        <w:pStyle w:val="Ttulo2"/>
+        <w:spacing w:line="360" w:lineRule="auto"/>
+        <w:jc w:val="both"/>
+        <w:rPr>
+          <w:rFonts w:ascii="Times New Roman" w:hAnsi="Times New Roman" w:cs="Times New Roman"/>
+          <w:sz w:val="24"/>
+          <w:szCs w:val="24"/>
+        </w:rPr>
+      </w:pPr>
+      <w:r>
+        <w:rPr>
+          <w:rFonts w:ascii="Times New Roman" w:hAnsi="Times New Roman" w:cs="Times New Roman"/>
+          <w:sz w:val="24"/>
+          <w:szCs w:val="24"/>
+        </w:rPr>
+        <w:t>A experiência começa na página inicial</w:t>
+      </w:r>
+    </w:p>
+    <w:p>
+      <w:pPr>
+        <w:pStyle w:val="NormalWeb"/>
+        <w:spacing w:line="360" w:lineRule="auto"/>
+        <w:jc w:val="both"/>
+      </w:pPr>
+      <w:r>
+        <w:t>Ao aceder à plataforma, o utilizador é recebido por uma página inicial organizada, moderna e de fácil navegação.</w:t>
+      </w:r>
+    </w:p>
+    <w:p>
+      <w:pPr>
+        <w:pStyle w:val="NormalWeb"/>
+        <w:spacing w:line="360" w:lineRule="auto"/>
+        <w:jc w:val="both"/>
+      </w:pPr>
+      <w:r>
+        <w:t>Os principais destaques institucionais encontram-se imediatamente visíveis, permitindo conhecer a identidade do Instituto, aceder rapidamente aos cursos, consultar notícias recentes, acompanhar eventos e localizar os principais canais de contacto.</w:t>
+      </w:r>
+    </w:p>
+    <w:p>
+      <w:pPr>
+        <w:pStyle w:val="NormalWeb"/>
+        <w:spacing w:line="360" w:lineRule="auto"/>
+        <w:jc w:val="both"/>
+      </w:pPr>
+      <w:r>
+        <w:t>Esta organização procura transmitir profissionalismo, credibilidade e confiança logo no primeiro contacto.</w:t>
+      </w:r>
+    </w:p>
+    <w:p>
+      <w:pPr>
+        <w:pStyle w:val="NormalWeb"/>
+        <w:spacing w:line="360" w:lineRule="auto"/>
+        <w:jc w:val="both"/>
+      </w:pPr>
+      <w:r>
+        <w:rPr>
+          <w:rStyle w:val="Forte"/>
+        </w:rPr>
+        <w:t>(Inserir imagem da Página Inicial do Protótipo)</w:t>
+      </w:r>
+    </w:p>
+    <w:p>
+      <w:pPr>
+        <w:pStyle w:val="Ttulo2"/>
+        <w:spacing w:line="360" w:lineRule="auto"/>
+        <w:jc w:val="both"/>
+        <w:rPr>
+          <w:rFonts w:ascii="Times New Roman" w:hAnsi="Times New Roman" w:cs="Times New Roman"/>
+          <w:sz w:val="24"/>
+          <w:szCs w:val="24"/>
+        </w:rPr>
+      </w:pPr>
+      <w:r>
+        <w:rPr>
+          <w:rFonts w:ascii="Times New Roman" w:hAnsi="Times New Roman" w:cs="Times New Roman"/>
+          <w:sz w:val="24"/>
+          <w:szCs w:val="24"/>
+        </w:rPr>
+        <w:t>Conhecer a instituição</w:t>
+      </w:r>
+    </w:p>
+    <w:p>
+      <w:pPr>
+        <w:pStyle w:val="NormalWeb"/>
+        <w:spacing w:line="360" w:lineRule="auto"/>
+        <w:jc w:val="both"/>
+      </w:pPr>
+      <w:r>
+        <w:t>A secção institucional apresenta a história do Instituto, a sua missão, visão, valores e o compromisso com a formação de profissionais da área da saúde.</w:t>
+      </w:r>
+    </w:p>
+    <w:p>
+      <w:pPr>
+        <w:pStyle w:val="NormalWeb"/>
+        <w:spacing w:line="360" w:lineRule="auto"/>
+        <w:jc w:val="both"/>
+      </w:pPr>
+      <w:r>
+        <w:lastRenderedPageBreak/>
+        <w:t>O objetivo desta área é permitir que futuros estudantes, famílias e parceiros conheçam melhor a instituição, fortalecendo a confiança e a transparência da comunicação.</w:t>
+      </w:r>
+    </w:p>
+    <w:p>
+      <w:pPr>
+        <w:pStyle w:val="NormalWeb"/>
+        <w:spacing w:line="360" w:lineRule="auto"/>
+        <w:jc w:val="both"/>
+      </w:pPr>
+      <w:r>
+        <w:rPr>
+          <w:rStyle w:val="Forte"/>
+        </w:rPr>
+        <w:t>(Inserir imagem da secção "Sobre o Instituto")</w:t>
+      </w:r>
+    </w:p>
+    <w:p>
+      <w:pPr>
+        <w:pStyle w:val="Ttulo2"/>
+        <w:spacing w:line="360" w:lineRule="auto"/>
+        <w:jc w:val="both"/>
+        <w:rPr>
+          <w:rFonts w:ascii="Times New Roman" w:hAnsi="Times New Roman" w:cs="Times New Roman"/>
+          <w:sz w:val="24"/>
+          <w:szCs w:val="24"/>
+        </w:rPr>
+      </w:pPr>
+      <w:r>
+        <w:rPr>
+          <w:rFonts w:ascii="Times New Roman" w:hAnsi="Times New Roman" w:cs="Times New Roman"/>
+          <w:sz w:val="24"/>
+          <w:szCs w:val="24"/>
+        </w:rPr>
+        <w:t>Explorar os cursos</w:t>
+      </w:r>
+    </w:p>
+    <w:p>
+      <w:pPr>
+        <w:pStyle w:val="NormalWeb"/>
+        <w:spacing w:line="360" w:lineRule="auto"/>
+        <w:jc w:val="both"/>
+      </w:pPr>
+      <w:r>
+        <w:t>Nesta área, o visitante poderá conhecer a oferta formativa, consultar informações sobre cada curso e compreender as oportunidades de formação disponibilizadas pelo Instituto.</w:t>
+      </w:r>
+    </w:p>
+    <w:p>
+      <w:pPr>
+        <w:pStyle w:val="NormalWeb"/>
+        <w:spacing w:line="360" w:lineRule="auto"/>
+        <w:jc w:val="both"/>
+      </w:pPr>
+      <w:r>
+        <w:t>A navegação foi concebida para facilitar a pesquisa de informações, permitindo que o futuro estudante encontre rapidamente o curso do seu interesse.</w:t>
+      </w:r>
+    </w:p>
+    <w:p>
+      <w:pPr>
+        <w:pStyle w:val="NormalWeb"/>
+        <w:spacing w:line="360" w:lineRule="auto"/>
+        <w:jc w:val="both"/>
+      </w:pPr>
+      <w:r>
+        <w:rPr>
+          <w:rStyle w:val="Forte"/>
+        </w:rPr>
+        <w:t>(Inserir imagem da secção "Cursos")</w:t>
+      </w:r>
+    </w:p>
+    <w:p>
+      <w:pPr>
+        <w:pStyle w:val="Ttulo2"/>
+        <w:spacing w:line="360" w:lineRule="auto"/>
+        <w:jc w:val="both"/>
+        <w:rPr>
+          <w:rFonts w:ascii="Times New Roman" w:hAnsi="Times New Roman" w:cs="Times New Roman"/>
+          <w:sz w:val="24"/>
+          <w:szCs w:val="24"/>
+        </w:rPr>
+      </w:pPr>
+      <w:r>
+        <w:rPr>
+          <w:rFonts w:ascii="Times New Roman" w:hAnsi="Times New Roman" w:cs="Times New Roman"/>
+          <w:sz w:val="24"/>
+          <w:szCs w:val="24"/>
+        </w:rPr>
+        <w:t>Acompanhar a vida académica</w:t>
+      </w:r>
+    </w:p>
+    <w:p>
+      <w:pPr>
+        <w:pStyle w:val="NormalWeb"/>
+        <w:spacing w:line="360" w:lineRule="auto"/>
+        <w:jc w:val="both"/>
+      </w:pPr>
+      <w:r>
+        <w:t>A plataforma disponibiliza um espaço destinado à divulgação de notícias, eventos, atividades académicas e outras informações relevantes para a comunidade.</w:t>
+      </w:r>
+    </w:p>
+    <w:p>
+      <w:pPr>
+        <w:pStyle w:val="NormalWeb"/>
+        <w:spacing w:line="360" w:lineRule="auto"/>
+        <w:jc w:val="both"/>
+      </w:pPr>
+      <w:r>
+        <w:t>Esta funcionalidade permitirá manter estudantes, encarregados de educação e parceiros permanentemente informados sobre a dinâmica institucional.</w:t>
+      </w:r>
+    </w:p>
+    <w:p>
+      <w:pPr>
+        <w:pStyle w:val="NormalWeb"/>
+        <w:spacing w:line="360" w:lineRule="auto"/>
+        <w:jc w:val="both"/>
+      </w:pPr>
+      <w:r>
+        <w:rPr>
+          <w:rStyle w:val="Forte"/>
+        </w:rPr>
+        <w:t>(Inserir imagem da secção "Notícias e Eventos")</w:t>
+      </w:r>
+    </w:p>
+    <w:p>
+      <w:pPr>
+        <w:pStyle w:val="Ttulo2"/>
+        <w:spacing w:line="360" w:lineRule="auto"/>
+        <w:jc w:val="both"/>
+        <w:rPr>
+          <w:rFonts w:ascii="Times New Roman" w:hAnsi="Times New Roman" w:cs="Times New Roman"/>
+          <w:sz w:val="24"/>
+          <w:szCs w:val="24"/>
+        </w:rPr>
+      </w:pPr>
+      <w:r>
+        <w:rPr>
+          <w:rFonts w:ascii="Times New Roman" w:hAnsi="Times New Roman" w:cs="Times New Roman"/>
+          <w:sz w:val="24"/>
+          <w:szCs w:val="24"/>
+        </w:rPr>
+        <w:t>Entrar em contacto</w:t>
+      </w:r>
+    </w:p>
+    <w:p>
+      <w:pPr>
+        <w:pStyle w:val="NormalWeb"/>
+        <w:spacing w:line="360" w:lineRule="auto"/>
+        <w:jc w:val="both"/>
+      </w:pPr>
+      <w:r>
+        <w:t>A área de contactos reúne todas as formas oficiais de comunicação do Instituto.</w:t>
+      </w:r>
+    </w:p>
+    <w:p>
+      <w:pPr>
+        <w:pStyle w:val="NormalWeb"/>
+        <w:spacing w:line="360" w:lineRule="auto"/>
+        <w:jc w:val="both"/>
+      </w:pPr>
+      <w:r>
+        <w:t>Os visitantes poderão consultar a localização, contactos telefónicos, endereço de correio eletrónico e outros canais institucionais, facilitando o relacionamento entre a instituição e a comunidade.</w:t>
+      </w:r>
+    </w:p>
+    <w:p>
+      <w:pPr>
+        <w:pStyle w:val="NormalWeb"/>
+        <w:spacing w:line="360" w:lineRule="auto"/>
+        <w:jc w:val="both"/>
+      </w:pPr>
+      <w:r>
+        <w:rPr>
+          <w:rStyle w:val="Forte"/>
+        </w:rPr>
+        <w:t>(Inserir imagem da secção "Contactos")</w:t>
+      </w:r>
+    </w:p>
+    <w:p>
+      <w:pPr>
+        <w:pStyle w:val="Ttulo2"/>
+        <w:spacing w:line="360" w:lineRule="auto"/>
+        <w:jc w:val="both"/>
+        <w:rPr>
+          <w:rFonts w:ascii="Times New Roman" w:hAnsi="Times New Roman" w:cs="Times New Roman"/>
+          <w:sz w:val="24"/>
+          <w:szCs w:val="24"/>
+        </w:rPr>
+      </w:pPr>
+      <w:r>
+        <w:rPr>
+          <w:rFonts w:ascii="Times New Roman" w:hAnsi="Times New Roman" w:cs="Times New Roman"/>
+          <w:sz w:val="24"/>
+          <w:szCs w:val="24"/>
+        </w:rPr>
+        <w:t>Uma plataforma preparada para evoluir</w:t>
+      </w:r>
+    </w:p>
+    <w:p>
+      <w:pPr>
+        <w:pStyle w:val="NormalWeb"/>
+        <w:spacing w:line="360" w:lineRule="auto"/>
+        <w:jc w:val="both"/>
+      </w:pPr>
+      <w:r>
+        <w:t>Embora o protótipo apresente apenas a primeira fase da solução proposta, toda a estrutura foi concebida para permitir futuras evoluções.</w:t>
+      </w:r>
+    </w:p>
+    <w:p>
+      <w:pPr>
+        <w:pStyle w:val="NormalWeb"/>
+        <w:spacing w:line="360" w:lineRule="auto"/>
+        <w:jc w:val="both"/>
+      </w:pPr>
+      <w:r>
+        <w:lastRenderedPageBreak/>
+        <w:t>Novas funcionalidades poderão ser integradas progressivamente, acompanhando o crescimento do Instituto e as necessidades da comunidade académica.</w:t>
+      </w:r>
+    </w:p>
+    <w:p>
+      <w:pPr>
+        <w:pStyle w:val="NormalWeb"/>
+        <w:spacing w:line="360" w:lineRule="auto"/>
+        <w:jc w:val="both"/>
+      </w:pPr>
+      <w:r>
+        <w:t>Assim, o protótipo apresentado representa não apenas uma proposta de design, mas a primeira etapa de um projeto institucional preparado para evoluir de forma sustentável.</w:t>
+      </w:r>
+    </w:p>
+    <w:p>
+      <w:pPr>
+        <w:pStyle w:val="NormalWeb"/>
+        <w:spacing w:line="360" w:lineRule="auto"/>
+        <w:jc w:val="both"/>
+      </w:pPr>
+    </w:p>
+    <w:p>
+      <w:pPr>
+        <w:pStyle w:val="NormalWeb"/>
+        <w:spacing w:line="360" w:lineRule="auto"/>
+        <w:jc w:val="both"/>
+      </w:pPr>
+    </w:p>
+    <w:p>
+      <w:pPr>
+        <w:pStyle w:val="NormalWeb"/>
+        <w:spacing w:line="360" w:lineRule="auto"/>
+        <w:jc w:val="both"/>
+      </w:pPr>
+    </w:p>
+    <w:p>
+      <w:pPr>
+        <w:spacing w:line="360" w:lineRule="auto"/>
+        <w:jc w:val="both"/>
+        <w:rPr>
+          <w:rFonts w:ascii="Times New Roman" w:eastAsia="Times New Roman" w:hAnsi="Times New Roman" w:cs="Times New Roman"/>
+          <w:sz w:val="24"/>
+          <w:szCs w:val="24"/>
+          <w:lang w:eastAsia="pt-BR"/>
+        </w:rPr>
+      </w:pPr>
+      <w:r>
+        <w:rPr>
+          <w:rFonts w:ascii="Times New Roman" w:hAnsi="Times New Roman" w:cs="Times New Roman"/>
+          <w:sz w:val="24"/>
+          <w:szCs w:val="24"/>
+        </w:rPr>
+        <w:br w:type="page"/>
+      </w:r>
+    </w:p>
+    <w:p>
+      <w:pPr>
+        <w:pStyle w:val="NormalWeb"/>
+        <w:spacing w:line="360" w:lineRule="auto"/>
+        <w:jc w:val="both"/>
+      </w:pPr>
+      <w:r>
+        <w:lastRenderedPageBreak/>
+        <w:t>"Grandes projetos não são construídos de uma só vez. São desenvolvidos etapa por</w:t>
+      </w:r>
+    </w:p>
+    <w:p>
+      <w:pPr>
+        <w:pStyle w:val="NormalWeb"/>
+        <w:spacing w:line="360" w:lineRule="auto"/>
+        <w:jc w:val="both"/>
+      </w:pPr>
+      <w:r>
+        <w:t xml:space="preserve"> etapa, com planeamento, organização e compromisso."</w:t>
+      </w:r>
+    </w:p>
+    <w:p>
+      <w:pPr>
+        <w:pStyle w:val="Ttulo1"/>
+        <w:spacing w:line="360" w:lineRule="auto"/>
+        <w:jc w:val="both"/>
+        <w:rPr>
+          <w:sz w:val="24"/>
+          <w:szCs w:val="24"/>
+        </w:rPr>
+      </w:pPr>
+      <w:r>
+        <w:rPr>
+          <w:sz w:val="24"/>
+          <w:szCs w:val="24"/>
+        </w:rPr>
+        <w:t>11. Plano de Desenvolvimento</w:t>
+      </w:r>
+    </w:p>
+    <w:p>
+      <w:pPr>
+        <w:pStyle w:val="Ttulo2"/>
+        <w:spacing w:line="360" w:lineRule="auto"/>
+        <w:jc w:val="both"/>
+        <w:rPr>
+          <w:rFonts w:ascii="Times New Roman" w:hAnsi="Times New Roman" w:cs="Times New Roman"/>
+          <w:sz w:val="24"/>
+          <w:szCs w:val="24"/>
+        </w:rPr>
+      </w:pPr>
+      <w:r>
+        <w:rPr>
+          <w:rFonts w:ascii="Times New Roman" w:hAnsi="Times New Roman" w:cs="Times New Roman"/>
+          <w:sz w:val="24"/>
+          <w:szCs w:val="24"/>
+        </w:rPr>
+        <w:t>Uma implementação organizada e gradual</w:t>
+      </w:r>
+    </w:p>
+    <w:p>
+      <w:pPr>
+        <w:pStyle w:val="NormalWeb"/>
+        <w:spacing w:line="360" w:lineRule="auto"/>
+        <w:jc w:val="both"/>
+      </w:pPr>
+      <w:r>
+        <w:t>O Projeto Conecta Lureframulu &amp; Precimuel foi estruturado para que a implementação da Plataforma Institucional Digital aconteça de forma organizada, segura e compatível com a realidade do Instituto.</w:t>
+      </w:r>
+    </w:p>
+    <w:p>
+      <w:pPr>
+        <w:pStyle w:val="NormalWeb"/>
+        <w:spacing w:line="360" w:lineRule="auto"/>
+        <w:jc w:val="both"/>
+      </w:pPr>
+      <w:r>
+        <w:t>Em vez de concentrar todas as funcionalidades numa única etapa, propõe-se um desenvolvimento progressivo, permitindo que cada fase seja concluída, avaliada e validada antes do avanço para a etapa seguinte.</w:t>
+      </w:r>
+    </w:p>
+    <w:p>
+      <w:pPr>
+        <w:pStyle w:val="NormalWeb"/>
+        <w:spacing w:line="360" w:lineRule="auto"/>
+        <w:jc w:val="both"/>
+      </w:pPr>
+      <w:r>
+        <w:t>Esta metodologia reduz riscos, facilita o acompanhamento por parte da Direção e garante que a plataforma evolua de acordo com as necessidades da instituição.</w:t>
+      </w:r>
+    </w:p>
+    <w:p>
+      <w:pPr>
+        <w:pStyle w:val="Ttulo2"/>
+        <w:spacing w:line="360" w:lineRule="auto"/>
+        <w:jc w:val="both"/>
+        <w:rPr>
+          <w:rFonts w:ascii="Times New Roman" w:hAnsi="Times New Roman" w:cs="Times New Roman"/>
+          <w:sz w:val="24"/>
+          <w:szCs w:val="24"/>
+        </w:rPr>
+      </w:pPr>
+      <w:r>
+        <w:rPr>
+          <w:rFonts w:ascii="Times New Roman" w:hAnsi="Times New Roman" w:cs="Times New Roman"/>
+          <w:sz w:val="24"/>
+          <w:szCs w:val="24"/>
+        </w:rPr>
+        <w:t>Fase 1 – Planeamento</w:t>
+      </w:r>
+    </w:p>
+    <w:p>
+      <w:pPr>
+        <w:pStyle w:val="NormalWeb"/>
+        <w:spacing w:line="360" w:lineRule="auto"/>
+        <w:jc w:val="both"/>
+      </w:pPr>
+      <w:r>
+        <w:t>A primeira etapa consiste na recolha de informações institucionais e na definição da estrutura da plataforma.</w:t>
+      </w:r>
+    </w:p>
+    <w:p>
+      <w:pPr>
+        <w:pStyle w:val="NormalWeb"/>
+        <w:spacing w:line="360" w:lineRule="auto"/>
+        <w:jc w:val="both"/>
+      </w:pPr>
+      <w:r>
+        <w:t>Serão identificados os conteúdos que farão parte do website, as secções principais, a identidade visual pretendida e os objetivos específicos de cada área.</w:t>
+      </w:r>
+    </w:p>
+    <w:p>
+      <w:pPr>
+        <w:pStyle w:val="NormalWeb"/>
+        <w:spacing w:line="360" w:lineRule="auto"/>
+        <w:jc w:val="both"/>
+      </w:pPr>
+      <w:r>
+        <w:t>Esta fase permitirá alinhar o desenvolvimento com a missão, os valores e a estratégia institucional.</w:t>
+      </w:r>
+    </w:p>
+    <w:p>
+      <w:pPr>
+        <w:pStyle w:val="Ttulo2"/>
+        <w:spacing w:line="360" w:lineRule="auto"/>
+        <w:jc w:val="both"/>
+        <w:rPr>
+          <w:rFonts w:ascii="Times New Roman" w:hAnsi="Times New Roman" w:cs="Times New Roman"/>
+          <w:sz w:val="24"/>
+          <w:szCs w:val="24"/>
+        </w:rPr>
+      </w:pPr>
+      <w:r>
+        <w:rPr>
+          <w:rFonts w:ascii="Times New Roman" w:hAnsi="Times New Roman" w:cs="Times New Roman"/>
+          <w:sz w:val="24"/>
+          <w:szCs w:val="24"/>
+        </w:rPr>
+        <w:t>Fase 2 – Desenvolvimento</w:t>
+      </w:r>
+    </w:p>
+    <w:p>
+      <w:pPr>
+        <w:pStyle w:val="NormalWeb"/>
+        <w:spacing w:line="360" w:lineRule="auto"/>
+        <w:jc w:val="both"/>
+      </w:pPr>
+      <w:r>
+        <w:t>Após a aprovação do planeamento, inicia-se a construção da Plataforma Institucional Digital.</w:t>
+      </w:r>
+    </w:p>
+    <w:p>
+      <w:pPr>
+        <w:pStyle w:val="NormalWeb"/>
+        <w:spacing w:line="360" w:lineRule="auto"/>
+        <w:jc w:val="both"/>
+      </w:pPr>
+      <w:r>
+        <w:t>Serão desenvolvidas as páginas principais, organizados os conteúdos institucionais, implementada a identidade visual e criadas as funcionalidades previstas para a primeira versão do projeto.</w:t>
+      </w:r>
+    </w:p>
+    <w:p>
+      <w:pPr>
+        <w:pStyle w:val="NormalWeb"/>
+        <w:spacing w:line="360" w:lineRule="auto"/>
+        <w:jc w:val="both"/>
+      </w:pPr>
+      <w:r>
+        <w:lastRenderedPageBreak/>
+        <w:t>Durante esta etapa, serão realizados testes contínuos para garantir qualidade, desempenho e compatibilidade com diferentes dispositivos.</w:t>
+      </w:r>
+    </w:p>
+    <w:p>
+      <w:pPr>
+        <w:pStyle w:val="Ttulo2"/>
+        <w:spacing w:line="360" w:lineRule="auto"/>
+        <w:jc w:val="both"/>
+        <w:rPr>
+          <w:rFonts w:ascii="Times New Roman" w:hAnsi="Times New Roman" w:cs="Times New Roman"/>
+          <w:sz w:val="24"/>
+          <w:szCs w:val="24"/>
+        </w:rPr>
+      </w:pPr>
+      <w:r>
+        <w:rPr>
+          <w:rFonts w:ascii="Times New Roman" w:hAnsi="Times New Roman" w:cs="Times New Roman"/>
+          <w:sz w:val="24"/>
+          <w:szCs w:val="24"/>
+        </w:rPr>
+        <w:t>Fase 3 – Validação</w:t>
+      </w:r>
+    </w:p>
+    <w:p>
+      <w:pPr>
+        <w:pStyle w:val="NormalWeb"/>
+        <w:spacing w:line="360" w:lineRule="auto"/>
+        <w:jc w:val="both"/>
+      </w:pPr>
+      <w:r>
+        <w:t>Com a plataforma concluída, será realizada uma fase de validação conjunta com a Direção.</w:t>
+      </w:r>
+    </w:p>
+    <w:p>
+      <w:pPr>
+        <w:pStyle w:val="NormalWeb"/>
+        <w:spacing w:line="360" w:lineRule="auto"/>
+        <w:jc w:val="both"/>
+      </w:pPr>
+      <w:r>
+        <w:t>Este momento permitirá analisar a conformidade da solução desenvolvida com os objetivos definidos, identificar eventuais ajustes e confirmar que a plataforma representa adequadamente a identidade institucional.</w:t>
+      </w:r>
+    </w:p>
+    <w:p>
+      <w:pPr>
+        <w:pStyle w:val="NormalWeb"/>
+        <w:spacing w:line="360" w:lineRule="auto"/>
+        <w:jc w:val="both"/>
+      </w:pPr>
+      <w:r>
+        <w:t>As sugestões apresentadas poderão ser incorporadas antes da publicação definitiva.</w:t>
+      </w:r>
+    </w:p>
+    <w:p>
+      <w:pPr>
+        <w:pStyle w:val="Ttulo2"/>
+        <w:spacing w:line="360" w:lineRule="auto"/>
+        <w:jc w:val="both"/>
+        <w:rPr>
+          <w:rFonts w:ascii="Times New Roman" w:hAnsi="Times New Roman" w:cs="Times New Roman"/>
+          <w:sz w:val="24"/>
+          <w:szCs w:val="24"/>
+        </w:rPr>
+      </w:pPr>
+      <w:r>
+        <w:rPr>
+          <w:rFonts w:ascii="Times New Roman" w:hAnsi="Times New Roman" w:cs="Times New Roman"/>
+          <w:sz w:val="24"/>
+          <w:szCs w:val="24"/>
+        </w:rPr>
+        <w:t>Fase 4 – Publicação</w:t>
+      </w:r>
+    </w:p>
+    <w:p>
+      <w:pPr>
+        <w:pStyle w:val="NormalWeb"/>
+        <w:spacing w:line="360" w:lineRule="auto"/>
+        <w:jc w:val="both"/>
+      </w:pPr>
+      <w:r>
+        <w:t>Após a validação final, a plataforma será disponibilizada oficialmente ao público.</w:t>
+      </w:r>
+    </w:p>
+    <w:p>
+      <w:pPr>
+        <w:pStyle w:val="NormalWeb"/>
+        <w:spacing w:line="360" w:lineRule="auto"/>
+        <w:jc w:val="both"/>
+      </w:pPr>
+      <w:r>
+        <w:t>Nesta etapa serão efetuadas as configurações necessárias para disponibilizar o website na Internet, garantindo que qualquer utilizador possa aceder às informações institucionais através de um endereço oficial.</w:t>
+      </w:r>
+    </w:p>
+    <w:p>
+      <w:pPr>
+        <w:pStyle w:val="Ttulo2"/>
+        <w:spacing w:line="360" w:lineRule="auto"/>
+        <w:jc w:val="both"/>
+        <w:rPr>
+          <w:rFonts w:ascii="Times New Roman" w:hAnsi="Times New Roman" w:cs="Times New Roman"/>
+          <w:sz w:val="24"/>
+          <w:szCs w:val="24"/>
+        </w:rPr>
+      </w:pPr>
+      <w:r>
+        <w:rPr>
+          <w:rFonts w:ascii="Times New Roman" w:hAnsi="Times New Roman" w:cs="Times New Roman"/>
+          <w:sz w:val="24"/>
+          <w:szCs w:val="24"/>
+        </w:rPr>
+        <w:t>Fase 5 – Acompanhamento e evolução</w:t>
+      </w:r>
+    </w:p>
+    <w:p>
+      <w:pPr>
+        <w:pStyle w:val="NormalWeb"/>
+        <w:spacing w:line="360" w:lineRule="auto"/>
+        <w:jc w:val="both"/>
+      </w:pPr>
+      <w:r>
+        <w:t>O lançamento da plataforma não representa o fim do projeto.</w:t>
+      </w:r>
+    </w:p>
+    <w:p>
+      <w:pPr>
+        <w:pStyle w:val="NormalWeb"/>
+        <w:spacing w:line="360" w:lineRule="auto"/>
+        <w:jc w:val="both"/>
+      </w:pPr>
+      <w:r>
+        <w:t>Pelo contrário, marca o início de um processo contínuo de atualização e melhoria.</w:t>
+      </w:r>
+    </w:p>
+    <w:p>
+      <w:pPr>
+        <w:pStyle w:val="NormalWeb"/>
+        <w:spacing w:line="360" w:lineRule="auto"/>
+        <w:jc w:val="both"/>
+      </w:pPr>
+      <w:r>
+        <w:t>Novos conteúdos poderão ser adicionados, funcionalidades poderão ser implementadas gradualmente e a plataforma acompanhará a evolução do Instituto, assegurando que a presença digital permaneça atual, útil e alinhada com os objetivos institucionais.</w:t>
+      </w:r>
+    </w:p>
+    <w:p>
+      <w:pPr>
+        <w:pStyle w:val="Ttulo2"/>
+        <w:spacing w:line="360" w:lineRule="auto"/>
+        <w:jc w:val="both"/>
+        <w:rPr>
+          <w:rFonts w:ascii="Times New Roman" w:hAnsi="Times New Roman" w:cs="Times New Roman"/>
+          <w:sz w:val="24"/>
+          <w:szCs w:val="24"/>
+        </w:rPr>
+      </w:pPr>
+      <w:r>
+        <w:rPr>
+          <w:rFonts w:ascii="Times New Roman" w:hAnsi="Times New Roman" w:cs="Times New Roman"/>
+          <w:sz w:val="24"/>
+          <w:szCs w:val="24"/>
+        </w:rPr>
+        <w:t>Compromisso com a qualidade</w:t>
+      </w:r>
+    </w:p>
+    <w:p>
+      <w:pPr>
+        <w:pStyle w:val="NormalWeb"/>
+        <w:spacing w:line="360" w:lineRule="auto"/>
+        <w:jc w:val="both"/>
+      </w:pPr>
+      <w:r>
+        <w:t>Todas as fases do Projeto Conecta Lureframulu &amp; Precimuel serão desenvolvidas com base em princípios de organização, transparência e melhoria contínua.</w:t>
+      </w:r>
+    </w:p>
+    <w:p>
+      <w:pPr>
+        <w:pStyle w:val="NormalWeb"/>
+        <w:spacing w:line="360" w:lineRule="auto"/>
+        <w:jc w:val="both"/>
+      </w:pPr>
+      <w:r>
+        <w:lastRenderedPageBreak/>
+        <w:t>Cada etapa terá objetivos claramente definidos, permitindo acompanhar o progresso do projeto e assegurar que o resultado final corresponda às expectativas da instituição.</w:t>
+      </w:r>
+    </w:p>
+    <w:p>
+      <w:pPr>
+        <w:pStyle w:val="NormalWeb"/>
+        <w:spacing w:line="360" w:lineRule="auto"/>
+        <w:jc w:val="both"/>
+      </w:pPr>
+      <w:r>
+        <w:t>Esta metodologia proporciona maior segurança durante a implementação e cria condições para que a Plataforma Institucional Digital se torne um recurso duradouro, preparado para crescer juntamente com o Instituto.</w:t>
+      </w:r>
+    </w:p>
+    <w:p>
+      <w:pPr>
+        <w:pStyle w:val="NormalWeb"/>
+      </w:pPr>
+    </w:p>
+    <w:p>
+      <w:pPr>
+        <w:pStyle w:val="NormalWeb"/>
+      </w:pPr>
+    </w:p>
+    <w:p>
+      <w:pPr>
+        <w:pStyle w:val="NormalWeb"/>
+      </w:pPr>
+    </w:p>
+    <w:p>
+      <w:pPr>
+        <w:pStyle w:val="NormalWeb"/>
+      </w:pPr>
+    </w:p>
+    <w:p>
+      <w:pPr>
+        <w:pStyle w:val="NormalWeb"/>
+      </w:pPr>
+    </w:p>
+    <w:p>
+      <w:pPr>
+        <w:pStyle w:val="NormalWeb"/>
+      </w:pPr>
+    </w:p>
+    <w:p>
+      <w:pPr>
+        <w:pStyle w:val="NormalWeb"/>
+      </w:pPr>
+    </w:p>
+    <w:p>
+      <w:pPr>
+        <w:pStyle w:val="NormalWeb"/>
+      </w:pPr>
+    </w:p>
+    <w:p>
+      <w:pPr>
+        <w:pStyle w:val="NormalWeb"/>
+      </w:pPr>
+    </w:p>
+    <w:p>
+      <w:pPr>
+        <w:pStyle w:val="NormalWeb"/>
+      </w:pPr>
+    </w:p>
+    <w:p>
+      <w:pPr>
+        <w:pStyle w:val="NormalWeb"/>
+      </w:pPr>
+    </w:p>
+    <w:p>
+      <w:pPr>
+        <w:pStyle w:val="NormalWeb"/>
+      </w:pPr>
+    </w:p>
+    <w:p>
+      <w:pPr>
+        <w:pStyle w:val="NormalWeb"/>
+      </w:pPr>
+    </w:p>
+    <w:p>
+      <w:pPr>
+        <w:pStyle w:val="NormalWeb"/>
+      </w:pPr>
+    </w:p>
+    <w:p>
+      <w:pPr>
+        <w:pStyle w:val="NormalWeb"/>
+      </w:pPr>
+    </w:p>
+    <w:p>
+      <w:pPr>
+        <w:pStyle w:val="NormalWeb"/>
+      </w:pPr>
+    </w:p>
+    <w:p>
+      <w:pPr>
+        <w:pStyle w:val="NormalWeb"/>
+      </w:pPr>
+    </w:p>
+    <w:p>
+      <w:pPr>
+        <w:pStyle w:val="NormalWeb"/>
+      </w:pPr>
+    </w:p>
+    <w:p>
+      <w:pPr>
+        <w:pStyle w:val="NormalWeb"/>
+      </w:pPr>
+    </w:p>
+    <w:p>
+      <w:pPr>
+        <w:pStyle w:val="NormalWeb"/>
+      </w:pPr>
+    </w:p>
+    <w:p>
+      <w:pPr>
+        <w:pStyle w:val="NormalWeb"/>
+      </w:pPr>
+    </w:p>
+    <w:p>
+      <w:pPr>
+        <w:pStyle w:val="NormalWeb"/>
+      </w:pPr>
+    </w:p>
+    <w:p>
+      <w:pPr>
+        <w:pStyle w:val="NormalWeb"/>
+      </w:pPr>
+    </w:p>
+    <w:p>
+      <w:pPr>
+        <w:pStyle w:val="NormalWeb"/>
+      </w:pPr>
+    </w:p>
+    <w:p>
+      <w:pPr>
+        <w:pStyle w:val="NormalWeb"/>
+      </w:pPr>
+    </w:p>
+    <w:p>
+      <w:pPr>
+        <w:pStyle w:val="NormalWeb"/>
+      </w:pPr>
+    </w:p>
+    <w:p>
+      <w:pPr>
+        <w:pStyle w:val="NormalWeb"/>
+      </w:pPr>
+    </w:p>
+    <w:p>
+      <w:pPr>
+        <w:pStyle w:val="NormalWeb"/>
+      </w:pPr>
+    </w:p>
+    <w:p>
+      <w:pPr>
+        <w:pStyle w:val="NormalWeb"/>
+      </w:pPr>
+    </w:p>
+    <w:p>
+      <w:pPr>
+        <w:pStyle w:val="NormalWeb"/>
+      </w:pPr>
+    </w:p>
+    <w:p>
+      <w:pPr>
+        <w:pStyle w:val="NormalWeb"/>
+      </w:pPr>
+    </w:p>
+    <w:p>
+      <w:pPr>
+        <w:pStyle w:val="NormalWeb"/>
+      </w:pPr>
+    </w:p>
+    <w:p>
+      <w:pPr>
+        <w:pStyle w:val="NormalWeb"/>
+      </w:pPr>
+    </w:p>
+    <w:p>
+      <w:pPr>
+        <w:pStyle w:val="NormalWeb"/>
+      </w:pPr>
+    </w:p>
+    <w:p>
+      <w:pPr>
+        <w:pStyle w:val="NormalWeb"/>
+      </w:pPr>
+    </w:p>
+    <w:p>
+      <w:pPr>
+        <w:pStyle w:val="NormalWeb"/>
+      </w:pPr>
+    </w:p>
+    <w:p>
+      <w:pPr>
+        <w:pStyle w:val="NormalWeb"/>
+      </w:pPr>
+    </w:p>
+    <w:p>
+      <w:pPr>
+        <w:pStyle w:val="NormalWeb"/>
+      </w:pPr>
+    </w:p>
+    <w:p>
+      <w:pPr>
+        <w:pStyle w:val="NormalWeb"/>
+      </w:pPr>
+    </w:p>
+    <w:p>
+      <w:pPr>
+        <w:pStyle w:val="NormalWeb"/>
+      </w:pPr>
+    </w:p>
+    <w:p>
+      <w:pPr>
+        <w:pStyle w:val="NormalWeb"/>
       </w:pPr>
     </w:p>
     <w:sectPr>
@@ -2086,6 +5666,923 @@
     </w:p>
   </w:footnote>
 </w:footnotes>
+</file>
+
+<file path=word/numbering.xml><?xml version="1.0" encoding="utf-8"?>
+<w:numbering xmlns:wpc="http://schemas.microsoft.com/office/word/2010/wordprocessingCanvas" xmlns:mc="http://schemas.openxmlformats.org/markup-compatibility/2006" xmlns:o="urn:schemas-microsoft-com:office:office" xmlns:r="http://schemas.openxmlformats.org/officeDocument/2006/relationships" xmlns:m="http://schemas.openxmlformats.org/officeDocument/2006/math" xmlns:v="urn:schemas-microsoft-com:vml" xmlns:wp14="http://schemas.microsoft.com/office/word/2010/wordprocessingDrawing" xmlns:wp="http://schemas.openxmlformats.org/drawingml/2006/wordprocessingDrawing" xmlns:w10="urn:schemas-microsoft-com:office:word" xmlns:w="http://schemas.openxmlformats.org/wordprocessingml/2006/main" xmlns:w14="http://schemas.microsoft.com/office/word/2010/wordml" xmlns:w15="http://schemas.microsoft.com/office/word/2012/wordml" xmlns:wpg="http://schemas.microsoft.com/office/word/2010/wordprocessingGroup" xmlns:wpi="http://schemas.microsoft.com/office/word/2010/wordprocessingInk" xmlns:wne="http://schemas.microsoft.com/office/word/2006/wordml" xmlns:wps="http://schemas.microsoft.com/office/word/2010/wordprocessingShape" mc:Ignorable="w14 w15 wp14">
+  <w:abstractNum w:abstractNumId="0">
+    <w:nsid w:val="151A38BC"/>
+    <w:multiLevelType w:val="multilevel"/>
+    <w:tmpl w:val="7FE86FD4"/>
+    <w:lvl w:ilvl="0">
+      <w:start w:val="1"/>
+      <w:numFmt w:val="bullet"/>
+      <w:lvlText w:val=""/>
+      <w:lvlJc w:val="left"/>
+      <w:pPr>
+        <w:tabs>
+          <w:tab w:val="num" w:pos="720"/>
+        </w:tabs>
+        <w:ind w:left="720" w:hanging="360"/>
+      </w:pPr>
+      <w:rPr>
+        <w:rFonts w:ascii="Symbol" w:hAnsi="Symbol" w:hint="default"/>
+        <w:sz w:val="20"/>
+      </w:rPr>
+    </w:lvl>
+    <w:lvl w:ilvl="1" w:tentative="1">
+      <w:start w:val="1"/>
+      <w:numFmt w:val="bullet"/>
+      <w:lvlText w:val="o"/>
+      <w:lvlJc w:val="left"/>
+      <w:pPr>
+        <w:tabs>
+          <w:tab w:val="num" w:pos="1440"/>
+        </w:tabs>
+        <w:ind w:left="1440" w:hanging="360"/>
+      </w:pPr>
+      <w:rPr>
+        <w:rFonts w:ascii="Courier New" w:hAnsi="Courier New" w:hint="default"/>
+        <w:sz w:val="20"/>
+      </w:rPr>
+    </w:lvl>
+    <w:lvl w:ilvl="2" w:tentative="1">
+      <w:start w:val="1"/>
+      <w:numFmt w:val="bullet"/>
+      <w:lvlText w:val=""/>
+      <w:lvlJc w:val="left"/>
+      <w:pPr>
+        <w:tabs>
+          <w:tab w:val="num" w:pos="2160"/>
+        </w:tabs>
+        <w:ind w:left="2160" w:hanging="360"/>
+      </w:pPr>
+      <w:rPr>
+        <w:rFonts w:ascii="Wingdings" w:hAnsi="Wingdings" w:hint="default"/>
+        <w:sz w:val="20"/>
+      </w:rPr>
+    </w:lvl>
+    <w:lvl w:ilvl="3" w:tentative="1">
+      <w:start w:val="1"/>
+      <w:numFmt w:val="bullet"/>
+      <w:lvlText w:val=""/>
+      <w:lvlJc w:val="left"/>
+      <w:pPr>
+        <w:tabs>
+          <w:tab w:val="num" w:pos="2880"/>
+        </w:tabs>
+        <w:ind w:left="2880" w:hanging="360"/>
+      </w:pPr>
+      <w:rPr>
+        <w:rFonts w:ascii="Wingdings" w:hAnsi="Wingdings" w:hint="default"/>
+        <w:sz w:val="20"/>
+      </w:rPr>
+    </w:lvl>
+    <w:lvl w:ilvl="4" w:tentative="1">
+      <w:start w:val="1"/>
+      <w:numFmt w:val="bullet"/>
+      <w:lvlText w:val=""/>
+      <w:lvlJc w:val="left"/>
+      <w:pPr>
+        <w:tabs>
+          <w:tab w:val="num" w:pos="3600"/>
+        </w:tabs>
+        <w:ind w:left="3600" w:hanging="360"/>
+      </w:pPr>
+      <w:rPr>
+        <w:rFonts w:ascii="Wingdings" w:hAnsi="Wingdings" w:hint="default"/>
+        <w:sz w:val="20"/>
+      </w:rPr>
+    </w:lvl>
+    <w:lvl w:ilvl="5" w:tentative="1">
+      <w:start w:val="1"/>
+      <w:numFmt w:val="bullet"/>
+      <w:lvlText w:val=""/>
+      <w:lvlJc w:val="left"/>
+      <w:pPr>
+        <w:tabs>
+          <w:tab w:val="num" w:pos="4320"/>
+        </w:tabs>
+        <w:ind w:left="4320" w:hanging="360"/>
+      </w:pPr>
+      <w:rPr>
+        <w:rFonts w:ascii="Wingdings" w:hAnsi="Wingdings" w:hint="default"/>
+        <w:sz w:val="20"/>
+      </w:rPr>
+    </w:lvl>
+    <w:lvl w:ilvl="6" w:tentative="1">
+      <w:start w:val="1"/>
+      <w:numFmt w:val="bullet"/>
+      <w:lvlText w:val=""/>
+      <w:lvlJc w:val="left"/>
+      <w:pPr>
+        <w:tabs>
+          <w:tab w:val="num" w:pos="5040"/>
+        </w:tabs>
+        <w:ind w:left="5040" w:hanging="360"/>
+      </w:pPr>
+      <w:rPr>
+        <w:rFonts w:ascii="Wingdings" w:hAnsi="Wingdings" w:hint="default"/>
+        <w:sz w:val="20"/>
+      </w:rPr>
+    </w:lvl>
+    <w:lvl w:ilvl="7" w:tentative="1">
+      <w:start w:val="1"/>
+      <w:numFmt w:val="bullet"/>
+      <w:lvlText w:val=""/>
+      <w:lvlJc w:val="left"/>
+      <w:pPr>
+        <w:tabs>
+          <w:tab w:val="num" w:pos="5760"/>
+        </w:tabs>
+        <w:ind w:left="5760" w:hanging="360"/>
+      </w:pPr>
+      <w:rPr>
+        <w:rFonts w:ascii="Wingdings" w:hAnsi="Wingdings" w:hint="default"/>
+        <w:sz w:val="20"/>
+      </w:rPr>
+    </w:lvl>
+    <w:lvl w:ilvl="8" w:tentative="1">
+      <w:start w:val="1"/>
+      <w:numFmt w:val="bullet"/>
+      <w:lvlText w:val=""/>
+      <w:lvlJc w:val="left"/>
+      <w:pPr>
+        <w:tabs>
+          <w:tab w:val="num" w:pos="6480"/>
+        </w:tabs>
+        <w:ind w:left="6480" w:hanging="360"/>
+      </w:pPr>
+      <w:rPr>
+        <w:rFonts w:ascii="Wingdings" w:hAnsi="Wingdings" w:hint="default"/>
+        <w:sz w:val="20"/>
+      </w:rPr>
+    </w:lvl>
+  </w:abstractNum>
+  <w:abstractNum w:abstractNumId="1">
+    <w:nsid w:val="1BEB3008"/>
+    <w:multiLevelType w:val="multilevel"/>
+    <w:tmpl w:val="C428C9B0"/>
+    <w:lvl w:ilvl="0">
+      <w:start w:val="1"/>
+      <w:numFmt w:val="bullet"/>
+      <w:lvlText w:val=""/>
+      <w:lvlJc w:val="left"/>
+      <w:pPr>
+        <w:tabs>
+          <w:tab w:val="num" w:pos="720"/>
+        </w:tabs>
+        <w:ind w:left="720" w:hanging="360"/>
+      </w:pPr>
+      <w:rPr>
+        <w:rFonts w:ascii="Symbol" w:hAnsi="Symbol" w:hint="default"/>
+        <w:sz w:val="20"/>
+      </w:rPr>
+    </w:lvl>
+    <w:lvl w:ilvl="1" w:tentative="1">
+      <w:start w:val="1"/>
+      <w:numFmt w:val="bullet"/>
+      <w:lvlText w:val="o"/>
+      <w:lvlJc w:val="left"/>
+      <w:pPr>
+        <w:tabs>
+          <w:tab w:val="num" w:pos="1440"/>
+        </w:tabs>
+        <w:ind w:left="1440" w:hanging="360"/>
+      </w:pPr>
+      <w:rPr>
+        <w:rFonts w:ascii="Courier New" w:hAnsi="Courier New" w:hint="default"/>
+        <w:sz w:val="20"/>
+      </w:rPr>
+    </w:lvl>
+    <w:lvl w:ilvl="2" w:tentative="1">
+      <w:start w:val="1"/>
+      <w:numFmt w:val="bullet"/>
+      <w:lvlText w:val=""/>
+      <w:lvlJc w:val="left"/>
+      <w:pPr>
+        <w:tabs>
+          <w:tab w:val="num" w:pos="2160"/>
+        </w:tabs>
+        <w:ind w:left="2160" w:hanging="360"/>
+      </w:pPr>
+      <w:rPr>
+        <w:rFonts w:ascii="Wingdings" w:hAnsi="Wingdings" w:hint="default"/>
+        <w:sz w:val="20"/>
+      </w:rPr>
+    </w:lvl>
+    <w:lvl w:ilvl="3" w:tentative="1">
+      <w:start w:val="1"/>
+      <w:numFmt w:val="bullet"/>
+      <w:lvlText w:val=""/>
+      <w:lvlJc w:val="left"/>
+      <w:pPr>
+        <w:tabs>
+          <w:tab w:val="num" w:pos="2880"/>
+        </w:tabs>
+        <w:ind w:left="2880" w:hanging="360"/>
+      </w:pPr>
+      <w:rPr>
+        <w:rFonts w:ascii="Wingdings" w:hAnsi="Wingdings" w:hint="default"/>
+        <w:sz w:val="20"/>
+      </w:rPr>
+    </w:lvl>
+    <w:lvl w:ilvl="4" w:tentative="1">
+      <w:start w:val="1"/>
+      <w:numFmt w:val="bullet"/>
+      <w:lvlText w:val=""/>
+      <w:lvlJc w:val="left"/>
+      <w:pPr>
+        <w:tabs>
+          <w:tab w:val="num" w:pos="3600"/>
+        </w:tabs>
+        <w:ind w:left="3600" w:hanging="360"/>
+      </w:pPr>
+      <w:rPr>
+        <w:rFonts w:ascii="Wingdings" w:hAnsi="Wingdings" w:hint="default"/>
+        <w:sz w:val="20"/>
+      </w:rPr>
+    </w:lvl>
+    <w:lvl w:ilvl="5" w:tentative="1">
+      <w:start w:val="1"/>
+      <w:numFmt w:val="bullet"/>
+      <w:lvlText w:val=""/>
+      <w:lvlJc w:val="left"/>
+      <w:pPr>
+        <w:tabs>
+          <w:tab w:val="num" w:pos="4320"/>
+        </w:tabs>
+        <w:ind w:left="4320" w:hanging="360"/>
+      </w:pPr>
+      <w:rPr>
+        <w:rFonts w:ascii="Wingdings" w:hAnsi="Wingdings" w:hint="default"/>
+        <w:sz w:val="20"/>
+      </w:rPr>
+    </w:lvl>
+    <w:lvl w:ilvl="6" w:tentative="1">
+      <w:start w:val="1"/>
+      <w:numFmt w:val="bullet"/>
+      <w:lvlText w:val=""/>
+      <w:lvlJc w:val="left"/>
+      <w:pPr>
+        <w:tabs>
+          <w:tab w:val="num" w:pos="5040"/>
+        </w:tabs>
+        <w:ind w:left="5040" w:hanging="360"/>
+      </w:pPr>
+      <w:rPr>
+        <w:rFonts w:ascii="Wingdings" w:hAnsi="Wingdings" w:hint="default"/>
+        <w:sz w:val="20"/>
+      </w:rPr>
+    </w:lvl>
+    <w:lvl w:ilvl="7" w:tentative="1">
+      <w:start w:val="1"/>
+      <w:numFmt w:val="bullet"/>
+      <w:lvlText w:val=""/>
+      <w:lvlJc w:val="left"/>
+      <w:pPr>
+        <w:tabs>
+          <w:tab w:val="num" w:pos="5760"/>
+        </w:tabs>
+        <w:ind w:left="5760" w:hanging="360"/>
+      </w:pPr>
+      <w:rPr>
+        <w:rFonts w:ascii="Wingdings" w:hAnsi="Wingdings" w:hint="default"/>
+        <w:sz w:val="20"/>
+      </w:rPr>
+    </w:lvl>
+    <w:lvl w:ilvl="8" w:tentative="1">
+      <w:start w:val="1"/>
+      <w:numFmt w:val="bullet"/>
+      <w:lvlText w:val=""/>
+      <w:lvlJc w:val="left"/>
+      <w:pPr>
+        <w:tabs>
+          <w:tab w:val="num" w:pos="6480"/>
+        </w:tabs>
+        <w:ind w:left="6480" w:hanging="360"/>
+      </w:pPr>
+      <w:rPr>
+        <w:rFonts w:ascii="Wingdings" w:hAnsi="Wingdings" w:hint="default"/>
+        <w:sz w:val="20"/>
+      </w:rPr>
+    </w:lvl>
+  </w:abstractNum>
+  <w:abstractNum w:abstractNumId="2">
+    <w:nsid w:val="1CE363D2"/>
+    <w:multiLevelType w:val="multilevel"/>
+    <w:tmpl w:val="90B60060"/>
+    <w:lvl w:ilvl="0">
+      <w:start w:val="1"/>
+      <w:numFmt w:val="bullet"/>
+      <w:lvlText w:val=""/>
+      <w:lvlJc w:val="left"/>
+      <w:pPr>
+        <w:tabs>
+          <w:tab w:val="num" w:pos="720"/>
+        </w:tabs>
+        <w:ind w:left="720" w:hanging="360"/>
+      </w:pPr>
+      <w:rPr>
+        <w:rFonts w:ascii="Symbol" w:hAnsi="Symbol" w:hint="default"/>
+        <w:sz w:val="20"/>
+      </w:rPr>
+    </w:lvl>
+    <w:lvl w:ilvl="1" w:tentative="1">
+      <w:start w:val="1"/>
+      <w:numFmt w:val="bullet"/>
+      <w:lvlText w:val="o"/>
+      <w:lvlJc w:val="left"/>
+      <w:pPr>
+        <w:tabs>
+          <w:tab w:val="num" w:pos="1440"/>
+        </w:tabs>
+        <w:ind w:left="1440" w:hanging="360"/>
+      </w:pPr>
+      <w:rPr>
+        <w:rFonts w:ascii="Courier New" w:hAnsi="Courier New" w:hint="default"/>
+        <w:sz w:val="20"/>
+      </w:rPr>
+    </w:lvl>
+    <w:lvl w:ilvl="2" w:tentative="1">
+      <w:start w:val="1"/>
+      <w:numFmt w:val="bullet"/>
+      <w:lvlText w:val=""/>
+      <w:lvlJc w:val="left"/>
+      <w:pPr>
+        <w:tabs>
+          <w:tab w:val="num" w:pos="2160"/>
+        </w:tabs>
+        <w:ind w:left="2160" w:hanging="360"/>
+      </w:pPr>
+      <w:rPr>
+        <w:rFonts w:ascii="Wingdings" w:hAnsi="Wingdings" w:hint="default"/>
+        <w:sz w:val="20"/>
+      </w:rPr>
+    </w:lvl>
+    <w:lvl w:ilvl="3" w:tentative="1">
+      <w:start w:val="1"/>
+      <w:numFmt w:val="bullet"/>
+      <w:lvlText w:val=""/>
+      <w:lvlJc w:val="left"/>
+      <w:pPr>
+        <w:tabs>
+          <w:tab w:val="num" w:pos="2880"/>
+        </w:tabs>
+        <w:ind w:left="2880" w:hanging="360"/>
+      </w:pPr>
+      <w:rPr>
+        <w:rFonts w:ascii="Wingdings" w:hAnsi="Wingdings" w:hint="default"/>
+        <w:sz w:val="20"/>
+      </w:rPr>
+    </w:lvl>
+    <w:lvl w:ilvl="4" w:tentative="1">
+      <w:start w:val="1"/>
+      <w:numFmt w:val="bullet"/>
+      <w:lvlText w:val=""/>
+      <w:lvlJc w:val="left"/>
+      <w:pPr>
+        <w:tabs>
+          <w:tab w:val="num" w:pos="3600"/>
+        </w:tabs>
+        <w:ind w:left="3600" w:hanging="360"/>
+      </w:pPr>
+      <w:rPr>
+        <w:rFonts w:ascii="Wingdings" w:hAnsi="Wingdings" w:hint="default"/>
+        <w:sz w:val="20"/>
+      </w:rPr>
+    </w:lvl>
+    <w:lvl w:ilvl="5" w:tentative="1">
+      <w:start w:val="1"/>
+      <w:numFmt w:val="bullet"/>
+      <w:lvlText w:val=""/>
+      <w:lvlJc w:val="left"/>
+      <w:pPr>
+        <w:tabs>
+          <w:tab w:val="num" w:pos="4320"/>
+        </w:tabs>
+        <w:ind w:left="4320" w:hanging="360"/>
+      </w:pPr>
+      <w:rPr>
+        <w:rFonts w:ascii="Wingdings" w:hAnsi="Wingdings" w:hint="default"/>
+        <w:sz w:val="20"/>
+      </w:rPr>
+    </w:lvl>
+    <w:lvl w:ilvl="6" w:tentative="1">
+      <w:start w:val="1"/>
+      <w:numFmt w:val="bullet"/>
+      <w:lvlText w:val=""/>
+      <w:lvlJc w:val="left"/>
+      <w:pPr>
+        <w:tabs>
+          <w:tab w:val="num" w:pos="5040"/>
+        </w:tabs>
+        <w:ind w:left="5040" w:hanging="360"/>
+      </w:pPr>
+      <w:rPr>
+        <w:rFonts w:ascii="Wingdings" w:hAnsi="Wingdings" w:hint="default"/>
+        <w:sz w:val="20"/>
+      </w:rPr>
+    </w:lvl>
+    <w:lvl w:ilvl="7" w:tentative="1">
+      <w:start w:val="1"/>
+      <w:numFmt w:val="bullet"/>
+      <w:lvlText w:val=""/>
+      <w:lvlJc w:val="left"/>
+      <w:pPr>
+        <w:tabs>
+          <w:tab w:val="num" w:pos="5760"/>
+        </w:tabs>
+        <w:ind w:left="5760" w:hanging="360"/>
+      </w:pPr>
+      <w:rPr>
+        <w:rFonts w:ascii="Wingdings" w:hAnsi="Wingdings" w:hint="default"/>
+        <w:sz w:val="20"/>
+      </w:rPr>
+    </w:lvl>
+    <w:lvl w:ilvl="8" w:tentative="1">
+      <w:start w:val="1"/>
+      <w:numFmt w:val="bullet"/>
+      <w:lvlText w:val=""/>
+      <w:lvlJc w:val="left"/>
+      <w:pPr>
+        <w:tabs>
+          <w:tab w:val="num" w:pos="6480"/>
+        </w:tabs>
+        <w:ind w:left="6480" w:hanging="360"/>
+      </w:pPr>
+      <w:rPr>
+        <w:rFonts w:ascii="Wingdings" w:hAnsi="Wingdings" w:hint="default"/>
+        <w:sz w:val="20"/>
+      </w:rPr>
+    </w:lvl>
+  </w:abstractNum>
+  <w:abstractNum w:abstractNumId="3">
+    <w:nsid w:val="55394156"/>
+    <w:multiLevelType w:val="multilevel"/>
+    <w:tmpl w:val="7F28A0DC"/>
+    <w:lvl w:ilvl="0">
+      <w:start w:val="1"/>
+      <w:numFmt w:val="bullet"/>
+      <w:lvlText w:val=""/>
+      <w:lvlJc w:val="left"/>
+      <w:pPr>
+        <w:tabs>
+          <w:tab w:val="num" w:pos="720"/>
+        </w:tabs>
+        <w:ind w:left="720" w:hanging="360"/>
+      </w:pPr>
+      <w:rPr>
+        <w:rFonts w:ascii="Symbol" w:hAnsi="Symbol" w:hint="default"/>
+        <w:sz w:val="20"/>
+      </w:rPr>
+    </w:lvl>
+    <w:lvl w:ilvl="1" w:tentative="1">
+      <w:start w:val="1"/>
+      <w:numFmt w:val="bullet"/>
+      <w:lvlText w:val="o"/>
+      <w:lvlJc w:val="left"/>
+      <w:pPr>
+        <w:tabs>
+          <w:tab w:val="num" w:pos="1440"/>
+        </w:tabs>
+        <w:ind w:left="1440" w:hanging="360"/>
+      </w:pPr>
+      <w:rPr>
+        <w:rFonts w:ascii="Courier New" w:hAnsi="Courier New" w:hint="default"/>
+        <w:sz w:val="20"/>
+      </w:rPr>
+    </w:lvl>
+    <w:lvl w:ilvl="2" w:tentative="1">
+      <w:start w:val="1"/>
+      <w:numFmt w:val="bullet"/>
+      <w:lvlText w:val=""/>
+      <w:lvlJc w:val="left"/>
+      <w:pPr>
+        <w:tabs>
+          <w:tab w:val="num" w:pos="2160"/>
+        </w:tabs>
+        <w:ind w:left="2160" w:hanging="360"/>
+      </w:pPr>
+      <w:rPr>
+        <w:rFonts w:ascii="Wingdings" w:hAnsi="Wingdings" w:hint="default"/>
+        <w:sz w:val="20"/>
+      </w:rPr>
+    </w:lvl>
+    <w:lvl w:ilvl="3" w:tentative="1">
+      <w:start w:val="1"/>
+      <w:numFmt w:val="bullet"/>
+      <w:lvlText w:val=""/>
+      <w:lvlJc w:val="left"/>
+      <w:pPr>
+        <w:tabs>
+          <w:tab w:val="num" w:pos="2880"/>
+        </w:tabs>
+        <w:ind w:left="2880" w:hanging="360"/>
+      </w:pPr>
+      <w:rPr>
+        <w:rFonts w:ascii="Wingdings" w:hAnsi="Wingdings" w:hint="default"/>
+        <w:sz w:val="20"/>
+      </w:rPr>
+    </w:lvl>
+    <w:lvl w:ilvl="4" w:tentative="1">
+      <w:start w:val="1"/>
+      <w:numFmt w:val="bullet"/>
+      <w:lvlText w:val=""/>
+      <w:lvlJc w:val="left"/>
+      <w:pPr>
+        <w:tabs>
+          <w:tab w:val="num" w:pos="3600"/>
+        </w:tabs>
+        <w:ind w:left="3600" w:hanging="360"/>
+      </w:pPr>
+      <w:rPr>
+        <w:rFonts w:ascii="Wingdings" w:hAnsi="Wingdings" w:hint="default"/>
+        <w:sz w:val="20"/>
+      </w:rPr>
+    </w:lvl>
+    <w:lvl w:ilvl="5" w:tentative="1">
+      <w:start w:val="1"/>
+      <w:numFmt w:val="bullet"/>
+      <w:lvlText w:val=""/>
+      <w:lvlJc w:val="left"/>
+      <w:pPr>
+        <w:tabs>
+          <w:tab w:val="num" w:pos="4320"/>
+        </w:tabs>
+        <w:ind w:left="4320" w:hanging="360"/>
+      </w:pPr>
+      <w:rPr>
+        <w:rFonts w:ascii="Wingdings" w:hAnsi="Wingdings" w:hint="default"/>
+        <w:sz w:val="20"/>
+      </w:rPr>
+    </w:lvl>
+    <w:lvl w:ilvl="6" w:tentative="1">
+      <w:start w:val="1"/>
+      <w:numFmt w:val="bullet"/>
+      <w:lvlText w:val=""/>
+      <w:lvlJc w:val="left"/>
+      <w:pPr>
+        <w:tabs>
+          <w:tab w:val="num" w:pos="5040"/>
+        </w:tabs>
+        <w:ind w:left="5040" w:hanging="360"/>
+      </w:pPr>
+      <w:rPr>
+        <w:rFonts w:ascii="Wingdings" w:hAnsi="Wingdings" w:hint="default"/>
+        <w:sz w:val="20"/>
+      </w:rPr>
+    </w:lvl>
+    <w:lvl w:ilvl="7" w:tentative="1">
+      <w:start w:val="1"/>
+      <w:numFmt w:val="bullet"/>
+      <w:lvlText w:val=""/>
+      <w:lvlJc w:val="left"/>
+      <w:pPr>
+        <w:tabs>
+          <w:tab w:val="num" w:pos="5760"/>
+        </w:tabs>
+        <w:ind w:left="5760" w:hanging="360"/>
+      </w:pPr>
+      <w:rPr>
+        <w:rFonts w:ascii="Wingdings" w:hAnsi="Wingdings" w:hint="default"/>
+        <w:sz w:val="20"/>
+      </w:rPr>
+    </w:lvl>
+    <w:lvl w:ilvl="8" w:tentative="1">
+      <w:start w:val="1"/>
+      <w:numFmt w:val="bullet"/>
+      <w:lvlText w:val=""/>
+      <w:lvlJc w:val="left"/>
+      <w:pPr>
+        <w:tabs>
+          <w:tab w:val="num" w:pos="6480"/>
+        </w:tabs>
+        <w:ind w:left="6480" w:hanging="360"/>
+      </w:pPr>
+      <w:rPr>
+        <w:rFonts w:ascii="Wingdings" w:hAnsi="Wingdings" w:hint="default"/>
+        <w:sz w:val="20"/>
+      </w:rPr>
+    </w:lvl>
+  </w:abstractNum>
+  <w:abstractNum w:abstractNumId="4">
+    <w:nsid w:val="73B83060"/>
+    <w:multiLevelType w:val="multilevel"/>
+    <w:tmpl w:val="19567164"/>
+    <w:lvl w:ilvl="0">
+      <w:start w:val="1"/>
+      <w:numFmt w:val="bullet"/>
+      <w:lvlText w:val=""/>
+      <w:lvlJc w:val="left"/>
+      <w:pPr>
+        <w:tabs>
+          <w:tab w:val="num" w:pos="720"/>
+        </w:tabs>
+        <w:ind w:left="720" w:hanging="360"/>
+      </w:pPr>
+      <w:rPr>
+        <w:rFonts w:ascii="Symbol" w:hAnsi="Symbol" w:hint="default"/>
+        <w:sz w:val="20"/>
+      </w:rPr>
+    </w:lvl>
+    <w:lvl w:ilvl="1" w:tentative="1">
+      <w:start w:val="1"/>
+      <w:numFmt w:val="bullet"/>
+      <w:lvlText w:val="o"/>
+      <w:lvlJc w:val="left"/>
+      <w:pPr>
+        <w:tabs>
+          <w:tab w:val="num" w:pos="1440"/>
+        </w:tabs>
+        <w:ind w:left="1440" w:hanging="360"/>
+      </w:pPr>
+      <w:rPr>
+        <w:rFonts w:ascii="Courier New" w:hAnsi="Courier New" w:hint="default"/>
+        <w:sz w:val="20"/>
+      </w:rPr>
+    </w:lvl>
+    <w:lvl w:ilvl="2" w:tentative="1">
+      <w:start w:val="1"/>
+      <w:numFmt w:val="bullet"/>
+      <w:lvlText w:val=""/>
+      <w:lvlJc w:val="left"/>
+      <w:pPr>
+        <w:tabs>
+          <w:tab w:val="num" w:pos="2160"/>
+        </w:tabs>
+        <w:ind w:left="2160" w:hanging="360"/>
+      </w:pPr>
+      <w:rPr>
+        <w:rFonts w:ascii="Wingdings" w:hAnsi="Wingdings" w:hint="default"/>
+        <w:sz w:val="20"/>
+      </w:rPr>
+    </w:lvl>
+    <w:lvl w:ilvl="3" w:tentative="1">
+      <w:start w:val="1"/>
+      <w:numFmt w:val="bullet"/>
+      <w:lvlText w:val=""/>
+      <w:lvlJc w:val="left"/>
+      <w:pPr>
+        <w:tabs>
+          <w:tab w:val="num" w:pos="2880"/>
+        </w:tabs>
+        <w:ind w:left="2880" w:hanging="360"/>
+      </w:pPr>
+      <w:rPr>
+        <w:rFonts w:ascii="Wingdings" w:hAnsi="Wingdings" w:hint="default"/>
+        <w:sz w:val="20"/>
+      </w:rPr>
+    </w:lvl>
+    <w:lvl w:ilvl="4" w:tentative="1">
+      <w:start w:val="1"/>
+      <w:numFmt w:val="bullet"/>
+      <w:lvlText w:val=""/>
+      <w:lvlJc w:val="left"/>
+      <w:pPr>
+        <w:tabs>
+          <w:tab w:val="num" w:pos="3600"/>
+        </w:tabs>
+        <w:ind w:left="3600" w:hanging="360"/>
+      </w:pPr>
+      <w:rPr>
+        <w:rFonts w:ascii="Wingdings" w:hAnsi="Wingdings" w:hint="default"/>
+        <w:sz w:val="20"/>
+      </w:rPr>
+    </w:lvl>
+    <w:lvl w:ilvl="5" w:tentative="1">
+      <w:start w:val="1"/>
+      <w:numFmt w:val="bullet"/>
+      <w:lvlText w:val=""/>
+      <w:lvlJc w:val="left"/>
+      <w:pPr>
+        <w:tabs>
+          <w:tab w:val="num" w:pos="4320"/>
+        </w:tabs>
+        <w:ind w:left="4320" w:hanging="360"/>
+      </w:pPr>
+      <w:rPr>
+        <w:rFonts w:ascii="Wingdings" w:hAnsi="Wingdings" w:hint="default"/>
+        <w:sz w:val="20"/>
+      </w:rPr>
+    </w:lvl>
+    <w:lvl w:ilvl="6" w:tentative="1">
+      <w:start w:val="1"/>
+      <w:numFmt w:val="bullet"/>
+      <w:lvlText w:val=""/>
+      <w:lvlJc w:val="left"/>
+      <w:pPr>
+        <w:tabs>
+          <w:tab w:val="num" w:pos="5040"/>
+        </w:tabs>
+        <w:ind w:left="5040" w:hanging="360"/>
+      </w:pPr>
+      <w:rPr>
+        <w:rFonts w:ascii="Wingdings" w:hAnsi="Wingdings" w:hint="default"/>
+        <w:sz w:val="20"/>
+      </w:rPr>
+    </w:lvl>
+    <w:lvl w:ilvl="7" w:tentative="1">
+      <w:start w:val="1"/>
+      <w:numFmt w:val="bullet"/>
+      <w:lvlText w:val=""/>
+      <w:lvlJc w:val="left"/>
+      <w:pPr>
+        <w:tabs>
+          <w:tab w:val="num" w:pos="5760"/>
+        </w:tabs>
+        <w:ind w:left="5760" w:hanging="360"/>
+      </w:pPr>
+      <w:rPr>
+        <w:rFonts w:ascii="Wingdings" w:hAnsi="Wingdings" w:hint="default"/>
+        <w:sz w:val="20"/>
+      </w:rPr>
+    </w:lvl>
+    <w:lvl w:ilvl="8" w:tentative="1">
+      <w:start w:val="1"/>
+      <w:numFmt w:val="bullet"/>
+      <w:lvlText w:val=""/>
+      <w:lvlJc w:val="left"/>
+      <w:pPr>
+        <w:tabs>
+          <w:tab w:val="num" w:pos="6480"/>
+        </w:tabs>
+        <w:ind w:left="6480" w:hanging="360"/>
+      </w:pPr>
+      <w:rPr>
+        <w:rFonts w:ascii="Wingdings" w:hAnsi="Wingdings" w:hint="default"/>
+        <w:sz w:val="20"/>
+      </w:rPr>
+    </w:lvl>
+  </w:abstractNum>
+  <w:abstractNum w:abstractNumId="5">
+    <w:nsid w:val="7E740163"/>
+    <w:multiLevelType w:val="multilevel"/>
+    <w:tmpl w:val="A740C9EA"/>
+    <w:lvl w:ilvl="0">
+      <w:start w:val="1"/>
+      <w:numFmt w:val="bullet"/>
+      <w:lvlText w:val=""/>
+      <w:lvlJc w:val="left"/>
+      <w:pPr>
+        <w:tabs>
+          <w:tab w:val="num" w:pos="720"/>
+        </w:tabs>
+        <w:ind w:left="720" w:hanging="360"/>
+      </w:pPr>
+      <w:rPr>
+        <w:rFonts w:ascii="Symbol" w:hAnsi="Symbol" w:hint="default"/>
+        <w:sz w:val="20"/>
+      </w:rPr>
+    </w:lvl>
+    <w:lvl w:ilvl="1" w:tentative="1">
+      <w:start w:val="1"/>
+      <w:numFmt w:val="bullet"/>
+      <w:lvlText w:val="o"/>
+      <w:lvlJc w:val="left"/>
+      <w:pPr>
+        <w:tabs>
+          <w:tab w:val="num" w:pos="1440"/>
+        </w:tabs>
+        <w:ind w:left="1440" w:hanging="360"/>
+      </w:pPr>
+      <w:rPr>
+        <w:rFonts w:ascii="Courier New" w:hAnsi="Courier New" w:hint="default"/>
+        <w:sz w:val="20"/>
+      </w:rPr>
+    </w:lvl>
+    <w:lvl w:ilvl="2" w:tentative="1">
+      <w:start w:val="1"/>
+      <w:numFmt w:val="bullet"/>
+      <w:lvlText w:val=""/>
+      <w:lvlJc w:val="left"/>
+      <w:pPr>
+        <w:tabs>
+          <w:tab w:val="num" w:pos="2160"/>
+        </w:tabs>
+        <w:ind w:left="2160" w:hanging="360"/>
+      </w:pPr>
+      <w:rPr>
+        <w:rFonts w:ascii="Wingdings" w:hAnsi="Wingdings" w:hint="default"/>
+        <w:sz w:val="20"/>
+      </w:rPr>
+    </w:lvl>
+    <w:lvl w:ilvl="3" w:tentative="1">
+      <w:start w:val="1"/>
+      <w:numFmt w:val="bullet"/>
+      <w:lvlText w:val=""/>
+      <w:lvlJc w:val="left"/>
+      <w:pPr>
+        <w:tabs>
+          <w:tab w:val="num" w:pos="2880"/>
+        </w:tabs>
+        <w:ind w:left="2880" w:hanging="360"/>
+      </w:pPr>
+      <w:rPr>
+        <w:rFonts w:ascii="Wingdings" w:hAnsi="Wingdings" w:hint="default"/>
+        <w:sz w:val="20"/>
+      </w:rPr>
+    </w:lvl>
+    <w:lvl w:ilvl="4" w:tentative="1">
+      <w:start w:val="1"/>
+      <w:numFmt w:val="bullet"/>
+      <w:lvlText w:val=""/>
+      <w:lvlJc w:val="left"/>
+      <w:pPr>
+        <w:tabs>
+          <w:tab w:val="num" w:pos="3600"/>
+        </w:tabs>
+        <w:ind w:left="3600" w:hanging="360"/>
+      </w:pPr>
+      <w:rPr>
+        <w:rFonts w:ascii="Wingdings" w:hAnsi="Wingdings" w:hint="default"/>
+        <w:sz w:val="20"/>
+      </w:rPr>
+    </w:lvl>
+    <w:lvl w:ilvl="5" w:tentative="1">
+      <w:start w:val="1"/>
+      <w:numFmt w:val="bullet"/>
+      <w:lvlText w:val=""/>
+      <w:lvlJc w:val="left"/>
+      <w:pPr>
+        <w:tabs>
+          <w:tab w:val="num" w:pos="4320"/>
+        </w:tabs>
+        <w:ind w:left="4320" w:hanging="360"/>
+      </w:pPr>
+      <w:rPr>
+        <w:rFonts w:ascii="Wingdings" w:hAnsi="Wingdings" w:hint="default"/>
+        <w:sz w:val="20"/>
+      </w:rPr>
+    </w:lvl>
+    <w:lvl w:ilvl="6" w:tentative="1">
+      <w:start w:val="1"/>
+      <w:numFmt w:val="bullet"/>
+      <w:lvlText w:val=""/>
+      <w:lvlJc w:val="left"/>
+      <w:pPr>
+        <w:tabs>
+          <w:tab w:val="num" w:pos="5040"/>
+        </w:tabs>
+        <w:ind w:left="5040" w:hanging="360"/>
+      </w:pPr>
+      <w:rPr>
+        <w:rFonts w:ascii="Wingdings" w:hAnsi="Wingdings" w:hint="default"/>
+        <w:sz w:val="20"/>
+      </w:rPr>
+    </w:lvl>
+    <w:lvl w:ilvl="7" w:tentative="1">
+      <w:start w:val="1"/>
+      <w:numFmt w:val="bullet"/>
+      <w:lvlText w:val=""/>
+      <w:lvlJc w:val="left"/>
+      <w:pPr>
+        <w:tabs>
+          <w:tab w:val="num" w:pos="5760"/>
+        </w:tabs>
+        <w:ind w:left="5760" w:hanging="360"/>
+      </w:pPr>
+      <w:rPr>
+        <w:rFonts w:ascii="Wingdings" w:hAnsi="Wingdings" w:hint="default"/>
+        <w:sz w:val="20"/>
+      </w:rPr>
+    </w:lvl>
+    <w:lvl w:ilvl="8" w:tentative="1">
+      <w:start w:val="1"/>
+      <w:numFmt w:val="bullet"/>
+      <w:lvlText w:val=""/>
+      <w:lvlJc w:val="left"/>
+      <w:pPr>
+        <w:tabs>
+          <w:tab w:val="num" w:pos="6480"/>
+        </w:tabs>
+        <w:ind w:left="6480" w:hanging="360"/>
+      </w:pPr>
+      <w:rPr>
+        <w:rFonts w:ascii="Wingdings" w:hAnsi="Wingdings" w:hint="default"/>
+        <w:sz w:val="20"/>
+      </w:rPr>
+    </w:lvl>
+  </w:abstractNum>
+  <w:num w:numId="1">
+    <w:abstractNumId w:val="2"/>
+  </w:num>
+  <w:num w:numId="2">
+    <w:abstractNumId w:val="3"/>
+  </w:num>
+  <w:num w:numId="3">
+    <w:abstractNumId w:val="4"/>
+  </w:num>
+  <w:num w:numId="4">
+    <w:abstractNumId w:val="1"/>
+  </w:num>
+  <w:num w:numId="5">
+    <w:abstractNumId w:val="5"/>
+  </w:num>
+  <w:num w:numId="6">
+    <w:abstractNumId w:val="0"/>
+  </w:num>
+</w:numbering>
 </file>
 
 <file path=word/styles.xml><?xml version="1.0" encoding="utf-8"?>
@@ -2503,6 +7000,29 @@
       <w:lang w:eastAsia="pt-BR"/>
     </w:rPr>
   </w:style>
+  <w:style w:type="paragraph" w:styleId="Ttulo2">
+    <w:name w:val="heading 2"/>
+    <w:basedOn w:val="Normal"/>
+    <w:next w:val="Normal"/>
+    <w:link w:val="Ttulo2Char"/>
+    <w:uiPriority w:val="9"/>
+    <w:semiHidden/>
+    <w:unhideWhenUsed/>
+    <w:qFormat/>
+    <w:rsid w:val="00F67776"/>
+    <w:pPr>
+      <w:keepNext/>
+      <w:keepLines/>
+      <w:spacing w:before="40" w:after="0"/>
+      <w:outlineLvl w:val="1"/>
+    </w:pPr>
+    <w:rPr>
+      <w:rFonts w:asciiTheme="majorHAnsi" w:eastAsiaTheme="majorEastAsia" w:hAnsiTheme="majorHAnsi" w:cstheme="majorBidi"/>
+      <w:color w:val="2E74B5" w:themeColor="accent1" w:themeShade="BF"/>
+      <w:sz w:val="26"/>
+      <w:szCs w:val="26"/>
+    </w:rPr>
+  </w:style>
   <w:style w:type="character" w:default="1" w:styleId="Fontepargpadro">
     <w:name w:val="Default Paragraph Font"/>
     <w:uiPriority w:val="1"/>
@@ -2693,6 +7213,31 @@
       <w:sz w:val="48"/>
       <w:szCs w:val="48"/>
       <w:lang w:eastAsia="pt-BR"/>
+    </w:rPr>
+  </w:style>
+  <w:style w:type="character" w:customStyle="1" w:styleId="Ttulo2Char">
+    <w:name w:val="Título 2 Char"/>
+    <w:basedOn w:val="Fontepargpadro"/>
+    <w:link w:val="Ttulo2"/>
+    <w:uiPriority w:val="9"/>
+    <w:semiHidden/>
+    <w:rsid w:val="00F67776"/>
+    <w:rPr>
+      <w:rFonts w:asciiTheme="majorHAnsi" w:eastAsiaTheme="majorEastAsia" w:hAnsiTheme="majorHAnsi" w:cstheme="majorBidi"/>
+      <w:color w:val="2E74B5" w:themeColor="accent1" w:themeShade="BF"/>
+      <w:sz w:val="26"/>
+      <w:szCs w:val="26"/>
+    </w:rPr>
+  </w:style>
+  <w:style w:type="character" w:styleId="nfase">
+    <w:name w:val="Emphasis"/>
+    <w:basedOn w:val="Fontepargpadro"/>
+    <w:uiPriority w:val="20"/>
+    <w:qFormat/>
+    <w:rsid w:val="00F67776"/>
+    <w:rPr>
+      <w:i/>
+      <w:iCs/>
     </w:rPr>
   </w:style>
 </w:styles>
@@ -2964,7 +7509,7 @@
 </file>
 
 <file path=customXml/itemProps1.xml><?xml version="1.0" encoding="utf-8"?>
-<ds:datastoreItem xmlns:ds="http://schemas.openxmlformats.org/officeDocument/2006/customXml" ds:itemID="{0C6B7E09-8F92-4C12-8855-D6CB14073446}">
+<ds:datastoreItem xmlns:ds="http://schemas.openxmlformats.org/officeDocument/2006/customXml" ds:itemID="{BCD9324D-B0DE-4CEF-93D2-C8959FDF50D7}">
   <ds:schemaRefs>
     <ds:schemaRef ds:uri="http://schemas.openxmlformats.org/officeDocument/2006/bibliography"/>
   </ds:schemaRefs>
